--- a/8.资源管理/1.流程制度规范类文件/080103-备品备件管理制度.docx
+++ b/8.资源管理/1.流程制度规范类文件/080103-备品备件管理制度.docx
@@ -1,18 +1,17 @@
 
 <file path=word/document.xml><?xml version="1.0" encoding="utf-8"?>
-<w:document xmlns:wpc="http://schemas.microsoft.com/office/word/2010/wordprocessingCanvas" xmlns:mc="http://schemas.openxmlformats.org/markup-compatibility/2006" xmlns:o="urn:schemas-microsoft-com:office:office" xmlns:r="http://schemas.openxmlformats.org/officeDocument/2006/relationships" xmlns:m="http://schemas.openxmlformats.org/officeDocument/2006/math" xmlns:v="urn:schemas-microsoft-com:vml" xmlns:wp14="http://schemas.microsoft.com/office/word/2010/wordprocessingDrawing" xmlns:wp="http://schemas.openxmlformats.org/drawingml/2006/wordprocessingDrawing" xmlns:w10="urn:schemas-microsoft-com:office:word" xmlns:w="http://schemas.openxmlformats.org/wordprocessingml/2006/main" xmlns:w14="http://schemas.microsoft.com/office/word/2010/wordml" xmlns:w15="http://schemas.microsoft.com/office/word/2012/wordml" xmlns:wne="http://schemas.microsoft.com/office/word/2006/wordml" xmlns:wpg="http://schemas.microsoft.com/office/word/2010/wordprocessingGroup" xmlns:wpi="http://schemas.microsoft.com/office/word/2010/wordprocessingInk" xmlns:wps="http://schemas.microsoft.com/office/word/2010/wordprocessingShape" mc:Ignorable="w14 w15 wp14">
-  <!-- Generated by Aspose.Words for .NET 13.3.0.1 -->
+<w:document xmlns:wpc="http://schemas.microsoft.com/office/word/2010/wordprocessingCanvas" xmlns:mc="http://schemas.openxmlformats.org/markup-compatibility/2006" xmlns:o="urn:schemas-microsoft-com:office:office" xmlns:r="http://schemas.openxmlformats.org/officeDocument/2006/relationships" xmlns:m="http://schemas.openxmlformats.org/officeDocument/2006/math" xmlns:v="urn:schemas-microsoft-com:vml" xmlns:wp14="http://schemas.microsoft.com/office/word/2010/wordprocessingDrawing" xmlns:wp="http://schemas.openxmlformats.org/drawingml/2006/wordprocessingDrawing" xmlns:w="http://schemas.openxmlformats.org/wordprocessingml/2006/main" xmlns:w14="http://schemas.microsoft.com/office/word/2010/wordml" xmlns:w10="urn:schemas-microsoft-com:office:word" xmlns:w15="http://schemas.microsoft.com/office/word/2012/wordml" xmlns:wpg="http://schemas.microsoft.com/office/word/2010/wordprocessingGroup" xmlns:wpi="http://schemas.microsoft.com/office/word/2010/wordprocessingInk" xmlns:wne="http://schemas.microsoft.com/office/word/2006/wordml" xmlns:wps="http://schemas.microsoft.com/office/word/2010/wordprocessingShape" xmlns:wpsCustomData="http://www.wps.cn/officeDocument/2013/wpsCustomData" mc:Ignorable="w14 w15 wp14">
   <w:body>
     <w:p>
       <w:pPr>
-        <w:pStyle w:val="a2"/>
+        <w:pStyle w:val="32"/>
         <w:bidi w:val="0"/>
       </w:pPr>
       <w:bookmarkStart w:id="0" w:name="_Toc28797"/>
     </w:p>
     <w:p>
       <w:pPr>
-        <w:pStyle w:val="a2"/>
+        <w:pStyle w:val="32"/>
         <w:bidi w:val="0"/>
       </w:pPr>
       <w:r>
@@ -22,7 +21,7 @@
     </w:p>
     <w:p>
       <w:pPr>
-        <w:pStyle w:val="a2"/>
+        <w:pStyle w:val="32"/>
         <w:bidi w:val="0"/>
       </w:pPr>
       <w:bookmarkStart w:id="1" w:name="_Toc19640"/>
@@ -36,14 +35,14 @@
         <w:spacing w:before="276"/>
         <w:ind w:left="3465"/>
         <w:rPr>
-          <w:rFonts w:ascii="宋体" w:eastAsia="宋体" w:hAnsi="宋体" w:cs="宋体"/>
+          <w:rFonts w:ascii="宋体" w:hAnsi="宋体" w:eastAsia="宋体" w:cs="宋体"/>
           <w:sz w:val="36"/>
           <w:szCs w:val="36"/>
         </w:rPr>
       </w:pPr>
       <w:r>
         <w:rPr>
-          <w:rFonts w:ascii="宋体" w:eastAsia="宋体" w:hAnsi="宋体" w:cs="宋体"/>
+          <w:rFonts w:ascii="宋体" w:hAnsi="宋体" w:eastAsia="宋体" w:cs="宋体"/>
           <w:spacing w:val="-3"/>
           <w:sz w:val="36"/>
           <w:szCs w:val="36"/>
@@ -54,15 +53,15 @@
     <w:p>
       <w:pPr>
         <w:rPr>
-          <w:rFonts w:ascii="宋体" w:eastAsia="宋体" w:hAnsi="宋体" w:cs="宋体"/>
+          <w:rFonts w:ascii="宋体" w:hAnsi="宋体" w:eastAsia="宋体" w:cs="宋体"/>
           <w:sz w:val="36"/>
           <w:szCs w:val="36"/>
         </w:rPr>
         <w:sectPr>
-          <w:footerReference w:type="default" r:id="rId4"/>
+          <w:footerReference r:id="rId5" w:type="default"/>
           <w:pgSz w:w="11906" w:h="16839"/>
           <w:pgMar w:top="1431" w:right="1785" w:bottom="1375" w:left="1785" w:header="0" w:footer="1211" w:gutter="0"/>
-          <w:cols w:num="1" w:space="720"/>
+          <w:cols w:space="720" w:num="1"/>
         </w:sectPr>
       </w:pPr>
     </w:p>
@@ -72,7 +71,7 @@
         <w:ind w:left="3620"/>
         <w:outlineLvl w:val="1"/>
         <w:rPr>
-          <w:rFonts w:ascii="宋体" w:eastAsia="宋体" w:hAnsi="宋体" w:cs="宋体"/>
+          <w:rFonts w:ascii="宋体" w:hAnsi="宋体" w:eastAsia="宋体" w:cs="宋体"/>
           <w:sz w:val="28"/>
           <w:szCs w:val="28"/>
         </w:rPr>
@@ -80,7 +79,7 @@
       <w:bookmarkStart w:id="2" w:name="_Toc3622"/>
       <w:r>
         <w:rPr>
-          <w:rFonts w:ascii="宋体" w:eastAsia="宋体" w:hAnsi="宋体" w:cs="宋体"/>
+          <w:rFonts w:ascii="宋体" w:hAnsi="宋体" w:eastAsia="宋体" w:cs="宋体"/>
           <w:spacing w:val="-3"/>
           <w:sz w:val="28"/>
           <w:szCs w:val="28"/>
@@ -91,16 +90,16 @@
     </w:p>
     <w:tbl>
       <w:tblPr>
-        <w:tblStyle w:val="TableNormal0"/>
+        <w:tblStyle w:val="24"/>
         <w:tblW w:w="9071" w:type="dxa"/>
         <w:tblInd w:w="127" w:type="dxa"/>
         <w:tblBorders>
-          <w:top w:val="single" w:sz="4" w:space="0" w:color="000000"/>
-          <w:left w:val="single" w:sz="4" w:space="0" w:color="000000"/>
-          <w:bottom w:val="single" w:sz="4" w:space="0" w:color="000000"/>
-          <w:right w:val="single" w:sz="4" w:space="0" w:color="000000"/>
-          <w:insideH w:val="single" w:sz="4" w:space="0" w:color="000000"/>
-          <w:insideV w:val="single" w:sz="4" w:space="0" w:color="000000"/>
+          <w:top w:val="single" w:color="000000" w:sz="4" w:space="0"/>
+          <w:left w:val="single" w:color="000000" w:sz="4" w:space="0"/>
+          <w:bottom w:val="single" w:color="000000" w:sz="4" w:space="0"/>
+          <w:right w:val="single" w:color="000000" w:sz="4" w:space="0"/>
+          <w:insideH w:val="single" w:color="000000" w:sz="4" w:space="0"/>
+          <w:insideV w:val="single" w:color="000000" w:sz="4" w:space="0"/>
         </w:tblBorders>
         <w:tblLayout w:type="fixed"/>
         <w:tblCellMar>
@@ -119,17 +118,14 @@
       </w:tblGrid>
       <w:tr>
         <w:tblPrEx>
-          <w:tblW w:w="9071" w:type="dxa"/>
-          <w:tblInd w:w="127" w:type="dxa"/>
           <w:tblBorders>
-            <w:top w:val="single" w:sz="4" w:space="0" w:color="000000"/>
-            <w:left w:val="single" w:sz="4" w:space="0" w:color="000000"/>
-            <w:bottom w:val="single" w:sz="4" w:space="0" w:color="000000"/>
-            <w:right w:val="single" w:sz="4" w:space="0" w:color="000000"/>
-            <w:insideH w:val="single" w:sz="4" w:space="0" w:color="000000"/>
-            <w:insideV w:val="single" w:sz="4" w:space="0" w:color="000000"/>
+            <w:top w:val="single" w:color="000000" w:sz="4" w:space="0"/>
+            <w:left w:val="single" w:color="000000" w:sz="4" w:space="0"/>
+            <w:bottom w:val="single" w:color="000000" w:sz="4" w:space="0"/>
+            <w:right w:val="single" w:color="000000" w:sz="4" w:space="0"/>
+            <w:insideH w:val="single" w:color="000000" w:sz="4" w:space="0"/>
+            <w:insideV w:val="single" w:color="000000" w:sz="4" w:space="0"/>
           </w:tblBorders>
-          <w:tblLayout w:type="fixed"/>
           <w:tblCellMar>
             <w:top w:w="0" w:type="dxa"/>
             <w:left w:w="0" w:type="dxa"/>
@@ -138,7 +134,7 @@
           </w:tblCellMar>
         </w:tblPrEx>
         <w:trPr>
-          <w:trHeight w:val="612"/>
+          <w:trHeight w:val="612" w:hRule="atLeast"/>
         </w:trPr>
         <w:tc>
           <w:tcPr>
@@ -149,14 +145,14 @@
               <w:spacing w:before="199" w:line="220" w:lineRule="auto"/>
               <w:ind w:left="296"/>
               <w:rPr>
-                <w:rFonts w:ascii="宋体" w:eastAsia="宋体" w:hAnsi="宋体" w:cs="宋体"/>
+                <w:rFonts w:ascii="宋体" w:hAnsi="宋体" w:eastAsia="宋体" w:cs="宋体"/>
                 <w:sz w:val="21"/>
                 <w:szCs w:val="21"/>
               </w:rPr>
             </w:pPr>
             <w:r>
               <w:rPr>
-                <w:rFonts w:ascii="宋体" w:eastAsia="宋体" w:hAnsi="宋体" w:cs="宋体"/>
+                <w:rFonts w:ascii="宋体" w:hAnsi="宋体" w:eastAsia="宋体" w:cs="宋体"/>
                 <w:spacing w:val="-2"/>
                 <w:sz w:val="21"/>
                 <w:szCs w:val="21"/>
@@ -175,14 +171,14 @@
               <w:spacing w:before="200" w:line="218" w:lineRule="auto"/>
               <w:ind w:left="1832"/>
               <w:rPr>
-                <w:rFonts w:ascii="宋体" w:eastAsia="宋体" w:hAnsi="宋体" w:cs="宋体"/>
+                <w:rFonts w:ascii="宋体" w:hAnsi="宋体" w:eastAsia="宋体" w:cs="宋体"/>
                 <w:sz w:val="21"/>
                 <w:szCs w:val="21"/>
               </w:rPr>
             </w:pPr>
             <w:r>
               <w:rPr>
-                <w:rFonts w:ascii="宋体" w:eastAsia="宋体" w:hAnsi="宋体" w:cs="宋体"/>
+                <w:rFonts w:ascii="宋体" w:hAnsi="宋体" w:eastAsia="宋体" w:cs="宋体"/>
                 <w:spacing w:val="-1"/>
                 <w:sz w:val="21"/>
                 <w:szCs w:val="21"/>
@@ -191,7 +187,7 @@
             </w:r>
             <w:r>
               <w:rPr>
-                <w:rFonts w:ascii="宋体" w:hAnsi="宋体" w:cs="宋体" w:hint="eastAsia"/>
+                <w:rFonts w:hint="eastAsia" w:ascii="宋体" w:hAnsi="宋体" w:cs="宋体"/>
                 <w:spacing w:val="-1"/>
                 <w:sz w:val="21"/>
                 <w:szCs w:val="21"/>
@@ -201,7 +197,7 @@
             </w:r>
             <w:r>
               <w:rPr>
-                <w:rFonts w:ascii="宋体" w:eastAsia="宋体" w:hAnsi="宋体" w:cs="宋体"/>
+                <w:rFonts w:ascii="宋体" w:hAnsi="宋体" w:eastAsia="宋体" w:cs="宋体"/>
                 <w:spacing w:val="-1"/>
                 <w:sz w:val="21"/>
                 <w:szCs w:val="21"/>
@@ -213,9 +209,14 @@
       </w:tr>
       <w:tr>
         <w:tblPrEx>
-          <w:tblW w:w="9071" w:type="dxa"/>
-          <w:tblInd w:w="127" w:type="dxa"/>
-          <w:tblLayout w:type="fixed"/>
+          <w:tblBorders>
+            <w:top w:val="single" w:color="000000" w:sz="4" w:space="0"/>
+            <w:left w:val="single" w:color="000000" w:sz="4" w:space="0"/>
+            <w:bottom w:val="single" w:color="000000" w:sz="4" w:space="0"/>
+            <w:right w:val="single" w:color="000000" w:sz="4" w:space="0"/>
+            <w:insideH w:val="single" w:color="000000" w:sz="4" w:space="0"/>
+            <w:insideV w:val="single" w:color="000000" w:sz="4" w:space="0"/>
+          </w:tblBorders>
           <w:tblCellMar>
             <w:top w:w="0" w:type="dxa"/>
             <w:left w:w="0" w:type="dxa"/>
@@ -224,7 +225,7 @@
           </w:tblCellMar>
         </w:tblPrEx>
         <w:trPr>
-          <w:trHeight w:val="607"/>
+          <w:trHeight w:val="607" w:hRule="atLeast"/>
         </w:trPr>
         <w:tc>
           <w:tcPr>
@@ -235,14 +236,14 @@
               <w:spacing w:before="195" w:line="220" w:lineRule="auto"/>
               <w:ind w:left="506"/>
               <w:rPr>
-                <w:rFonts w:ascii="宋体" w:eastAsia="宋体" w:hAnsi="宋体" w:cs="宋体"/>
+                <w:rFonts w:ascii="宋体" w:hAnsi="宋体" w:eastAsia="宋体" w:cs="宋体"/>
                 <w:sz w:val="21"/>
                 <w:szCs w:val="21"/>
               </w:rPr>
             </w:pPr>
             <w:r>
               <w:rPr>
-                <w:rFonts w:ascii="宋体" w:eastAsia="宋体" w:hAnsi="宋体" w:cs="宋体"/>
+                <w:rFonts w:ascii="宋体" w:hAnsi="宋体" w:eastAsia="宋体" w:cs="宋体"/>
                 <w:spacing w:val="-2"/>
                 <w:sz w:val="21"/>
                 <w:szCs w:val="21"/>
@@ -261,14 +262,14 @@
               <w:spacing w:before="196" w:line="219" w:lineRule="auto"/>
               <w:ind w:left="2144"/>
               <w:rPr>
-                <w:rFonts w:ascii="宋体" w:eastAsia="宋体" w:hAnsi="宋体" w:cs="宋体"/>
+                <w:rFonts w:ascii="宋体" w:hAnsi="宋体" w:eastAsia="宋体" w:cs="宋体"/>
                 <w:sz w:val="21"/>
                 <w:szCs w:val="21"/>
               </w:rPr>
             </w:pPr>
             <w:r>
               <w:rPr>
-                <w:rFonts w:ascii="宋体" w:eastAsia="宋体" w:hAnsi="宋体" w:cs="宋体"/>
+                <w:rFonts w:ascii="宋体" w:hAnsi="宋体" w:eastAsia="宋体" w:cs="宋体"/>
                 <w:spacing w:val="-1"/>
                 <w:sz w:val="21"/>
                 <w:szCs w:val="21"/>
@@ -280,9 +281,14 @@
       </w:tr>
       <w:tr>
         <w:tblPrEx>
-          <w:tblW w:w="9071" w:type="dxa"/>
-          <w:tblInd w:w="127" w:type="dxa"/>
-          <w:tblLayout w:type="fixed"/>
+          <w:tblBorders>
+            <w:top w:val="single" w:color="000000" w:sz="4" w:space="0"/>
+            <w:left w:val="single" w:color="000000" w:sz="4" w:space="0"/>
+            <w:bottom w:val="single" w:color="000000" w:sz="4" w:space="0"/>
+            <w:right w:val="single" w:color="000000" w:sz="4" w:space="0"/>
+            <w:insideH w:val="single" w:color="000000" w:sz="4" w:space="0"/>
+            <w:insideV w:val="single" w:color="000000" w:sz="4" w:space="0"/>
+          </w:tblBorders>
           <w:tblCellMar>
             <w:top w:w="0" w:type="dxa"/>
             <w:left w:w="0" w:type="dxa"/>
@@ -291,7 +297,7 @@
           </w:tblCellMar>
         </w:tblPrEx>
         <w:trPr>
-          <w:trHeight w:val="607"/>
+          <w:trHeight w:val="607" w:hRule="atLeast"/>
         </w:trPr>
         <w:tc>
           <w:tcPr>
@@ -302,14 +308,14 @@
               <w:spacing w:before="197" w:line="219" w:lineRule="auto"/>
               <w:ind w:left="506"/>
               <w:rPr>
-                <w:rFonts w:ascii="宋体" w:eastAsia="宋体" w:hAnsi="宋体" w:cs="宋体"/>
+                <w:rFonts w:ascii="宋体" w:hAnsi="宋体" w:eastAsia="宋体" w:cs="宋体"/>
                 <w:sz w:val="21"/>
                 <w:szCs w:val="21"/>
               </w:rPr>
             </w:pPr>
             <w:r>
               <w:rPr>
-                <w:rFonts w:ascii="宋体" w:eastAsia="宋体" w:hAnsi="宋体" w:cs="宋体"/>
+                <w:rFonts w:ascii="宋体" w:hAnsi="宋体" w:eastAsia="宋体" w:cs="宋体"/>
                 <w:spacing w:val="-2"/>
                 <w:sz w:val="21"/>
                 <w:szCs w:val="21"/>
@@ -327,14 +333,14 @@
               <w:spacing w:before="197" w:line="219" w:lineRule="auto"/>
               <w:ind w:left="288"/>
               <w:rPr>
-                <w:rFonts w:ascii="宋体" w:eastAsia="宋体" w:hAnsi="宋体" w:cs="宋体"/>
+                <w:rFonts w:ascii="宋体" w:hAnsi="宋体" w:eastAsia="宋体" w:cs="宋体"/>
                 <w:sz w:val="21"/>
                 <w:szCs w:val="21"/>
               </w:rPr>
             </w:pPr>
             <w:r>
               <w:rPr>
-                <w:rFonts w:ascii="宋体" w:eastAsia="宋体" w:hAnsi="宋体" w:cs="宋体"/>
+                <w:rFonts w:ascii="宋体" w:hAnsi="宋体" w:eastAsia="宋体" w:cs="宋体"/>
                 <w:spacing w:val="-2"/>
                 <w:sz w:val="21"/>
                 <w:szCs w:val="21"/>
@@ -352,14 +358,14 @@
               <w:spacing w:before="197" w:line="219" w:lineRule="auto"/>
               <w:ind w:left="735"/>
               <w:rPr>
-                <w:rFonts w:ascii="宋体" w:eastAsia="宋体" w:hAnsi="宋体" w:cs="宋体"/>
+                <w:rFonts w:ascii="宋体" w:hAnsi="宋体" w:eastAsia="宋体" w:cs="宋体"/>
                 <w:sz w:val="21"/>
                 <w:szCs w:val="21"/>
               </w:rPr>
             </w:pPr>
             <w:r>
               <w:rPr>
-                <w:rFonts w:ascii="宋体" w:eastAsia="宋体" w:hAnsi="宋体" w:cs="宋体"/>
+                <w:rFonts w:ascii="宋体" w:hAnsi="宋体" w:eastAsia="宋体" w:cs="宋体"/>
                 <w:spacing w:val="-2"/>
                 <w:sz w:val="21"/>
                 <w:szCs w:val="21"/>
@@ -377,14 +383,14 @@
               <w:spacing w:before="197" w:line="220" w:lineRule="auto"/>
               <w:ind w:left="575"/>
               <w:rPr>
-                <w:rFonts w:ascii="宋体" w:eastAsia="宋体" w:hAnsi="宋体" w:cs="宋体"/>
+                <w:rFonts w:ascii="宋体" w:hAnsi="宋体" w:eastAsia="宋体" w:cs="宋体"/>
                 <w:sz w:val="21"/>
                 <w:szCs w:val="21"/>
               </w:rPr>
             </w:pPr>
             <w:r>
               <w:rPr>
-                <w:rFonts w:ascii="宋体" w:eastAsia="宋体" w:hAnsi="宋体" w:cs="宋体"/>
+                <w:rFonts w:ascii="宋体" w:hAnsi="宋体" w:eastAsia="宋体" w:cs="宋体"/>
                 <w:spacing w:val="-3"/>
                 <w:sz w:val="21"/>
                 <w:szCs w:val="21"/>
@@ -402,14 +408,14 @@
               <w:spacing w:before="197" w:line="220" w:lineRule="auto"/>
               <w:ind w:left="782"/>
               <w:rPr>
-                <w:rFonts w:ascii="宋体" w:eastAsia="宋体" w:hAnsi="宋体" w:cs="宋体"/>
+                <w:rFonts w:ascii="宋体" w:hAnsi="宋体" w:eastAsia="宋体" w:cs="宋体"/>
                 <w:sz w:val="21"/>
                 <w:szCs w:val="21"/>
               </w:rPr>
             </w:pPr>
             <w:r>
               <w:rPr>
-                <w:rFonts w:ascii="宋体" w:eastAsia="宋体" w:hAnsi="宋体" w:cs="宋体"/>
+                <w:rFonts w:ascii="宋体" w:hAnsi="宋体" w:eastAsia="宋体" w:cs="宋体"/>
                 <w:spacing w:val="-5"/>
                 <w:sz w:val="21"/>
                 <w:szCs w:val="21"/>
@@ -421,9 +427,14 @@
       </w:tr>
       <w:tr>
         <w:tblPrEx>
-          <w:tblW w:w="9071" w:type="dxa"/>
-          <w:tblInd w:w="127" w:type="dxa"/>
-          <w:tblLayout w:type="fixed"/>
+          <w:tblBorders>
+            <w:top w:val="single" w:color="000000" w:sz="4" w:space="0"/>
+            <w:left w:val="single" w:color="000000" w:sz="4" w:space="0"/>
+            <w:bottom w:val="single" w:color="000000" w:sz="4" w:space="0"/>
+            <w:right w:val="single" w:color="000000" w:sz="4" w:space="0"/>
+            <w:insideH w:val="single" w:color="000000" w:sz="4" w:space="0"/>
+            <w:insideV w:val="single" w:color="000000" w:sz="4" w:space="0"/>
+          </w:tblBorders>
           <w:tblCellMar>
             <w:top w:w="0" w:type="dxa"/>
             <w:left w:w="0" w:type="dxa"/>
@@ -432,7 +443,7 @@
           </w:tblCellMar>
         </w:tblPrEx>
         <w:trPr>
-          <w:trHeight w:val="474"/>
+          <w:trHeight w:val="474" w:hRule="atLeast"/>
         </w:trPr>
         <w:tc>
           <w:tcPr>
@@ -443,14 +454,14 @@
               <w:spacing w:before="161" w:line="239" w:lineRule="auto"/>
               <w:ind w:left="709"/>
               <w:rPr>
-                <w:rFonts w:ascii="宋体" w:eastAsia="宋体" w:hAnsi="宋体" w:cs="宋体"/>
+                <w:rFonts w:ascii="宋体" w:hAnsi="宋体" w:eastAsia="宋体" w:cs="宋体"/>
                 <w:sz w:val="21"/>
                 <w:szCs w:val="21"/>
               </w:rPr>
             </w:pPr>
             <w:r>
               <w:rPr>
-                <w:rFonts w:ascii="宋体" w:eastAsia="宋体" w:hAnsi="宋体" w:cs="宋体"/>
+                <w:rFonts w:ascii="宋体" w:hAnsi="宋体" w:eastAsia="宋体" w:cs="宋体"/>
                 <w:spacing w:val="-1"/>
                 <w:sz w:val="21"/>
                 <w:szCs w:val="21"/>
@@ -468,14 +479,14 @@
               <w:spacing w:before="161"/>
               <w:ind w:left="290"/>
               <w:rPr>
-                <w:rFonts w:ascii="宋体" w:eastAsia="宋体" w:hAnsi="宋体" w:cs="宋体"/>
+                <w:rFonts w:ascii="宋体" w:hAnsi="宋体" w:eastAsia="宋体" w:cs="宋体"/>
                 <w:sz w:val="21"/>
                 <w:szCs w:val="21"/>
               </w:rPr>
             </w:pPr>
             <w:r>
               <w:rPr>
-                <w:rFonts w:ascii="宋体" w:eastAsia="宋体" w:hAnsi="宋体" w:cs="宋体"/>
+                <w:rFonts w:ascii="宋体" w:hAnsi="宋体" w:eastAsia="宋体" w:cs="宋体"/>
                 <w:spacing w:val="-2"/>
                 <w:sz w:val="21"/>
                 <w:szCs w:val="21"/>
@@ -493,14 +504,14 @@
               <w:spacing w:before="131" w:line="219" w:lineRule="auto"/>
               <w:ind w:left="738"/>
               <w:rPr>
-                <w:rFonts w:ascii="宋体" w:eastAsia="宋体" w:hAnsi="宋体" w:cs="宋体"/>
+                <w:rFonts w:ascii="宋体" w:hAnsi="宋体" w:eastAsia="宋体" w:cs="宋体"/>
                 <w:sz w:val="21"/>
                 <w:szCs w:val="21"/>
               </w:rPr>
             </w:pPr>
             <w:r>
               <w:rPr>
-                <w:rFonts w:ascii="宋体" w:eastAsia="宋体" w:hAnsi="宋体" w:cs="宋体"/>
+                <w:rFonts w:ascii="宋体" w:hAnsi="宋体" w:eastAsia="宋体" w:cs="宋体"/>
                 <w:spacing w:val="-3"/>
                 <w:sz w:val="21"/>
                 <w:szCs w:val="21"/>
@@ -518,7 +529,7 @@
               <w:spacing w:before="132" w:line="220" w:lineRule="auto"/>
               <w:ind w:left="480"/>
               <w:rPr>
-                <w:rFonts w:ascii="宋体" w:eastAsia="宋体" w:hAnsi="宋体" w:cs="宋体" w:hint="eastAsia"/>
+                <w:rFonts w:hint="eastAsia" w:ascii="宋体" w:hAnsi="宋体" w:eastAsia="宋体" w:cs="宋体"/>
                 <w:sz w:val="21"/>
                 <w:szCs w:val="21"/>
                 <w:lang w:eastAsia="zh-CN"/>
@@ -526,7 +537,7 @@
             </w:pPr>
             <w:r>
               <w:rPr>
-                <w:rFonts w:ascii="宋体" w:eastAsia="宋体" w:hAnsi="宋体" w:cs="宋体" w:hint="eastAsia"/>
+                <w:rFonts w:hint="eastAsia" w:ascii="宋体" w:hAnsi="宋体" w:eastAsia="宋体" w:cs="宋体"/>
                 <w:spacing w:val="-5"/>
                 <w:sz w:val="21"/>
                 <w:szCs w:val="21"/>
@@ -545,14 +556,14 @@
               <w:spacing w:before="131" w:line="220" w:lineRule="auto"/>
               <w:ind w:left="672"/>
               <w:rPr>
-                <w:rFonts w:ascii="宋体" w:eastAsia="宋体" w:hAnsi="宋体" w:cs="宋体"/>
+                <w:rFonts w:ascii="宋体" w:hAnsi="宋体" w:eastAsia="宋体" w:cs="宋体"/>
                 <w:sz w:val="21"/>
                 <w:szCs w:val="21"/>
               </w:rPr>
             </w:pPr>
             <w:r>
               <w:rPr>
-                <w:rFonts w:ascii="宋体" w:eastAsia="宋体" w:hAnsi="宋体" w:cs="宋体"/>
+                <w:rFonts w:ascii="宋体" w:hAnsi="宋体" w:eastAsia="宋体" w:cs="宋体"/>
                 <w:spacing w:val="-3"/>
                 <w:sz w:val="21"/>
                 <w:szCs w:val="21"/>
@@ -564,9 +575,14 @@
       </w:tr>
       <w:tr>
         <w:tblPrEx>
-          <w:tblW w:w="9071" w:type="dxa"/>
-          <w:tblInd w:w="127" w:type="dxa"/>
-          <w:tblLayout w:type="fixed"/>
+          <w:tblBorders>
+            <w:top w:val="single" w:color="000000" w:sz="4" w:space="0"/>
+            <w:left w:val="single" w:color="000000" w:sz="4" w:space="0"/>
+            <w:bottom w:val="single" w:color="000000" w:sz="4" w:space="0"/>
+            <w:right w:val="single" w:color="000000" w:sz="4" w:space="0"/>
+            <w:insideH w:val="single" w:color="000000" w:sz="4" w:space="0"/>
+            <w:insideV w:val="single" w:color="000000" w:sz="4" w:space="0"/>
+          </w:tblBorders>
           <w:tblCellMar>
             <w:top w:w="0" w:type="dxa"/>
             <w:left w:w="0" w:type="dxa"/>
@@ -575,7 +591,7 @@
           </w:tblCellMar>
         </w:tblPrEx>
         <w:trPr>
-          <w:trHeight w:val="474"/>
+          <w:trHeight w:val="474" w:hRule="atLeast"/>
         </w:trPr>
         <w:tc>
           <w:tcPr>
@@ -583,7 +599,7 @@
           </w:tcPr>
           <w:p>
             <w:pPr>
-              <w:pStyle w:val="TableText"/>
+              <w:pStyle w:val="25"/>
             </w:pPr>
           </w:p>
         </w:tc>
@@ -593,7 +609,7 @@
           </w:tcPr>
           <w:p>
             <w:pPr>
-              <w:pStyle w:val="TableText"/>
+              <w:pStyle w:val="25"/>
             </w:pPr>
           </w:p>
         </w:tc>
@@ -603,7 +619,7 @@
           </w:tcPr>
           <w:p>
             <w:pPr>
-              <w:pStyle w:val="TableText"/>
+              <w:pStyle w:val="25"/>
             </w:pPr>
           </w:p>
         </w:tc>
@@ -613,7 +629,7 @@
           </w:tcPr>
           <w:p>
             <w:pPr>
-              <w:pStyle w:val="TableText"/>
+              <w:pStyle w:val="25"/>
             </w:pPr>
           </w:p>
         </w:tc>
@@ -623,16 +639,21 @@
           </w:tcPr>
           <w:p>
             <w:pPr>
-              <w:pStyle w:val="TableText"/>
+              <w:pStyle w:val="25"/>
             </w:pPr>
           </w:p>
         </w:tc>
       </w:tr>
       <w:tr>
         <w:tblPrEx>
-          <w:tblW w:w="9071" w:type="dxa"/>
-          <w:tblInd w:w="127" w:type="dxa"/>
-          <w:tblLayout w:type="fixed"/>
+          <w:tblBorders>
+            <w:top w:val="single" w:color="000000" w:sz="4" w:space="0"/>
+            <w:left w:val="single" w:color="000000" w:sz="4" w:space="0"/>
+            <w:bottom w:val="single" w:color="000000" w:sz="4" w:space="0"/>
+            <w:right w:val="single" w:color="000000" w:sz="4" w:space="0"/>
+            <w:insideH w:val="single" w:color="000000" w:sz="4" w:space="0"/>
+            <w:insideV w:val="single" w:color="000000" w:sz="4" w:space="0"/>
+          </w:tblBorders>
           <w:tblCellMar>
             <w:top w:w="0" w:type="dxa"/>
             <w:left w:w="0" w:type="dxa"/>
@@ -641,7 +662,7 @@
           </w:tblCellMar>
         </w:tblPrEx>
         <w:trPr>
-          <w:trHeight w:val="474"/>
+          <w:trHeight w:val="474" w:hRule="atLeast"/>
         </w:trPr>
         <w:tc>
           <w:tcPr>
@@ -649,7 +670,7 @@
           </w:tcPr>
           <w:p>
             <w:pPr>
-              <w:pStyle w:val="TableText"/>
+              <w:pStyle w:val="25"/>
             </w:pPr>
           </w:p>
         </w:tc>
@@ -659,7 +680,7 @@
           </w:tcPr>
           <w:p>
             <w:pPr>
-              <w:pStyle w:val="TableText"/>
+              <w:pStyle w:val="25"/>
             </w:pPr>
           </w:p>
         </w:tc>
@@ -669,7 +690,7 @@
           </w:tcPr>
           <w:p>
             <w:pPr>
-              <w:pStyle w:val="TableText"/>
+              <w:pStyle w:val="25"/>
             </w:pPr>
           </w:p>
         </w:tc>
@@ -679,7 +700,7 @@
           </w:tcPr>
           <w:p>
             <w:pPr>
-              <w:pStyle w:val="TableText"/>
+              <w:pStyle w:val="25"/>
             </w:pPr>
           </w:p>
         </w:tc>
@@ -689,16 +710,86 @@
           </w:tcPr>
           <w:p>
             <w:pPr>
-              <w:pStyle w:val="TableText"/>
+              <w:pStyle w:val="25"/>
             </w:pPr>
           </w:p>
         </w:tc>
       </w:tr>
       <w:tr>
         <w:tblPrEx>
-          <w:tblW w:w="9071" w:type="dxa"/>
-          <w:tblInd w:w="127" w:type="dxa"/>
-          <w:tblLayout w:type="fixed"/>
+          <w:tblBorders>
+            <w:top w:val="single" w:color="000000" w:sz="4" w:space="0"/>
+            <w:left w:val="single" w:color="000000" w:sz="4" w:space="0"/>
+            <w:bottom w:val="single" w:color="000000" w:sz="4" w:space="0"/>
+            <w:right w:val="single" w:color="000000" w:sz="4" w:space="0"/>
+            <w:insideH w:val="single" w:color="000000" w:sz="4" w:space="0"/>
+            <w:insideV w:val="single" w:color="000000" w:sz="4" w:space="0"/>
+          </w:tblBorders>
+        </w:tblPrEx>
+        <w:trPr>
+          <w:trHeight w:val="474" w:hRule="atLeast"/>
+        </w:trPr>
+        <w:tc>
+          <w:tcPr>
+            <w:tcW w:w="1846" w:type="dxa"/>
+          </w:tcPr>
+          <w:p>
+            <w:pPr>
+              <w:pStyle w:val="25"/>
+            </w:pPr>
+          </w:p>
+        </w:tc>
+        <w:tc>
+          <w:tcPr>
+            <w:tcW w:w="1413" w:type="dxa"/>
+          </w:tcPr>
+          <w:p>
+            <w:pPr>
+              <w:pStyle w:val="25"/>
+            </w:pPr>
+          </w:p>
+        </w:tc>
+        <w:tc>
+          <w:tcPr>
+            <w:tcW w:w="2302" w:type="dxa"/>
+          </w:tcPr>
+          <w:p>
+            <w:pPr>
+              <w:pStyle w:val="25"/>
+            </w:pPr>
+          </w:p>
+        </w:tc>
+        <w:tc>
+          <w:tcPr>
+            <w:tcW w:w="1557" w:type="dxa"/>
+          </w:tcPr>
+          <w:p>
+            <w:pPr>
+              <w:pStyle w:val="25"/>
+            </w:pPr>
+          </w:p>
+        </w:tc>
+        <w:tc>
+          <w:tcPr>
+            <w:tcW w:w="1953" w:type="dxa"/>
+          </w:tcPr>
+          <w:p>
+            <w:pPr>
+              <w:pStyle w:val="25"/>
+            </w:pPr>
+          </w:p>
+        </w:tc>
+      </w:tr>
+      <w:tr>
+        <w:tblPrEx>
+          <w:tblBorders>
+            <w:top w:val="single" w:color="000000" w:sz="4" w:space="0"/>
+            <w:left w:val="single" w:color="000000" w:sz="4" w:space="0"/>
+            <w:bottom w:val="single" w:color="000000" w:sz="4" w:space="0"/>
+            <w:right w:val="single" w:color="000000" w:sz="4" w:space="0"/>
+            <w:insideH w:val="single" w:color="000000" w:sz="4" w:space="0"/>
+            <w:insideV w:val="single" w:color="000000" w:sz="4" w:space="0"/>
+          </w:tblBorders>
           <w:tblCellMar>
             <w:top w:w="0" w:type="dxa"/>
             <w:left w:w="0" w:type="dxa"/>
@@ -707,7 +798,7 @@
           </w:tblCellMar>
         </w:tblPrEx>
         <w:trPr>
-          <w:trHeight w:val="474"/>
+          <w:trHeight w:val="474" w:hRule="atLeast"/>
         </w:trPr>
         <w:tc>
           <w:tcPr>
@@ -715,7 +806,7 @@
           </w:tcPr>
           <w:p>
             <w:pPr>
-              <w:pStyle w:val="TableText"/>
+              <w:pStyle w:val="25"/>
             </w:pPr>
           </w:p>
         </w:tc>
@@ -725,7 +816,7 @@
           </w:tcPr>
           <w:p>
             <w:pPr>
-              <w:pStyle w:val="TableText"/>
+              <w:pStyle w:val="25"/>
             </w:pPr>
           </w:p>
         </w:tc>
@@ -735,7 +826,7 @@
           </w:tcPr>
           <w:p>
             <w:pPr>
-              <w:pStyle w:val="TableText"/>
+              <w:pStyle w:val="25"/>
             </w:pPr>
           </w:p>
         </w:tc>
@@ -745,7 +836,7 @@
           </w:tcPr>
           <w:p>
             <w:pPr>
-              <w:pStyle w:val="TableText"/>
+              <w:pStyle w:val="25"/>
             </w:pPr>
           </w:p>
         </w:tc>
@@ -755,16 +846,21 @@
           </w:tcPr>
           <w:p>
             <w:pPr>
-              <w:pStyle w:val="TableText"/>
+              <w:pStyle w:val="25"/>
             </w:pPr>
           </w:p>
         </w:tc>
       </w:tr>
       <w:tr>
         <w:tblPrEx>
-          <w:tblW w:w="9071" w:type="dxa"/>
-          <w:tblInd w:w="127" w:type="dxa"/>
-          <w:tblLayout w:type="fixed"/>
+          <w:tblBorders>
+            <w:top w:val="single" w:color="000000" w:sz="4" w:space="0"/>
+            <w:left w:val="single" w:color="000000" w:sz="4" w:space="0"/>
+            <w:bottom w:val="single" w:color="000000" w:sz="4" w:space="0"/>
+            <w:right w:val="single" w:color="000000" w:sz="4" w:space="0"/>
+            <w:insideH w:val="single" w:color="000000" w:sz="4" w:space="0"/>
+            <w:insideV w:val="single" w:color="000000" w:sz="4" w:space="0"/>
+          </w:tblBorders>
           <w:tblCellMar>
             <w:top w:w="0" w:type="dxa"/>
             <w:left w:w="0" w:type="dxa"/>
@@ -773,7 +869,7 @@
           </w:tblCellMar>
         </w:tblPrEx>
         <w:trPr>
-          <w:trHeight w:val="474"/>
+          <w:trHeight w:val="475" w:hRule="atLeast"/>
         </w:trPr>
         <w:tc>
           <w:tcPr>
@@ -781,7 +877,7 @@
           </w:tcPr>
           <w:p>
             <w:pPr>
-              <w:pStyle w:val="TableText"/>
+              <w:pStyle w:val="25"/>
             </w:pPr>
           </w:p>
         </w:tc>
@@ -791,7 +887,7 @@
           </w:tcPr>
           <w:p>
             <w:pPr>
-              <w:pStyle w:val="TableText"/>
+              <w:pStyle w:val="25"/>
             </w:pPr>
           </w:p>
         </w:tc>
@@ -801,7 +897,7 @@
           </w:tcPr>
           <w:p>
             <w:pPr>
-              <w:pStyle w:val="TableText"/>
+              <w:pStyle w:val="25"/>
             </w:pPr>
           </w:p>
         </w:tc>
@@ -811,7 +907,7 @@
           </w:tcPr>
           <w:p>
             <w:pPr>
-              <w:pStyle w:val="TableText"/>
+              <w:pStyle w:val="25"/>
             </w:pPr>
           </w:p>
         </w:tc>
@@ -821,16 +917,86 @@
           </w:tcPr>
           <w:p>
             <w:pPr>
-              <w:pStyle w:val="TableText"/>
+              <w:pStyle w:val="25"/>
             </w:pPr>
           </w:p>
         </w:tc>
       </w:tr>
       <w:tr>
         <w:tblPrEx>
-          <w:tblW w:w="9071" w:type="dxa"/>
-          <w:tblInd w:w="127" w:type="dxa"/>
-          <w:tblLayout w:type="fixed"/>
+          <w:tblBorders>
+            <w:top w:val="single" w:color="000000" w:sz="4" w:space="0"/>
+            <w:left w:val="single" w:color="000000" w:sz="4" w:space="0"/>
+            <w:bottom w:val="single" w:color="000000" w:sz="4" w:space="0"/>
+            <w:right w:val="single" w:color="000000" w:sz="4" w:space="0"/>
+            <w:insideH w:val="single" w:color="000000" w:sz="4" w:space="0"/>
+            <w:insideV w:val="single" w:color="000000" w:sz="4" w:space="0"/>
+          </w:tblBorders>
+        </w:tblPrEx>
+        <w:trPr>
+          <w:trHeight w:val="528" w:hRule="atLeast"/>
+        </w:trPr>
+        <w:tc>
+          <w:tcPr>
+            <w:tcW w:w="1846" w:type="dxa"/>
+          </w:tcPr>
+          <w:p>
+            <w:pPr>
+              <w:pStyle w:val="25"/>
+            </w:pPr>
+          </w:p>
+        </w:tc>
+        <w:tc>
+          <w:tcPr>
+            <w:tcW w:w="1413" w:type="dxa"/>
+          </w:tcPr>
+          <w:p>
+            <w:pPr>
+              <w:pStyle w:val="25"/>
+            </w:pPr>
+          </w:p>
+        </w:tc>
+        <w:tc>
+          <w:tcPr>
+            <w:tcW w:w="2302" w:type="dxa"/>
+          </w:tcPr>
+          <w:p>
+            <w:pPr>
+              <w:pStyle w:val="25"/>
+            </w:pPr>
+          </w:p>
+        </w:tc>
+        <w:tc>
+          <w:tcPr>
+            <w:tcW w:w="1557" w:type="dxa"/>
+          </w:tcPr>
+          <w:p>
+            <w:pPr>
+              <w:pStyle w:val="25"/>
+            </w:pPr>
+          </w:p>
+        </w:tc>
+        <w:tc>
+          <w:tcPr>
+            <w:tcW w:w="1953" w:type="dxa"/>
+          </w:tcPr>
+          <w:p>
+            <w:pPr>
+              <w:pStyle w:val="25"/>
+            </w:pPr>
+          </w:p>
+        </w:tc>
+      </w:tr>
+      <w:tr>
+        <w:tblPrEx>
+          <w:tblBorders>
+            <w:top w:val="single" w:color="000000" w:sz="4" w:space="0"/>
+            <w:left w:val="single" w:color="000000" w:sz="4" w:space="0"/>
+            <w:bottom w:val="single" w:color="000000" w:sz="4" w:space="0"/>
+            <w:right w:val="single" w:color="000000" w:sz="4" w:space="0"/>
+            <w:insideH w:val="single" w:color="000000" w:sz="4" w:space="0"/>
+            <w:insideV w:val="single" w:color="000000" w:sz="4" w:space="0"/>
+          </w:tblBorders>
           <w:tblCellMar>
             <w:top w:w="0" w:type="dxa"/>
             <w:left w:w="0" w:type="dxa"/>
@@ -839,7 +1005,7 @@
           </w:tblCellMar>
         </w:tblPrEx>
         <w:trPr>
-          <w:trHeight w:val="475"/>
+          <w:trHeight w:val="589" w:hRule="atLeast"/>
         </w:trPr>
         <w:tc>
           <w:tcPr>
@@ -847,7 +1013,7 @@
           </w:tcPr>
           <w:p>
             <w:pPr>
-              <w:pStyle w:val="TableText"/>
+              <w:pStyle w:val="25"/>
             </w:pPr>
           </w:p>
         </w:tc>
@@ -857,7 +1023,7 @@
           </w:tcPr>
           <w:p>
             <w:pPr>
-              <w:pStyle w:val="TableText"/>
+              <w:pStyle w:val="25"/>
             </w:pPr>
           </w:p>
         </w:tc>
@@ -867,7 +1033,7 @@
           </w:tcPr>
           <w:p>
             <w:pPr>
-              <w:pStyle w:val="TableText"/>
+              <w:pStyle w:val="25"/>
             </w:pPr>
           </w:p>
         </w:tc>
@@ -877,7 +1043,7 @@
           </w:tcPr>
           <w:p>
             <w:pPr>
-              <w:pStyle w:val="TableText"/>
+              <w:pStyle w:val="25"/>
             </w:pPr>
           </w:p>
         </w:tc>
@@ -887,139 +1053,7 @@
           </w:tcPr>
           <w:p>
             <w:pPr>
-              <w:pStyle w:val="TableText"/>
-            </w:pPr>
-          </w:p>
-        </w:tc>
-      </w:tr>
-      <w:tr>
-        <w:tblPrEx>
-          <w:tblW w:w="9071" w:type="dxa"/>
-          <w:tblInd w:w="127" w:type="dxa"/>
-          <w:tblLayout w:type="fixed"/>
-          <w:tblCellMar>
-            <w:top w:w="0" w:type="dxa"/>
-            <w:left w:w="0" w:type="dxa"/>
-            <w:bottom w:w="0" w:type="dxa"/>
-            <w:right w:w="0" w:type="dxa"/>
-          </w:tblCellMar>
-        </w:tblPrEx>
-        <w:trPr>
-          <w:trHeight w:val="528"/>
-        </w:trPr>
-        <w:tc>
-          <w:tcPr>
-            <w:tcW w:w="1846" w:type="dxa"/>
-          </w:tcPr>
-          <w:p>
-            <w:pPr>
-              <w:pStyle w:val="TableText"/>
-            </w:pPr>
-          </w:p>
-        </w:tc>
-        <w:tc>
-          <w:tcPr>
-            <w:tcW w:w="1413" w:type="dxa"/>
-          </w:tcPr>
-          <w:p>
-            <w:pPr>
-              <w:pStyle w:val="TableText"/>
-            </w:pPr>
-          </w:p>
-        </w:tc>
-        <w:tc>
-          <w:tcPr>
-            <w:tcW w:w="2302" w:type="dxa"/>
-          </w:tcPr>
-          <w:p>
-            <w:pPr>
-              <w:pStyle w:val="TableText"/>
-            </w:pPr>
-          </w:p>
-        </w:tc>
-        <w:tc>
-          <w:tcPr>
-            <w:tcW w:w="1557" w:type="dxa"/>
-          </w:tcPr>
-          <w:p>
-            <w:pPr>
-              <w:pStyle w:val="TableText"/>
-            </w:pPr>
-          </w:p>
-        </w:tc>
-        <w:tc>
-          <w:tcPr>
-            <w:tcW w:w="1953" w:type="dxa"/>
-          </w:tcPr>
-          <w:p>
-            <w:pPr>
-              <w:pStyle w:val="TableText"/>
-            </w:pPr>
-          </w:p>
-        </w:tc>
-      </w:tr>
-      <w:tr>
-        <w:tblPrEx>
-          <w:tblW w:w="9071" w:type="dxa"/>
-          <w:tblInd w:w="127" w:type="dxa"/>
-          <w:tblLayout w:type="fixed"/>
-          <w:tblCellMar>
-            <w:top w:w="0" w:type="dxa"/>
-            <w:left w:w="0" w:type="dxa"/>
-            <w:bottom w:w="0" w:type="dxa"/>
-            <w:right w:w="0" w:type="dxa"/>
-          </w:tblCellMar>
-        </w:tblPrEx>
-        <w:trPr>
-          <w:trHeight w:val="589"/>
-        </w:trPr>
-        <w:tc>
-          <w:tcPr>
-            <w:tcW w:w="1846" w:type="dxa"/>
-          </w:tcPr>
-          <w:p>
-            <w:pPr>
-              <w:pStyle w:val="TableText"/>
-            </w:pPr>
-          </w:p>
-        </w:tc>
-        <w:tc>
-          <w:tcPr>
-            <w:tcW w:w="1413" w:type="dxa"/>
-          </w:tcPr>
-          <w:p>
-            <w:pPr>
-              <w:pStyle w:val="TableText"/>
-            </w:pPr>
-          </w:p>
-        </w:tc>
-        <w:tc>
-          <w:tcPr>
-            <w:tcW w:w="2302" w:type="dxa"/>
-          </w:tcPr>
-          <w:p>
-            <w:pPr>
-              <w:pStyle w:val="TableText"/>
-            </w:pPr>
-          </w:p>
-        </w:tc>
-        <w:tc>
-          <w:tcPr>
-            <w:tcW w:w="1557" w:type="dxa"/>
-          </w:tcPr>
-          <w:p>
-            <w:pPr>
-              <w:pStyle w:val="TableText"/>
-            </w:pPr>
-          </w:p>
-        </w:tc>
-        <w:tc>
-          <w:tcPr>
-            <w:tcW w:w="1953" w:type="dxa"/>
-          </w:tcPr>
-          <w:p>
-            <w:pPr>
-              <w:pStyle w:val="TableText"/>
+              <w:pStyle w:val="25"/>
             </w:pPr>
           </w:p>
         </w:tc>
@@ -1028,23 +1062,23 @@
     <w:p>
       <w:pPr>
         <w:sectPr>
-          <w:footerReference w:type="default" r:id="rId5"/>
+          <w:footerReference r:id="rId6" w:type="default"/>
           <w:pgSz w:w="11906" w:h="16839"/>
           <w:pgMar w:top="1431" w:right="915" w:bottom="1374" w:left="1785" w:header="0" w:footer="1211" w:gutter="0"/>
-          <w:cols w:num="1" w:space="720"/>
+          <w:cols w:space="720" w:num="1"/>
         </w:sectPr>
       </w:pPr>
     </w:p>
     <w:p>
       <w:pPr>
-        <w:pStyle w:val="BodyText"/>
+        <w:pStyle w:val="12"/>
         <w:spacing w:line="244" w:lineRule="auto"/>
       </w:pPr>
     </w:p>
     <w:sdt>
       <w:sdtPr>
         <w:rPr>
-          <w:rFonts w:ascii="宋体" w:eastAsia="宋体" w:hAnsi="宋体" w:cs="Arial"/>
+          <w:rFonts w:ascii="宋体" w:hAnsi="宋体" w:eastAsia="宋体" w:cs="Arial"/>
           <w:snapToGrid w:val="0"/>
           <w:color w:val="000000"/>
           <w:kern w:val="0"/>
@@ -1060,7 +1094,7 @@
       </w:sdtPr>
       <w:sdtEndPr>
         <w:rPr>
-          <w:rFonts w:ascii="Microsoft JhengHei" w:eastAsia="Microsoft JhengHei" w:hAnsi="Microsoft JhengHei" w:cs="Microsoft JhengHei" w:hint="eastAsia"/>
+          <w:rFonts w:hint="eastAsia" w:ascii="Microsoft JhengHei" w:hAnsi="Microsoft JhengHei" w:eastAsia="Microsoft JhengHei" w:cs="Microsoft JhengHei"/>
           <w:snapToGrid w:val="0"/>
           <w:color w:val="000000"/>
           <w:kern w:val="0"/>
@@ -1073,12 +1107,12 @@
         <w:p>
           <w:pPr>
             <w:spacing w:before="0" w:beforeLines="0" w:after="0" w:afterLines="0" w:line="240" w:lineRule="auto"/>
-            <w:ind w:left="0" w:right="0" w:firstLine="0" w:leftChars="0" w:rightChars="0" w:firstLineChars="0"/>
+            <w:ind w:left="0" w:leftChars="0" w:right="0" w:rightChars="0" w:firstLine="0" w:firstLineChars="0"/>
             <w:jc w:val="center"/>
           </w:pPr>
           <w:r>
             <w:rPr>
-              <w:rFonts w:ascii="宋体" w:eastAsia="宋体" w:hAnsi="宋体"/>
+              <w:rFonts w:ascii="宋体" w:hAnsi="宋体" w:eastAsia="宋体"/>
               <w:sz w:val="21"/>
             </w:rPr>
             <w:t>目录</w:t>
@@ -1086,14 +1120,14 @@
         </w:p>
         <w:p>
           <w:pPr>
-            <w:pStyle w:val="TOC1"/>
+            <w:pStyle w:val="16"/>
             <w:tabs>
               <w:tab w:val="right" w:leader="dot" w:pos="8336"/>
             </w:tabs>
           </w:pPr>
           <w:r>
             <w:rPr>
-              <w:rFonts w:ascii="Microsoft JhengHei" w:eastAsia="Microsoft JhengHei" w:hAnsi="Microsoft JhengHei" w:cs="Microsoft JhengHei" w:hint="eastAsia"/>
+              <w:rFonts w:hint="eastAsia" w:ascii="Microsoft JhengHei" w:hAnsi="Microsoft JhengHei" w:eastAsia="Microsoft JhengHei" w:cs="Microsoft JhengHei"/>
               <w:sz w:val="24"/>
               <w:szCs w:val="24"/>
             </w:rPr>
@@ -1101,7 +1135,7 @@
           </w:r>
           <w:r>
             <w:rPr>
-              <w:rFonts w:ascii="Microsoft JhengHei" w:eastAsia="Microsoft JhengHei" w:hAnsi="Microsoft JhengHei" w:cs="Microsoft JhengHei" w:hint="eastAsia"/>
+              <w:rFonts w:hint="eastAsia" w:ascii="Microsoft JhengHei" w:hAnsi="Microsoft JhengHei" w:eastAsia="Microsoft JhengHei" w:cs="Microsoft JhengHei"/>
               <w:sz w:val="24"/>
               <w:szCs w:val="24"/>
             </w:rPr>
@@ -1109,7 +1143,7 @@
           </w:r>
           <w:r>
             <w:rPr>
-              <w:rFonts w:ascii="Microsoft JhengHei" w:eastAsia="Microsoft JhengHei" w:hAnsi="Microsoft JhengHei" w:cs="Microsoft JhengHei" w:hint="eastAsia"/>
+              <w:rFonts w:hint="eastAsia" w:ascii="Microsoft JhengHei" w:hAnsi="Microsoft JhengHei" w:eastAsia="Microsoft JhengHei" w:cs="Microsoft JhengHei"/>
               <w:sz w:val="24"/>
               <w:szCs w:val="24"/>
             </w:rPr>
@@ -1117,21 +1151,21 @@
           </w:r>
           <w:r>
             <w:rPr>
-              <w:rFonts w:ascii="Microsoft JhengHei" w:eastAsia="Microsoft JhengHei" w:hAnsi="Microsoft JhengHei" w:cs="Microsoft JhengHei" w:hint="eastAsia"/>
+              <w:rFonts w:hint="eastAsia" w:ascii="Microsoft JhengHei" w:hAnsi="Microsoft JhengHei" w:eastAsia="Microsoft JhengHei" w:cs="Microsoft JhengHei"/>
               <w:szCs w:val="24"/>
             </w:rPr>
             <w:fldChar w:fldCharType="begin"/>
           </w:r>
           <w:r>
             <w:rPr>
-              <w:rFonts w:ascii="Microsoft JhengHei" w:eastAsia="Microsoft JhengHei" w:hAnsi="Microsoft JhengHei" w:cs="Microsoft JhengHei" w:hint="eastAsia"/>
+              <w:rFonts w:hint="eastAsia" w:ascii="Microsoft JhengHei" w:hAnsi="Microsoft JhengHei" w:eastAsia="Microsoft JhengHei" w:cs="Microsoft JhengHei"/>
               <w:szCs w:val="24"/>
             </w:rPr>
             <w:instrText xml:space="preserve"> HYPERLINK \l _Toc28797 </w:instrText>
           </w:r>
           <w:r>
             <w:rPr>
-              <w:rFonts w:ascii="Microsoft JhengHei" w:eastAsia="Microsoft JhengHei" w:hAnsi="Microsoft JhengHei" w:cs="Microsoft JhengHei" w:hint="eastAsia"/>
+              <w:rFonts w:hint="eastAsia" w:ascii="Microsoft JhengHei" w:hAnsi="Microsoft JhengHei" w:eastAsia="Microsoft JhengHei" w:cs="Microsoft JhengHei"/>
               <w:szCs w:val="24"/>
             </w:rPr>
             <w:fldChar w:fldCharType="separate"/>
@@ -1159,7 +1193,7 @@
           </w:r>
           <w:r>
             <w:rPr>
-              <w:rFonts w:ascii="Microsoft JhengHei" w:eastAsia="Microsoft JhengHei" w:hAnsi="Microsoft JhengHei" w:cs="Microsoft JhengHei" w:hint="eastAsia"/>
+              <w:rFonts w:hint="eastAsia" w:ascii="Microsoft JhengHei" w:hAnsi="Microsoft JhengHei" w:eastAsia="Microsoft JhengHei" w:cs="Microsoft JhengHei"/>
               <w:szCs w:val="24"/>
             </w:rPr>
             <w:fldChar w:fldCharType="end"/>
@@ -1167,28 +1201,28 @@
         </w:p>
         <w:p>
           <w:pPr>
-            <w:pStyle w:val="TOC1"/>
+            <w:pStyle w:val="16"/>
             <w:tabs>
               <w:tab w:val="right" w:leader="dot" w:pos="8336"/>
             </w:tabs>
           </w:pPr>
           <w:r>
             <w:rPr>
-              <w:rFonts w:ascii="Microsoft JhengHei" w:eastAsia="Microsoft JhengHei" w:hAnsi="Microsoft JhengHei" w:cs="Microsoft JhengHei" w:hint="eastAsia"/>
+              <w:rFonts w:hint="eastAsia" w:ascii="Microsoft JhengHei" w:hAnsi="Microsoft JhengHei" w:eastAsia="Microsoft JhengHei" w:cs="Microsoft JhengHei"/>
               <w:szCs w:val="24"/>
             </w:rPr>
             <w:fldChar w:fldCharType="begin"/>
           </w:r>
           <w:r>
             <w:rPr>
-              <w:rFonts w:ascii="Microsoft JhengHei" w:eastAsia="Microsoft JhengHei" w:hAnsi="Microsoft JhengHei" w:cs="Microsoft JhengHei" w:hint="eastAsia"/>
+              <w:rFonts w:hint="eastAsia" w:ascii="Microsoft JhengHei" w:hAnsi="Microsoft JhengHei" w:eastAsia="Microsoft JhengHei" w:cs="Microsoft JhengHei"/>
               <w:szCs w:val="24"/>
             </w:rPr>
             <w:instrText xml:space="preserve"> HYPERLINK \l _Toc19640 </w:instrText>
           </w:r>
           <w:r>
             <w:rPr>
-              <w:rFonts w:ascii="Microsoft JhengHei" w:eastAsia="Microsoft JhengHei" w:hAnsi="Microsoft JhengHei" w:cs="Microsoft JhengHei" w:hint="eastAsia"/>
+              <w:rFonts w:hint="eastAsia" w:ascii="Microsoft JhengHei" w:hAnsi="Microsoft JhengHei" w:eastAsia="Microsoft JhengHei" w:cs="Microsoft JhengHei"/>
               <w:szCs w:val="24"/>
             </w:rPr>
             <w:fldChar w:fldCharType="separate"/>
@@ -1216,7 +1250,7 @@
           </w:r>
           <w:r>
             <w:rPr>
-              <w:rFonts w:ascii="Microsoft JhengHei" w:eastAsia="Microsoft JhengHei" w:hAnsi="Microsoft JhengHei" w:cs="Microsoft JhengHei" w:hint="eastAsia"/>
+              <w:rFonts w:hint="eastAsia" w:ascii="Microsoft JhengHei" w:hAnsi="Microsoft JhengHei" w:eastAsia="Microsoft JhengHei" w:cs="Microsoft JhengHei"/>
               <w:szCs w:val="24"/>
             </w:rPr>
             <w:fldChar w:fldCharType="end"/>
@@ -1224,35 +1258,35 @@
         </w:p>
         <w:p>
           <w:pPr>
-            <w:pStyle w:val="TOC2"/>
+            <w:pStyle w:val="17"/>
             <w:tabs>
               <w:tab w:val="right" w:leader="dot" w:pos="8336"/>
             </w:tabs>
           </w:pPr>
           <w:r>
             <w:rPr>
-              <w:rFonts w:ascii="Microsoft JhengHei" w:eastAsia="Microsoft JhengHei" w:hAnsi="Microsoft JhengHei" w:cs="Microsoft JhengHei" w:hint="eastAsia"/>
+              <w:rFonts w:hint="eastAsia" w:ascii="Microsoft JhengHei" w:hAnsi="Microsoft JhengHei" w:eastAsia="Microsoft JhengHei" w:cs="Microsoft JhengHei"/>
               <w:szCs w:val="24"/>
             </w:rPr>
             <w:fldChar w:fldCharType="begin"/>
           </w:r>
           <w:r>
             <w:rPr>
-              <w:rFonts w:ascii="Microsoft JhengHei" w:eastAsia="Microsoft JhengHei" w:hAnsi="Microsoft JhengHei" w:cs="Microsoft JhengHei" w:hint="eastAsia"/>
+              <w:rFonts w:hint="eastAsia" w:ascii="Microsoft JhengHei" w:hAnsi="Microsoft JhengHei" w:eastAsia="Microsoft JhengHei" w:cs="Microsoft JhengHei"/>
               <w:szCs w:val="24"/>
             </w:rPr>
             <w:instrText xml:space="preserve"> HYPERLINK \l _Toc3622 </w:instrText>
           </w:r>
           <w:r>
             <w:rPr>
-              <w:rFonts w:ascii="Microsoft JhengHei" w:eastAsia="Microsoft JhengHei" w:hAnsi="Microsoft JhengHei" w:cs="Microsoft JhengHei" w:hint="eastAsia"/>
+              <w:rFonts w:hint="eastAsia" w:ascii="Microsoft JhengHei" w:hAnsi="Microsoft JhengHei" w:eastAsia="Microsoft JhengHei" w:cs="Microsoft JhengHei"/>
               <w:szCs w:val="24"/>
             </w:rPr>
             <w:fldChar w:fldCharType="separate"/>
           </w:r>
           <w:r>
             <w:rPr>
-              <w:rFonts w:ascii="宋体" w:eastAsia="宋体" w:hAnsi="宋体" w:cs="宋体"/>
+              <w:rFonts w:ascii="宋体" w:hAnsi="宋体" w:eastAsia="宋体" w:cs="宋体"/>
               <w:spacing w:val="-3"/>
               <w:szCs w:val="28"/>
             </w:rPr>
@@ -1278,7 +1312,7 @@
           </w:r>
           <w:r>
             <w:rPr>
-              <w:rFonts w:ascii="Microsoft JhengHei" w:eastAsia="Microsoft JhengHei" w:hAnsi="Microsoft JhengHei" w:cs="Microsoft JhengHei" w:hint="eastAsia"/>
+              <w:rFonts w:hint="eastAsia" w:ascii="Microsoft JhengHei" w:hAnsi="Microsoft JhengHei" w:eastAsia="Microsoft JhengHei" w:cs="Microsoft JhengHei"/>
               <w:szCs w:val="24"/>
             </w:rPr>
             <w:fldChar w:fldCharType="end"/>
@@ -1286,28 +1320,28 @@
         </w:p>
         <w:p>
           <w:pPr>
-            <w:pStyle w:val="TOC1"/>
+            <w:pStyle w:val="16"/>
             <w:tabs>
               <w:tab w:val="right" w:leader="dot" w:pos="8336"/>
             </w:tabs>
           </w:pPr>
           <w:r>
             <w:rPr>
-              <w:rFonts w:ascii="Microsoft JhengHei" w:eastAsia="Microsoft JhengHei" w:hAnsi="Microsoft JhengHei" w:cs="Microsoft JhengHei" w:hint="eastAsia"/>
+              <w:rFonts w:hint="eastAsia" w:ascii="Microsoft JhengHei" w:hAnsi="Microsoft JhengHei" w:eastAsia="Microsoft JhengHei" w:cs="Microsoft JhengHei"/>
               <w:szCs w:val="24"/>
             </w:rPr>
             <w:fldChar w:fldCharType="begin"/>
           </w:r>
           <w:r>
             <w:rPr>
-              <w:rFonts w:ascii="Microsoft JhengHei" w:eastAsia="Microsoft JhengHei" w:hAnsi="Microsoft JhengHei" w:cs="Microsoft JhengHei" w:hint="eastAsia"/>
+              <w:rFonts w:hint="eastAsia" w:ascii="Microsoft JhengHei" w:hAnsi="Microsoft JhengHei" w:eastAsia="Microsoft JhengHei" w:cs="Microsoft JhengHei"/>
               <w:szCs w:val="24"/>
             </w:rPr>
             <w:instrText xml:space="preserve"> HYPERLINK \l _Toc12913 </w:instrText>
           </w:r>
           <w:r>
             <w:rPr>
-              <w:rFonts w:ascii="Microsoft JhengHei" w:eastAsia="Microsoft JhengHei" w:hAnsi="Microsoft JhengHei" w:cs="Microsoft JhengHei" w:hint="eastAsia"/>
+              <w:rFonts w:hint="eastAsia" w:ascii="Microsoft JhengHei" w:hAnsi="Microsoft JhengHei" w:eastAsia="Microsoft JhengHei" w:cs="Microsoft JhengHei"/>
               <w:szCs w:val="24"/>
             </w:rPr>
             <w:fldChar w:fldCharType="separate"/>
@@ -1341,7 +1375,7 @@
           </w:r>
           <w:r>
             <w:rPr>
-              <w:rFonts w:ascii="Microsoft JhengHei" w:eastAsia="Microsoft JhengHei" w:hAnsi="Microsoft JhengHei" w:cs="Microsoft JhengHei" w:hint="eastAsia"/>
+              <w:rFonts w:hint="eastAsia" w:ascii="Microsoft JhengHei" w:hAnsi="Microsoft JhengHei" w:eastAsia="Microsoft JhengHei" w:cs="Microsoft JhengHei"/>
               <w:szCs w:val="24"/>
             </w:rPr>
             <w:fldChar w:fldCharType="end"/>
@@ -1349,28 +1383,28 @@
         </w:p>
         <w:p>
           <w:pPr>
-            <w:pStyle w:val="TOC1"/>
+            <w:pStyle w:val="16"/>
             <w:tabs>
               <w:tab w:val="right" w:leader="dot" w:pos="8336"/>
             </w:tabs>
           </w:pPr>
           <w:r>
             <w:rPr>
-              <w:rFonts w:ascii="Microsoft JhengHei" w:eastAsia="Microsoft JhengHei" w:hAnsi="Microsoft JhengHei" w:cs="Microsoft JhengHei" w:hint="eastAsia"/>
+              <w:rFonts w:hint="eastAsia" w:ascii="Microsoft JhengHei" w:hAnsi="Microsoft JhengHei" w:eastAsia="Microsoft JhengHei" w:cs="Microsoft JhengHei"/>
               <w:szCs w:val="24"/>
             </w:rPr>
             <w:fldChar w:fldCharType="begin"/>
           </w:r>
           <w:r>
             <w:rPr>
-              <w:rFonts w:ascii="Microsoft JhengHei" w:eastAsia="Microsoft JhengHei" w:hAnsi="Microsoft JhengHei" w:cs="Microsoft JhengHei" w:hint="eastAsia"/>
+              <w:rFonts w:hint="eastAsia" w:ascii="Microsoft JhengHei" w:hAnsi="Microsoft JhengHei" w:eastAsia="Microsoft JhengHei" w:cs="Microsoft JhengHei"/>
               <w:szCs w:val="24"/>
             </w:rPr>
             <w:instrText xml:space="preserve"> HYPERLINK \l _Toc2813 </w:instrText>
           </w:r>
           <w:r>
             <w:rPr>
-              <w:rFonts w:ascii="Microsoft JhengHei" w:eastAsia="Microsoft JhengHei" w:hAnsi="Microsoft JhengHei" w:cs="Microsoft JhengHei" w:hint="eastAsia"/>
+              <w:rFonts w:hint="eastAsia" w:ascii="Microsoft JhengHei" w:hAnsi="Microsoft JhengHei" w:eastAsia="Microsoft JhengHei" w:cs="Microsoft JhengHei"/>
               <w:szCs w:val="24"/>
             </w:rPr>
             <w:fldChar w:fldCharType="separate"/>
@@ -1404,7 +1438,7 @@
           </w:r>
           <w:r>
             <w:rPr>
-              <w:rFonts w:ascii="Microsoft JhengHei" w:eastAsia="Microsoft JhengHei" w:hAnsi="Microsoft JhengHei" w:cs="Microsoft JhengHei" w:hint="eastAsia"/>
+              <w:rFonts w:hint="eastAsia" w:ascii="Microsoft JhengHei" w:hAnsi="Microsoft JhengHei" w:eastAsia="Microsoft JhengHei" w:cs="Microsoft JhengHei"/>
               <w:szCs w:val="24"/>
             </w:rPr>
             <w:fldChar w:fldCharType="end"/>
@@ -1412,28 +1446,28 @@
         </w:p>
         <w:p>
           <w:pPr>
-            <w:pStyle w:val="TOC1"/>
+            <w:pStyle w:val="16"/>
             <w:tabs>
               <w:tab w:val="right" w:leader="dot" w:pos="8336"/>
             </w:tabs>
           </w:pPr>
           <w:r>
             <w:rPr>
-              <w:rFonts w:ascii="Microsoft JhengHei" w:eastAsia="Microsoft JhengHei" w:hAnsi="Microsoft JhengHei" w:cs="Microsoft JhengHei" w:hint="eastAsia"/>
+              <w:rFonts w:hint="eastAsia" w:ascii="Microsoft JhengHei" w:hAnsi="Microsoft JhengHei" w:eastAsia="Microsoft JhengHei" w:cs="Microsoft JhengHei"/>
               <w:szCs w:val="24"/>
             </w:rPr>
             <w:fldChar w:fldCharType="begin"/>
           </w:r>
           <w:r>
             <w:rPr>
-              <w:rFonts w:ascii="Microsoft JhengHei" w:eastAsia="Microsoft JhengHei" w:hAnsi="Microsoft JhengHei" w:cs="Microsoft JhengHei" w:hint="eastAsia"/>
+              <w:rFonts w:hint="eastAsia" w:ascii="Microsoft JhengHei" w:hAnsi="Microsoft JhengHei" w:eastAsia="Microsoft JhengHei" w:cs="Microsoft JhengHei"/>
               <w:szCs w:val="24"/>
             </w:rPr>
             <w:instrText xml:space="preserve"> HYPERLINK \l _Toc29568 </w:instrText>
           </w:r>
           <w:r>
             <w:rPr>
-              <w:rFonts w:ascii="Microsoft JhengHei" w:eastAsia="Microsoft JhengHei" w:hAnsi="Microsoft JhengHei" w:cs="Microsoft JhengHei" w:hint="eastAsia"/>
+              <w:rFonts w:hint="eastAsia" w:ascii="Microsoft JhengHei" w:hAnsi="Microsoft JhengHei" w:eastAsia="Microsoft JhengHei" w:cs="Microsoft JhengHei"/>
               <w:szCs w:val="24"/>
             </w:rPr>
             <w:fldChar w:fldCharType="separate"/>
@@ -1467,7 +1501,7 @@
           </w:r>
           <w:r>
             <w:rPr>
-              <w:rFonts w:ascii="Microsoft JhengHei" w:eastAsia="Microsoft JhengHei" w:hAnsi="Microsoft JhengHei" w:cs="Microsoft JhengHei" w:hint="eastAsia"/>
+              <w:rFonts w:hint="eastAsia" w:ascii="Microsoft JhengHei" w:hAnsi="Microsoft JhengHei" w:eastAsia="Microsoft JhengHei" w:cs="Microsoft JhengHei"/>
               <w:szCs w:val="24"/>
             </w:rPr>
             <w:fldChar w:fldCharType="end"/>
@@ -1475,28 +1509,28 @@
         </w:p>
         <w:p>
           <w:pPr>
-            <w:pStyle w:val="TOC1"/>
+            <w:pStyle w:val="16"/>
             <w:tabs>
               <w:tab w:val="right" w:leader="dot" w:pos="8336"/>
             </w:tabs>
           </w:pPr>
           <w:r>
             <w:rPr>
-              <w:rFonts w:ascii="Microsoft JhengHei" w:eastAsia="Microsoft JhengHei" w:hAnsi="Microsoft JhengHei" w:cs="Microsoft JhengHei" w:hint="eastAsia"/>
+              <w:rFonts w:hint="eastAsia" w:ascii="Microsoft JhengHei" w:hAnsi="Microsoft JhengHei" w:eastAsia="Microsoft JhengHei" w:cs="Microsoft JhengHei"/>
               <w:szCs w:val="24"/>
             </w:rPr>
             <w:fldChar w:fldCharType="begin"/>
           </w:r>
           <w:r>
             <w:rPr>
-              <w:rFonts w:ascii="Microsoft JhengHei" w:eastAsia="Microsoft JhengHei" w:hAnsi="Microsoft JhengHei" w:cs="Microsoft JhengHei" w:hint="eastAsia"/>
+              <w:rFonts w:hint="eastAsia" w:ascii="Microsoft JhengHei" w:hAnsi="Microsoft JhengHei" w:eastAsia="Microsoft JhengHei" w:cs="Microsoft JhengHei"/>
               <w:szCs w:val="24"/>
             </w:rPr>
             <w:instrText xml:space="preserve"> HYPERLINK \l _Toc23602 </w:instrText>
           </w:r>
           <w:r>
             <w:rPr>
-              <w:rFonts w:ascii="Microsoft JhengHei" w:eastAsia="Microsoft JhengHei" w:hAnsi="Microsoft JhengHei" w:cs="Microsoft JhengHei" w:hint="eastAsia"/>
+              <w:rFonts w:hint="eastAsia" w:ascii="Microsoft JhengHei" w:hAnsi="Microsoft JhengHei" w:eastAsia="Microsoft JhengHei" w:cs="Microsoft JhengHei"/>
               <w:szCs w:val="24"/>
             </w:rPr>
             <w:fldChar w:fldCharType="separate"/>
@@ -1530,7 +1564,7 @@
           </w:r>
           <w:r>
             <w:rPr>
-              <w:rFonts w:ascii="Microsoft JhengHei" w:eastAsia="Microsoft JhengHei" w:hAnsi="Microsoft JhengHei" w:cs="Microsoft JhengHei" w:hint="eastAsia"/>
+              <w:rFonts w:hint="eastAsia" w:ascii="Microsoft JhengHei" w:hAnsi="Microsoft JhengHei" w:eastAsia="Microsoft JhengHei" w:cs="Microsoft JhengHei"/>
               <w:szCs w:val="24"/>
             </w:rPr>
             <w:fldChar w:fldCharType="end"/>
@@ -1538,28 +1572,28 @@
         </w:p>
         <w:p>
           <w:pPr>
-            <w:pStyle w:val="TOC1"/>
+            <w:pStyle w:val="16"/>
             <w:tabs>
               <w:tab w:val="right" w:leader="dot" w:pos="8336"/>
             </w:tabs>
           </w:pPr>
           <w:r>
             <w:rPr>
-              <w:rFonts w:ascii="Microsoft JhengHei" w:eastAsia="Microsoft JhengHei" w:hAnsi="Microsoft JhengHei" w:cs="Microsoft JhengHei" w:hint="eastAsia"/>
+              <w:rFonts w:hint="eastAsia" w:ascii="Microsoft JhengHei" w:hAnsi="Microsoft JhengHei" w:eastAsia="Microsoft JhengHei" w:cs="Microsoft JhengHei"/>
               <w:szCs w:val="24"/>
             </w:rPr>
             <w:fldChar w:fldCharType="begin"/>
           </w:r>
           <w:r>
             <w:rPr>
-              <w:rFonts w:ascii="Microsoft JhengHei" w:eastAsia="Microsoft JhengHei" w:hAnsi="Microsoft JhengHei" w:cs="Microsoft JhengHei" w:hint="eastAsia"/>
+              <w:rFonts w:hint="eastAsia" w:ascii="Microsoft JhengHei" w:hAnsi="Microsoft JhengHei" w:eastAsia="Microsoft JhengHei" w:cs="Microsoft JhengHei"/>
               <w:szCs w:val="24"/>
             </w:rPr>
             <w:instrText xml:space="preserve"> HYPERLINK \l _Toc4438 </w:instrText>
           </w:r>
           <w:r>
             <w:rPr>
-              <w:rFonts w:ascii="Microsoft JhengHei" w:eastAsia="Microsoft JhengHei" w:hAnsi="Microsoft JhengHei" w:cs="Microsoft JhengHei" w:hint="eastAsia"/>
+              <w:rFonts w:hint="eastAsia" w:ascii="Microsoft JhengHei" w:hAnsi="Microsoft JhengHei" w:eastAsia="Microsoft JhengHei" w:cs="Microsoft JhengHei"/>
               <w:szCs w:val="24"/>
             </w:rPr>
             <w:fldChar w:fldCharType="separate"/>
@@ -1593,7 +1627,7 @@
           </w:r>
           <w:r>
             <w:rPr>
-              <w:rFonts w:ascii="Microsoft JhengHei" w:eastAsia="Microsoft JhengHei" w:hAnsi="Microsoft JhengHei" w:cs="Microsoft JhengHei" w:hint="eastAsia"/>
+              <w:rFonts w:hint="eastAsia" w:ascii="Microsoft JhengHei" w:hAnsi="Microsoft JhengHei" w:eastAsia="Microsoft JhengHei" w:cs="Microsoft JhengHei"/>
               <w:szCs w:val="24"/>
             </w:rPr>
             <w:fldChar w:fldCharType="end"/>
@@ -1601,28 +1635,28 @@
         </w:p>
         <w:p>
           <w:pPr>
-            <w:pStyle w:val="TOC2"/>
+            <w:pStyle w:val="17"/>
             <w:tabs>
               <w:tab w:val="right" w:leader="dot" w:pos="8336"/>
             </w:tabs>
           </w:pPr>
           <w:r>
             <w:rPr>
-              <w:rFonts w:ascii="Microsoft JhengHei" w:eastAsia="Microsoft JhengHei" w:hAnsi="Microsoft JhengHei" w:cs="Microsoft JhengHei" w:hint="eastAsia"/>
+              <w:rFonts w:hint="eastAsia" w:ascii="Microsoft JhengHei" w:hAnsi="Microsoft JhengHei" w:eastAsia="Microsoft JhengHei" w:cs="Microsoft JhengHei"/>
               <w:szCs w:val="24"/>
             </w:rPr>
             <w:fldChar w:fldCharType="begin"/>
           </w:r>
           <w:r>
             <w:rPr>
-              <w:rFonts w:ascii="Microsoft JhengHei" w:eastAsia="Microsoft JhengHei" w:hAnsi="Microsoft JhengHei" w:cs="Microsoft JhengHei" w:hint="eastAsia"/>
+              <w:rFonts w:hint="eastAsia" w:ascii="Microsoft JhengHei" w:hAnsi="Microsoft JhengHei" w:eastAsia="Microsoft JhengHei" w:cs="Microsoft JhengHei"/>
               <w:szCs w:val="24"/>
             </w:rPr>
             <w:instrText xml:space="preserve"> HYPERLINK \l _Toc25198 </w:instrText>
           </w:r>
           <w:r>
             <w:rPr>
-              <w:rFonts w:ascii="Microsoft JhengHei" w:eastAsia="Microsoft JhengHei" w:hAnsi="Microsoft JhengHei" w:cs="Microsoft JhengHei" w:hint="eastAsia"/>
+              <w:rFonts w:hint="eastAsia" w:ascii="Microsoft JhengHei" w:hAnsi="Microsoft JhengHei" w:eastAsia="Microsoft JhengHei" w:cs="Microsoft JhengHei"/>
               <w:szCs w:val="24"/>
             </w:rPr>
             <w:fldChar w:fldCharType="separate"/>
@@ -1656,7 +1690,7 @@
           </w:r>
           <w:r>
             <w:rPr>
-              <w:rFonts w:ascii="Microsoft JhengHei" w:eastAsia="Microsoft JhengHei" w:hAnsi="Microsoft JhengHei" w:cs="Microsoft JhengHei" w:hint="eastAsia"/>
+              <w:rFonts w:hint="eastAsia" w:ascii="Microsoft JhengHei" w:hAnsi="Microsoft JhengHei" w:eastAsia="Microsoft JhengHei" w:cs="Microsoft JhengHei"/>
               <w:szCs w:val="24"/>
             </w:rPr>
             <w:fldChar w:fldCharType="end"/>
@@ -1664,28 +1698,28 @@
         </w:p>
         <w:p>
           <w:pPr>
-            <w:pStyle w:val="TOC3"/>
+            <w:pStyle w:val="13"/>
             <w:tabs>
               <w:tab w:val="right" w:leader="dot" w:pos="8336"/>
             </w:tabs>
           </w:pPr>
           <w:r>
             <w:rPr>
-              <w:rFonts w:ascii="Microsoft JhengHei" w:eastAsia="Microsoft JhengHei" w:hAnsi="Microsoft JhengHei" w:cs="Microsoft JhengHei" w:hint="eastAsia"/>
+              <w:rFonts w:hint="eastAsia" w:ascii="Microsoft JhengHei" w:hAnsi="Microsoft JhengHei" w:eastAsia="Microsoft JhengHei" w:cs="Microsoft JhengHei"/>
               <w:szCs w:val="24"/>
             </w:rPr>
             <w:fldChar w:fldCharType="begin"/>
           </w:r>
           <w:r>
             <w:rPr>
-              <w:rFonts w:ascii="Microsoft JhengHei" w:eastAsia="Microsoft JhengHei" w:hAnsi="Microsoft JhengHei" w:cs="Microsoft JhengHei" w:hint="eastAsia"/>
+              <w:rFonts w:hint="eastAsia" w:ascii="Microsoft JhengHei" w:hAnsi="Microsoft JhengHei" w:eastAsia="Microsoft JhengHei" w:cs="Microsoft JhengHei"/>
               <w:szCs w:val="24"/>
             </w:rPr>
             <w:instrText xml:space="preserve"> HYPERLINK \l _Toc8975 </w:instrText>
           </w:r>
           <w:r>
             <w:rPr>
-              <w:rFonts w:ascii="Microsoft JhengHei" w:eastAsia="Microsoft JhengHei" w:hAnsi="Microsoft JhengHei" w:cs="Microsoft JhengHei" w:hint="eastAsia"/>
+              <w:rFonts w:hint="eastAsia" w:ascii="Microsoft JhengHei" w:hAnsi="Microsoft JhengHei" w:eastAsia="Microsoft JhengHei" w:cs="Microsoft JhengHei"/>
               <w:szCs w:val="24"/>
             </w:rPr>
             <w:fldChar w:fldCharType="separate"/>
@@ -1719,7 +1753,7 @@
           </w:r>
           <w:r>
             <w:rPr>
-              <w:rFonts w:ascii="Microsoft JhengHei" w:eastAsia="Microsoft JhengHei" w:hAnsi="Microsoft JhengHei" w:cs="Microsoft JhengHei" w:hint="eastAsia"/>
+              <w:rFonts w:hint="eastAsia" w:ascii="Microsoft JhengHei" w:hAnsi="Microsoft JhengHei" w:eastAsia="Microsoft JhengHei" w:cs="Microsoft JhengHei"/>
               <w:szCs w:val="24"/>
             </w:rPr>
             <w:fldChar w:fldCharType="end"/>
@@ -1727,28 +1761,28 @@
         </w:p>
         <w:p>
           <w:pPr>
-            <w:pStyle w:val="TOC3"/>
+            <w:pStyle w:val="13"/>
             <w:tabs>
               <w:tab w:val="right" w:leader="dot" w:pos="8336"/>
             </w:tabs>
           </w:pPr>
           <w:r>
             <w:rPr>
-              <w:rFonts w:ascii="Microsoft JhengHei" w:eastAsia="Microsoft JhengHei" w:hAnsi="Microsoft JhengHei" w:cs="Microsoft JhengHei" w:hint="eastAsia"/>
+              <w:rFonts w:hint="eastAsia" w:ascii="Microsoft JhengHei" w:hAnsi="Microsoft JhengHei" w:eastAsia="Microsoft JhengHei" w:cs="Microsoft JhengHei"/>
               <w:szCs w:val="24"/>
             </w:rPr>
             <w:fldChar w:fldCharType="begin"/>
           </w:r>
           <w:r>
             <w:rPr>
-              <w:rFonts w:ascii="Microsoft JhengHei" w:eastAsia="Microsoft JhengHei" w:hAnsi="Microsoft JhengHei" w:cs="Microsoft JhengHei" w:hint="eastAsia"/>
+              <w:rFonts w:hint="eastAsia" w:ascii="Microsoft JhengHei" w:hAnsi="Microsoft JhengHei" w:eastAsia="Microsoft JhengHei" w:cs="Microsoft JhengHei"/>
               <w:szCs w:val="24"/>
             </w:rPr>
             <w:instrText xml:space="preserve"> HYPERLINK \l _Toc29987 </w:instrText>
           </w:r>
           <w:r>
             <w:rPr>
-              <w:rFonts w:ascii="Microsoft JhengHei" w:eastAsia="Microsoft JhengHei" w:hAnsi="Microsoft JhengHei" w:cs="Microsoft JhengHei" w:hint="eastAsia"/>
+              <w:rFonts w:hint="eastAsia" w:ascii="Microsoft JhengHei" w:hAnsi="Microsoft JhengHei" w:eastAsia="Microsoft JhengHei" w:cs="Microsoft JhengHei"/>
               <w:szCs w:val="24"/>
             </w:rPr>
             <w:fldChar w:fldCharType="separate"/>
@@ -1782,7 +1816,7 @@
           </w:r>
           <w:r>
             <w:rPr>
-              <w:rFonts w:ascii="Microsoft JhengHei" w:eastAsia="Microsoft JhengHei" w:hAnsi="Microsoft JhengHei" w:cs="Microsoft JhengHei" w:hint="eastAsia"/>
+              <w:rFonts w:hint="eastAsia" w:ascii="Microsoft JhengHei" w:hAnsi="Microsoft JhengHei" w:eastAsia="Microsoft JhengHei" w:cs="Microsoft JhengHei"/>
               <w:szCs w:val="24"/>
             </w:rPr>
             <w:fldChar w:fldCharType="end"/>
@@ -1790,28 +1824,28 @@
         </w:p>
         <w:p>
           <w:pPr>
-            <w:pStyle w:val="TOC3"/>
+            <w:pStyle w:val="13"/>
             <w:tabs>
               <w:tab w:val="right" w:leader="dot" w:pos="8336"/>
             </w:tabs>
           </w:pPr>
           <w:r>
             <w:rPr>
-              <w:rFonts w:ascii="Microsoft JhengHei" w:eastAsia="Microsoft JhengHei" w:hAnsi="Microsoft JhengHei" w:cs="Microsoft JhengHei" w:hint="eastAsia"/>
+              <w:rFonts w:hint="eastAsia" w:ascii="Microsoft JhengHei" w:hAnsi="Microsoft JhengHei" w:eastAsia="Microsoft JhengHei" w:cs="Microsoft JhengHei"/>
               <w:szCs w:val="24"/>
             </w:rPr>
             <w:fldChar w:fldCharType="begin"/>
           </w:r>
           <w:r>
             <w:rPr>
-              <w:rFonts w:ascii="Microsoft JhengHei" w:eastAsia="Microsoft JhengHei" w:hAnsi="Microsoft JhengHei" w:cs="Microsoft JhengHei" w:hint="eastAsia"/>
+              <w:rFonts w:hint="eastAsia" w:ascii="Microsoft JhengHei" w:hAnsi="Microsoft JhengHei" w:eastAsia="Microsoft JhengHei" w:cs="Microsoft JhengHei"/>
               <w:szCs w:val="24"/>
             </w:rPr>
             <w:instrText xml:space="preserve"> HYPERLINK \l _Toc29681 </w:instrText>
           </w:r>
           <w:r>
             <w:rPr>
-              <w:rFonts w:ascii="Microsoft JhengHei" w:eastAsia="Microsoft JhengHei" w:hAnsi="Microsoft JhengHei" w:cs="Microsoft JhengHei" w:hint="eastAsia"/>
+              <w:rFonts w:hint="eastAsia" w:ascii="Microsoft JhengHei" w:hAnsi="Microsoft JhengHei" w:eastAsia="Microsoft JhengHei" w:cs="Microsoft JhengHei"/>
               <w:szCs w:val="24"/>
             </w:rPr>
             <w:fldChar w:fldCharType="separate"/>
@@ -1845,7 +1879,7 @@
           </w:r>
           <w:r>
             <w:rPr>
-              <w:rFonts w:ascii="Microsoft JhengHei" w:eastAsia="Microsoft JhengHei" w:hAnsi="Microsoft JhengHei" w:cs="Microsoft JhengHei" w:hint="eastAsia"/>
+              <w:rFonts w:hint="eastAsia" w:ascii="Microsoft JhengHei" w:hAnsi="Microsoft JhengHei" w:eastAsia="Microsoft JhengHei" w:cs="Microsoft JhengHei"/>
               <w:szCs w:val="24"/>
             </w:rPr>
             <w:fldChar w:fldCharType="end"/>
@@ -1853,28 +1887,28 @@
         </w:p>
         <w:p>
           <w:pPr>
-            <w:pStyle w:val="TOC2"/>
+            <w:pStyle w:val="17"/>
             <w:tabs>
               <w:tab w:val="right" w:leader="dot" w:pos="8336"/>
             </w:tabs>
           </w:pPr>
           <w:r>
             <w:rPr>
-              <w:rFonts w:ascii="Microsoft JhengHei" w:eastAsia="Microsoft JhengHei" w:hAnsi="Microsoft JhengHei" w:cs="Microsoft JhengHei" w:hint="eastAsia"/>
+              <w:rFonts w:hint="eastAsia" w:ascii="Microsoft JhengHei" w:hAnsi="Microsoft JhengHei" w:eastAsia="Microsoft JhengHei" w:cs="Microsoft JhengHei"/>
               <w:szCs w:val="24"/>
             </w:rPr>
             <w:fldChar w:fldCharType="begin"/>
           </w:r>
           <w:r>
             <w:rPr>
-              <w:rFonts w:ascii="Microsoft JhengHei" w:eastAsia="Microsoft JhengHei" w:hAnsi="Microsoft JhengHei" w:cs="Microsoft JhengHei" w:hint="eastAsia"/>
+              <w:rFonts w:hint="eastAsia" w:ascii="Microsoft JhengHei" w:hAnsi="Microsoft JhengHei" w:eastAsia="Microsoft JhengHei" w:cs="Microsoft JhengHei"/>
               <w:szCs w:val="24"/>
             </w:rPr>
             <w:instrText xml:space="preserve"> HYPERLINK \l _Toc17817 </w:instrText>
           </w:r>
           <w:r>
             <w:rPr>
-              <w:rFonts w:ascii="Microsoft JhengHei" w:eastAsia="Microsoft JhengHei" w:hAnsi="Microsoft JhengHei" w:cs="Microsoft JhengHei" w:hint="eastAsia"/>
+              <w:rFonts w:hint="eastAsia" w:ascii="Microsoft JhengHei" w:hAnsi="Microsoft JhengHei" w:eastAsia="Microsoft JhengHei" w:cs="Microsoft JhengHei"/>
               <w:szCs w:val="24"/>
             </w:rPr>
             <w:fldChar w:fldCharType="separate"/>
@@ -1908,7 +1942,7 @@
           </w:r>
           <w:r>
             <w:rPr>
-              <w:rFonts w:ascii="Microsoft JhengHei" w:eastAsia="Microsoft JhengHei" w:hAnsi="Microsoft JhengHei" w:cs="Microsoft JhengHei" w:hint="eastAsia"/>
+              <w:rFonts w:hint="eastAsia" w:ascii="Microsoft JhengHei" w:hAnsi="Microsoft JhengHei" w:eastAsia="Microsoft JhengHei" w:cs="Microsoft JhengHei"/>
               <w:szCs w:val="24"/>
             </w:rPr>
             <w:fldChar w:fldCharType="end"/>
@@ -1916,28 +1950,28 @@
         </w:p>
         <w:p>
           <w:pPr>
-            <w:pStyle w:val="TOC2"/>
+            <w:pStyle w:val="17"/>
             <w:tabs>
               <w:tab w:val="right" w:leader="dot" w:pos="8336"/>
             </w:tabs>
           </w:pPr>
           <w:r>
             <w:rPr>
-              <w:rFonts w:ascii="Microsoft JhengHei" w:eastAsia="Microsoft JhengHei" w:hAnsi="Microsoft JhengHei" w:cs="Microsoft JhengHei" w:hint="eastAsia"/>
+              <w:rFonts w:hint="eastAsia" w:ascii="Microsoft JhengHei" w:hAnsi="Microsoft JhengHei" w:eastAsia="Microsoft JhengHei" w:cs="Microsoft JhengHei"/>
               <w:szCs w:val="24"/>
             </w:rPr>
             <w:fldChar w:fldCharType="begin"/>
           </w:r>
           <w:r>
             <w:rPr>
-              <w:rFonts w:ascii="Microsoft JhengHei" w:eastAsia="Microsoft JhengHei" w:hAnsi="Microsoft JhengHei" w:cs="Microsoft JhengHei" w:hint="eastAsia"/>
+              <w:rFonts w:hint="eastAsia" w:ascii="Microsoft JhengHei" w:hAnsi="Microsoft JhengHei" w:eastAsia="Microsoft JhengHei" w:cs="Microsoft JhengHei"/>
               <w:szCs w:val="24"/>
             </w:rPr>
             <w:instrText xml:space="preserve"> HYPERLINK \l _Toc7894 </w:instrText>
           </w:r>
           <w:r>
             <w:rPr>
-              <w:rFonts w:ascii="Microsoft JhengHei" w:eastAsia="Microsoft JhengHei" w:hAnsi="Microsoft JhengHei" w:cs="Microsoft JhengHei" w:hint="eastAsia"/>
+              <w:rFonts w:hint="eastAsia" w:ascii="Microsoft JhengHei" w:hAnsi="Microsoft JhengHei" w:eastAsia="Microsoft JhengHei" w:cs="Microsoft JhengHei"/>
               <w:szCs w:val="24"/>
             </w:rPr>
             <w:fldChar w:fldCharType="separate"/>
@@ -1971,7 +2005,7 @@
           </w:r>
           <w:r>
             <w:rPr>
-              <w:rFonts w:ascii="Microsoft JhengHei" w:eastAsia="Microsoft JhengHei" w:hAnsi="Microsoft JhengHei" w:cs="Microsoft JhengHei" w:hint="eastAsia"/>
+              <w:rFonts w:hint="eastAsia" w:ascii="Microsoft JhengHei" w:hAnsi="Microsoft JhengHei" w:eastAsia="Microsoft JhengHei" w:cs="Microsoft JhengHei"/>
               <w:szCs w:val="24"/>
             </w:rPr>
             <w:fldChar w:fldCharType="end"/>
@@ -1979,28 +2013,28 @@
         </w:p>
         <w:p>
           <w:pPr>
-            <w:pStyle w:val="TOC2"/>
+            <w:pStyle w:val="17"/>
             <w:tabs>
               <w:tab w:val="right" w:leader="dot" w:pos="8336"/>
             </w:tabs>
           </w:pPr>
           <w:r>
             <w:rPr>
-              <w:rFonts w:ascii="Microsoft JhengHei" w:eastAsia="Microsoft JhengHei" w:hAnsi="Microsoft JhengHei" w:cs="Microsoft JhengHei" w:hint="eastAsia"/>
+              <w:rFonts w:hint="eastAsia" w:ascii="Microsoft JhengHei" w:hAnsi="Microsoft JhengHei" w:eastAsia="Microsoft JhengHei" w:cs="Microsoft JhengHei"/>
               <w:szCs w:val="24"/>
             </w:rPr>
             <w:fldChar w:fldCharType="begin"/>
           </w:r>
           <w:r>
             <w:rPr>
-              <w:rFonts w:ascii="Microsoft JhengHei" w:eastAsia="Microsoft JhengHei" w:hAnsi="Microsoft JhengHei" w:cs="Microsoft JhengHei" w:hint="eastAsia"/>
+              <w:rFonts w:hint="eastAsia" w:ascii="Microsoft JhengHei" w:hAnsi="Microsoft JhengHei" w:eastAsia="Microsoft JhengHei" w:cs="Microsoft JhengHei"/>
               <w:szCs w:val="24"/>
             </w:rPr>
             <w:instrText xml:space="preserve"> HYPERLINK \l _Toc16174 </w:instrText>
           </w:r>
           <w:r>
             <w:rPr>
-              <w:rFonts w:ascii="Microsoft JhengHei" w:eastAsia="Microsoft JhengHei" w:hAnsi="Microsoft JhengHei" w:cs="Microsoft JhengHei" w:hint="eastAsia"/>
+              <w:rFonts w:hint="eastAsia" w:ascii="Microsoft JhengHei" w:hAnsi="Microsoft JhengHei" w:eastAsia="Microsoft JhengHei" w:cs="Microsoft JhengHei"/>
               <w:szCs w:val="24"/>
             </w:rPr>
             <w:fldChar w:fldCharType="separate"/>
@@ -2034,7 +2068,7 @@
           </w:r>
           <w:r>
             <w:rPr>
-              <w:rFonts w:ascii="Microsoft JhengHei" w:eastAsia="Microsoft JhengHei" w:hAnsi="Microsoft JhengHei" w:cs="Microsoft JhengHei" w:hint="eastAsia"/>
+              <w:rFonts w:hint="eastAsia" w:ascii="Microsoft JhengHei" w:hAnsi="Microsoft JhengHei" w:eastAsia="Microsoft JhengHei" w:cs="Microsoft JhengHei"/>
               <w:szCs w:val="24"/>
             </w:rPr>
             <w:fldChar w:fldCharType="end"/>
@@ -2042,28 +2076,28 @@
         </w:p>
         <w:p>
           <w:pPr>
-            <w:pStyle w:val="TOC2"/>
+            <w:pStyle w:val="17"/>
             <w:tabs>
               <w:tab w:val="right" w:leader="dot" w:pos="8336"/>
             </w:tabs>
           </w:pPr>
           <w:r>
             <w:rPr>
-              <w:rFonts w:ascii="Microsoft JhengHei" w:eastAsia="Microsoft JhengHei" w:hAnsi="Microsoft JhengHei" w:cs="Microsoft JhengHei" w:hint="eastAsia"/>
+              <w:rFonts w:hint="eastAsia" w:ascii="Microsoft JhengHei" w:hAnsi="Microsoft JhengHei" w:eastAsia="Microsoft JhengHei" w:cs="Microsoft JhengHei"/>
               <w:szCs w:val="24"/>
             </w:rPr>
             <w:fldChar w:fldCharType="begin"/>
           </w:r>
           <w:r>
             <w:rPr>
-              <w:rFonts w:ascii="Microsoft JhengHei" w:eastAsia="Microsoft JhengHei" w:hAnsi="Microsoft JhengHei" w:cs="Microsoft JhengHei" w:hint="eastAsia"/>
+              <w:rFonts w:hint="eastAsia" w:ascii="Microsoft JhengHei" w:hAnsi="Microsoft JhengHei" w:eastAsia="Microsoft JhengHei" w:cs="Microsoft JhengHei"/>
               <w:szCs w:val="24"/>
             </w:rPr>
             <w:instrText xml:space="preserve"> HYPERLINK \l _Toc21996 </w:instrText>
           </w:r>
           <w:r>
             <w:rPr>
-              <w:rFonts w:ascii="Microsoft JhengHei" w:eastAsia="Microsoft JhengHei" w:hAnsi="Microsoft JhengHei" w:cs="Microsoft JhengHei" w:hint="eastAsia"/>
+              <w:rFonts w:hint="eastAsia" w:ascii="Microsoft JhengHei" w:hAnsi="Microsoft JhengHei" w:eastAsia="Microsoft JhengHei" w:cs="Microsoft JhengHei"/>
               <w:szCs w:val="24"/>
             </w:rPr>
             <w:fldChar w:fldCharType="separate"/>
@@ -2097,7 +2131,7 @@
           </w:r>
           <w:r>
             <w:rPr>
-              <w:rFonts w:ascii="Microsoft JhengHei" w:eastAsia="Microsoft JhengHei" w:hAnsi="Microsoft JhengHei" w:cs="Microsoft JhengHei" w:hint="eastAsia"/>
+              <w:rFonts w:hint="eastAsia" w:ascii="Microsoft JhengHei" w:hAnsi="Microsoft JhengHei" w:eastAsia="Microsoft JhengHei" w:cs="Microsoft JhengHei"/>
               <w:szCs w:val="24"/>
             </w:rPr>
             <w:fldChar w:fldCharType="end"/>
@@ -2105,28 +2139,28 @@
         </w:p>
         <w:p>
           <w:pPr>
-            <w:pStyle w:val="TOC2"/>
+            <w:pStyle w:val="17"/>
             <w:tabs>
               <w:tab w:val="right" w:leader="dot" w:pos="8336"/>
             </w:tabs>
           </w:pPr>
           <w:r>
             <w:rPr>
-              <w:rFonts w:ascii="Microsoft JhengHei" w:eastAsia="Microsoft JhengHei" w:hAnsi="Microsoft JhengHei" w:cs="Microsoft JhengHei" w:hint="eastAsia"/>
+              <w:rFonts w:hint="eastAsia" w:ascii="Microsoft JhengHei" w:hAnsi="Microsoft JhengHei" w:eastAsia="Microsoft JhengHei" w:cs="Microsoft JhengHei"/>
               <w:szCs w:val="24"/>
             </w:rPr>
             <w:fldChar w:fldCharType="begin"/>
           </w:r>
           <w:r>
             <w:rPr>
-              <w:rFonts w:ascii="Microsoft JhengHei" w:eastAsia="Microsoft JhengHei" w:hAnsi="Microsoft JhengHei" w:cs="Microsoft JhengHei" w:hint="eastAsia"/>
+              <w:rFonts w:hint="eastAsia" w:ascii="Microsoft JhengHei" w:hAnsi="Microsoft JhengHei" w:eastAsia="Microsoft JhengHei" w:cs="Microsoft JhengHei"/>
               <w:szCs w:val="24"/>
             </w:rPr>
             <w:instrText xml:space="preserve"> HYPERLINK \l _Toc30354 </w:instrText>
           </w:r>
           <w:r>
             <w:rPr>
-              <w:rFonts w:ascii="Microsoft JhengHei" w:eastAsia="Microsoft JhengHei" w:hAnsi="Microsoft JhengHei" w:cs="Microsoft JhengHei" w:hint="eastAsia"/>
+              <w:rFonts w:hint="eastAsia" w:ascii="Microsoft JhengHei" w:hAnsi="Microsoft JhengHei" w:eastAsia="Microsoft JhengHei" w:cs="Microsoft JhengHei"/>
               <w:szCs w:val="24"/>
             </w:rPr>
             <w:fldChar w:fldCharType="separate"/>
@@ -2160,7 +2194,7 @@
           </w:r>
           <w:r>
             <w:rPr>
-              <w:rFonts w:ascii="Microsoft JhengHei" w:eastAsia="Microsoft JhengHei" w:hAnsi="Microsoft JhengHei" w:cs="Microsoft JhengHei" w:hint="eastAsia"/>
+              <w:rFonts w:hint="eastAsia" w:ascii="Microsoft JhengHei" w:hAnsi="Microsoft JhengHei" w:eastAsia="Microsoft JhengHei" w:cs="Microsoft JhengHei"/>
               <w:szCs w:val="24"/>
             </w:rPr>
             <w:fldChar w:fldCharType="end"/>
@@ -2168,28 +2202,28 @@
         </w:p>
         <w:p>
           <w:pPr>
-            <w:pStyle w:val="TOC1"/>
+            <w:pStyle w:val="16"/>
             <w:tabs>
               <w:tab w:val="right" w:leader="dot" w:pos="8336"/>
             </w:tabs>
           </w:pPr>
           <w:r>
             <w:rPr>
-              <w:rFonts w:ascii="Microsoft JhengHei" w:eastAsia="Microsoft JhengHei" w:hAnsi="Microsoft JhengHei" w:cs="Microsoft JhengHei" w:hint="eastAsia"/>
+              <w:rFonts w:hint="eastAsia" w:ascii="Microsoft JhengHei" w:hAnsi="Microsoft JhengHei" w:eastAsia="Microsoft JhengHei" w:cs="Microsoft JhengHei"/>
               <w:szCs w:val="24"/>
             </w:rPr>
             <w:fldChar w:fldCharType="begin"/>
           </w:r>
           <w:r>
             <w:rPr>
-              <w:rFonts w:ascii="Microsoft JhengHei" w:eastAsia="Microsoft JhengHei" w:hAnsi="Microsoft JhengHei" w:cs="Microsoft JhengHei" w:hint="eastAsia"/>
+              <w:rFonts w:hint="eastAsia" w:ascii="Microsoft JhengHei" w:hAnsi="Microsoft JhengHei" w:eastAsia="Microsoft JhengHei" w:cs="Microsoft JhengHei"/>
               <w:szCs w:val="24"/>
             </w:rPr>
             <w:instrText xml:space="preserve"> HYPERLINK \l _Toc16752 </w:instrText>
           </w:r>
           <w:r>
             <w:rPr>
-              <w:rFonts w:ascii="Microsoft JhengHei" w:eastAsia="Microsoft JhengHei" w:hAnsi="Microsoft JhengHei" w:cs="Microsoft JhengHei" w:hint="eastAsia"/>
+              <w:rFonts w:hint="eastAsia" w:ascii="Microsoft JhengHei" w:hAnsi="Microsoft JhengHei" w:eastAsia="Microsoft JhengHei" w:cs="Microsoft JhengHei"/>
               <w:szCs w:val="24"/>
             </w:rPr>
             <w:fldChar w:fldCharType="separate"/>
@@ -2228,7 +2262,7 @@
           </w:r>
           <w:r>
             <w:rPr>
-              <w:rFonts w:ascii="Microsoft JhengHei" w:eastAsia="Microsoft JhengHei" w:hAnsi="Microsoft JhengHei" w:cs="Microsoft JhengHei" w:hint="eastAsia"/>
+              <w:rFonts w:hint="eastAsia" w:ascii="Microsoft JhengHei" w:hAnsi="Microsoft JhengHei" w:eastAsia="Microsoft JhengHei" w:cs="Microsoft JhengHei"/>
               <w:szCs w:val="24"/>
             </w:rPr>
             <w:fldChar w:fldCharType="end"/>
@@ -2236,28 +2270,28 @@
         </w:p>
         <w:p>
           <w:pPr>
-            <w:pStyle w:val="TOC2"/>
+            <w:pStyle w:val="17"/>
             <w:tabs>
               <w:tab w:val="right" w:leader="dot" w:pos="8336"/>
             </w:tabs>
           </w:pPr>
           <w:r>
             <w:rPr>
-              <w:rFonts w:ascii="Microsoft JhengHei" w:eastAsia="Microsoft JhengHei" w:hAnsi="Microsoft JhengHei" w:cs="Microsoft JhengHei" w:hint="eastAsia"/>
+              <w:rFonts w:hint="eastAsia" w:ascii="Microsoft JhengHei" w:hAnsi="Microsoft JhengHei" w:eastAsia="Microsoft JhengHei" w:cs="Microsoft JhengHei"/>
               <w:szCs w:val="24"/>
             </w:rPr>
             <w:fldChar w:fldCharType="begin"/>
           </w:r>
           <w:r>
             <w:rPr>
-              <w:rFonts w:ascii="Microsoft JhengHei" w:eastAsia="Microsoft JhengHei" w:hAnsi="Microsoft JhengHei" w:cs="Microsoft JhengHei" w:hint="eastAsia"/>
+              <w:rFonts w:hint="eastAsia" w:ascii="Microsoft JhengHei" w:hAnsi="Microsoft JhengHei" w:eastAsia="Microsoft JhengHei" w:cs="Microsoft JhengHei"/>
               <w:szCs w:val="24"/>
             </w:rPr>
             <w:instrText xml:space="preserve"> HYPERLINK \l _Toc2070 </w:instrText>
           </w:r>
           <w:r>
             <w:rPr>
-              <w:rFonts w:ascii="Microsoft JhengHei" w:eastAsia="Microsoft JhengHei" w:hAnsi="Microsoft JhengHei" w:cs="Microsoft JhengHei" w:hint="eastAsia"/>
+              <w:rFonts w:hint="eastAsia" w:ascii="Microsoft JhengHei" w:hAnsi="Microsoft JhengHei" w:eastAsia="Microsoft JhengHei" w:cs="Microsoft JhengHei"/>
               <w:szCs w:val="24"/>
             </w:rPr>
             <w:fldChar w:fldCharType="separate"/>
@@ -2296,7 +2330,7 @@
           </w:r>
           <w:r>
             <w:rPr>
-              <w:rFonts w:ascii="Microsoft JhengHei" w:eastAsia="Microsoft JhengHei" w:hAnsi="Microsoft JhengHei" w:cs="Microsoft JhengHei" w:hint="eastAsia"/>
+              <w:rFonts w:hint="eastAsia" w:ascii="Microsoft JhengHei" w:hAnsi="Microsoft JhengHei" w:eastAsia="Microsoft JhengHei" w:cs="Microsoft JhengHei"/>
               <w:szCs w:val="24"/>
             </w:rPr>
             <w:fldChar w:fldCharType="end"/>
@@ -2304,28 +2338,28 @@
         </w:p>
         <w:p>
           <w:pPr>
-            <w:pStyle w:val="TOC2"/>
+            <w:pStyle w:val="17"/>
             <w:tabs>
               <w:tab w:val="right" w:leader="dot" w:pos="8336"/>
             </w:tabs>
           </w:pPr>
           <w:r>
             <w:rPr>
-              <w:rFonts w:ascii="Microsoft JhengHei" w:eastAsia="Microsoft JhengHei" w:hAnsi="Microsoft JhengHei" w:cs="Microsoft JhengHei" w:hint="eastAsia"/>
+              <w:rFonts w:hint="eastAsia" w:ascii="Microsoft JhengHei" w:hAnsi="Microsoft JhengHei" w:eastAsia="Microsoft JhengHei" w:cs="Microsoft JhengHei"/>
               <w:szCs w:val="24"/>
             </w:rPr>
             <w:fldChar w:fldCharType="begin"/>
           </w:r>
           <w:r>
             <w:rPr>
-              <w:rFonts w:ascii="Microsoft JhengHei" w:eastAsia="Microsoft JhengHei" w:hAnsi="Microsoft JhengHei" w:cs="Microsoft JhengHei" w:hint="eastAsia"/>
+              <w:rFonts w:hint="eastAsia" w:ascii="Microsoft JhengHei" w:hAnsi="Microsoft JhengHei" w:eastAsia="Microsoft JhengHei" w:cs="Microsoft JhengHei"/>
               <w:szCs w:val="24"/>
             </w:rPr>
             <w:instrText xml:space="preserve"> HYPERLINK \l _Toc30034 </w:instrText>
           </w:r>
           <w:r>
             <w:rPr>
-              <w:rFonts w:ascii="Microsoft JhengHei" w:eastAsia="Microsoft JhengHei" w:hAnsi="Microsoft JhengHei" w:cs="Microsoft JhengHei" w:hint="eastAsia"/>
+              <w:rFonts w:hint="eastAsia" w:ascii="Microsoft JhengHei" w:hAnsi="Microsoft JhengHei" w:eastAsia="Microsoft JhengHei" w:cs="Microsoft JhengHei"/>
               <w:szCs w:val="24"/>
             </w:rPr>
             <w:fldChar w:fldCharType="separate"/>
@@ -2364,7 +2398,7 @@
           </w:r>
           <w:r>
             <w:rPr>
-              <w:rFonts w:ascii="Microsoft JhengHei" w:eastAsia="Microsoft JhengHei" w:hAnsi="Microsoft JhengHei" w:cs="Microsoft JhengHei" w:hint="eastAsia"/>
+              <w:rFonts w:hint="eastAsia" w:ascii="Microsoft JhengHei" w:hAnsi="Microsoft JhengHei" w:eastAsia="Microsoft JhengHei" w:cs="Microsoft JhengHei"/>
               <w:szCs w:val="24"/>
             </w:rPr>
             <w:fldChar w:fldCharType="end"/>
@@ -2372,28 +2406,28 @@
         </w:p>
         <w:p>
           <w:pPr>
-            <w:pStyle w:val="TOC2"/>
+            <w:pStyle w:val="17"/>
             <w:tabs>
               <w:tab w:val="right" w:leader="dot" w:pos="8336"/>
             </w:tabs>
           </w:pPr>
           <w:r>
             <w:rPr>
-              <w:rFonts w:ascii="Microsoft JhengHei" w:eastAsia="Microsoft JhengHei" w:hAnsi="Microsoft JhengHei" w:cs="Microsoft JhengHei" w:hint="eastAsia"/>
+              <w:rFonts w:hint="eastAsia" w:ascii="Microsoft JhengHei" w:hAnsi="Microsoft JhengHei" w:eastAsia="Microsoft JhengHei" w:cs="Microsoft JhengHei"/>
               <w:szCs w:val="24"/>
             </w:rPr>
             <w:fldChar w:fldCharType="begin"/>
           </w:r>
           <w:r>
             <w:rPr>
-              <w:rFonts w:ascii="Microsoft JhengHei" w:eastAsia="Microsoft JhengHei" w:hAnsi="Microsoft JhengHei" w:cs="Microsoft JhengHei" w:hint="eastAsia"/>
+              <w:rFonts w:hint="eastAsia" w:ascii="Microsoft JhengHei" w:hAnsi="Microsoft JhengHei" w:eastAsia="Microsoft JhengHei" w:cs="Microsoft JhengHei"/>
               <w:szCs w:val="24"/>
             </w:rPr>
             <w:instrText xml:space="preserve"> HYPERLINK \l _Toc1349 </w:instrText>
           </w:r>
           <w:r>
             <w:rPr>
-              <w:rFonts w:ascii="Microsoft JhengHei" w:eastAsia="Microsoft JhengHei" w:hAnsi="Microsoft JhengHei" w:cs="Microsoft JhengHei" w:hint="eastAsia"/>
+              <w:rFonts w:hint="eastAsia" w:ascii="Microsoft JhengHei" w:hAnsi="Microsoft JhengHei" w:eastAsia="Microsoft JhengHei" w:cs="Microsoft JhengHei"/>
               <w:szCs w:val="24"/>
             </w:rPr>
             <w:fldChar w:fldCharType="separate"/>
@@ -2432,7 +2466,7 @@
           </w:r>
           <w:r>
             <w:rPr>
-              <w:rFonts w:ascii="Microsoft JhengHei" w:eastAsia="Microsoft JhengHei" w:hAnsi="Microsoft JhengHei" w:cs="Microsoft JhengHei" w:hint="eastAsia"/>
+              <w:rFonts w:hint="eastAsia" w:ascii="Microsoft JhengHei" w:hAnsi="Microsoft JhengHei" w:eastAsia="Microsoft JhengHei" w:cs="Microsoft JhengHei"/>
               <w:szCs w:val="24"/>
             </w:rPr>
             <w:fldChar w:fldCharType="end"/>
@@ -2440,28 +2474,28 @@
         </w:p>
         <w:p>
           <w:pPr>
-            <w:pStyle w:val="TOC3"/>
+            <w:pStyle w:val="13"/>
             <w:tabs>
               <w:tab w:val="right" w:leader="dot" w:pos="8336"/>
             </w:tabs>
           </w:pPr>
           <w:r>
             <w:rPr>
-              <w:rFonts w:ascii="Microsoft JhengHei" w:eastAsia="Microsoft JhengHei" w:hAnsi="Microsoft JhengHei" w:cs="Microsoft JhengHei" w:hint="eastAsia"/>
+              <w:rFonts w:hint="eastAsia" w:ascii="Microsoft JhengHei" w:hAnsi="Microsoft JhengHei" w:eastAsia="Microsoft JhengHei" w:cs="Microsoft JhengHei"/>
               <w:szCs w:val="24"/>
             </w:rPr>
             <w:fldChar w:fldCharType="begin"/>
           </w:r>
           <w:r>
             <w:rPr>
-              <w:rFonts w:ascii="Microsoft JhengHei" w:eastAsia="Microsoft JhengHei" w:hAnsi="Microsoft JhengHei" w:cs="Microsoft JhengHei" w:hint="eastAsia"/>
+              <w:rFonts w:hint="eastAsia" w:ascii="Microsoft JhengHei" w:hAnsi="Microsoft JhengHei" w:eastAsia="Microsoft JhengHei" w:cs="Microsoft JhengHei"/>
               <w:szCs w:val="24"/>
             </w:rPr>
             <w:instrText xml:space="preserve"> HYPERLINK \l _Toc15587 </w:instrText>
           </w:r>
           <w:r>
             <w:rPr>
-              <w:rFonts w:ascii="Microsoft JhengHei" w:eastAsia="Microsoft JhengHei" w:hAnsi="Microsoft JhengHei" w:cs="Microsoft JhengHei" w:hint="eastAsia"/>
+              <w:rFonts w:hint="eastAsia" w:ascii="Microsoft JhengHei" w:hAnsi="Microsoft JhengHei" w:eastAsia="Microsoft JhengHei" w:cs="Microsoft JhengHei"/>
               <w:szCs w:val="24"/>
             </w:rPr>
             <w:fldChar w:fldCharType="separate"/>
@@ -2500,7 +2534,7 @@
           </w:r>
           <w:r>
             <w:rPr>
-              <w:rFonts w:ascii="Microsoft JhengHei" w:eastAsia="Microsoft JhengHei" w:hAnsi="Microsoft JhengHei" w:cs="Microsoft JhengHei" w:hint="eastAsia"/>
+              <w:rFonts w:hint="eastAsia" w:ascii="Microsoft JhengHei" w:hAnsi="Microsoft JhengHei" w:eastAsia="Microsoft JhengHei" w:cs="Microsoft JhengHei"/>
               <w:szCs w:val="24"/>
             </w:rPr>
             <w:fldChar w:fldCharType="end"/>
@@ -2508,28 +2542,28 @@
         </w:p>
         <w:p>
           <w:pPr>
-            <w:pStyle w:val="TOC3"/>
+            <w:pStyle w:val="13"/>
             <w:tabs>
               <w:tab w:val="right" w:leader="dot" w:pos="8336"/>
             </w:tabs>
           </w:pPr>
           <w:r>
             <w:rPr>
-              <w:rFonts w:ascii="Microsoft JhengHei" w:eastAsia="Microsoft JhengHei" w:hAnsi="Microsoft JhengHei" w:cs="Microsoft JhengHei" w:hint="eastAsia"/>
+              <w:rFonts w:hint="eastAsia" w:ascii="Microsoft JhengHei" w:hAnsi="Microsoft JhengHei" w:eastAsia="Microsoft JhengHei" w:cs="Microsoft JhengHei"/>
               <w:szCs w:val="24"/>
             </w:rPr>
             <w:fldChar w:fldCharType="begin"/>
           </w:r>
           <w:r>
             <w:rPr>
-              <w:rFonts w:ascii="Microsoft JhengHei" w:eastAsia="Microsoft JhengHei" w:hAnsi="Microsoft JhengHei" w:cs="Microsoft JhengHei" w:hint="eastAsia"/>
+              <w:rFonts w:hint="eastAsia" w:ascii="Microsoft JhengHei" w:hAnsi="Microsoft JhengHei" w:eastAsia="Microsoft JhengHei" w:cs="Microsoft JhengHei"/>
               <w:szCs w:val="24"/>
             </w:rPr>
             <w:instrText xml:space="preserve"> HYPERLINK \l _Toc21594 </w:instrText>
           </w:r>
           <w:r>
             <w:rPr>
-              <w:rFonts w:ascii="Microsoft JhengHei" w:eastAsia="Microsoft JhengHei" w:hAnsi="Microsoft JhengHei" w:cs="Microsoft JhengHei" w:hint="eastAsia"/>
+              <w:rFonts w:hint="eastAsia" w:ascii="Microsoft JhengHei" w:hAnsi="Microsoft JhengHei" w:eastAsia="Microsoft JhengHei" w:cs="Microsoft JhengHei"/>
               <w:szCs w:val="24"/>
             </w:rPr>
             <w:fldChar w:fldCharType="separate"/>
@@ -2568,7 +2602,7 @@
           </w:r>
           <w:r>
             <w:rPr>
-              <w:rFonts w:ascii="Microsoft JhengHei" w:eastAsia="Microsoft JhengHei" w:hAnsi="Microsoft JhengHei" w:cs="Microsoft JhengHei" w:hint="eastAsia"/>
+              <w:rFonts w:hint="eastAsia" w:ascii="Microsoft JhengHei" w:hAnsi="Microsoft JhengHei" w:eastAsia="Microsoft JhengHei" w:cs="Microsoft JhengHei"/>
               <w:szCs w:val="24"/>
             </w:rPr>
             <w:fldChar w:fldCharType="end"/>
@@ -2576,28 +2610,28 @@
         </w:p>
         <w:p>
           <w:pPr>
-            <w:pStyle w:val="TOC3"/>
+            <w:pStyle w:val="13"/>
             <w:tabs>
               <w:tab w:val="right" w:leader="dot" w:pos="8336"/>
             </w:tabs>
           </w:pPr>
           <w:r>
             <w:rPr>
-              <w:rFonts w:ascii="Microsoft JhengHei" w:eastAsia="Microsoft JhengHei" w:hAnsi="Microsoft JhengHei" w:cs="Microsoft JhengHei" w:hint="eastAsia"/>
+              <w:rFonts w:hint="eastAsia" w:ascii="Microsoft JhengHei" w:hAnsi="Microsoft JhengHei" w:eastAsia="Microsoft JhengHei" w:cs="Microsoft JhengHei"/>
               <w:szCs w:val="24"/>
             </w:rPr>
             <w:fldChar w:fldCharType="begin"/>
           </w:r>
           <w:r>
             <w:rPr>
-              <w:rFonts w:ascii="Microsoft JhengHei" w:eastAsia="Microsoft JhengHei" w:hAnsi="Microsoft JhengHei" w:cs="Microsoft JhengHei" w:hint="eastAsia"/>
+              <w:rFonts w:hint="eastAsia" w:ascii="Microsoft JhengHei" w:hAnsi="Microsoft JhengHei" w:eastAsia="Microsoft JhengHei" w:cs="Microsoft JhengHei"/>
               <w:szCs w:val="24"/>
             </w:rPr>
             <w:instrText xml:space="preserve"> HYPERLINK \l _Toc13557 </w:instrText>
           </w:r>
           <w:r>
             <w:rPr>
-              <w:rFonts w:ascii="Microsoft JhengHei" w:eastAsia="Microsoft JhengHei" w:hAnsi="Microsoft JhengHei" w:cs="Microsoft JhengHei" w:hint="eastAsia"/>
+              <w:rFonts w:hint="eastAsia" w:ascii="Microsoft JhengHei" w:hAnsi="Microsoft JhengHei" w:eastAsia="Microsoft JhengHei" w:cs="Microsoft JhengHei"/>
               <w:szCs w:val="24"/>
             </w:rPr>
             <w:fldChar w:fldCharType="separate"/>
@@ -2636,7 +2670,7 @@
           </w:r>
           <w:r>
             <w:rPr>
-              <w:rFonts w:ascii="Microsoft JhengHei" w:eastAsia="Microsoft JhengHei" w:hAnsi="Microsoft JhengHei" w:cs="Microsoft JhengHei" w:hint="eastAsia"/>
+              <w:rFonts w:hint="eastAsia" w:ascii="Microsoft JhengHei" w:hAnsi="Microsoft JhengHei" w:eastAsia="Microsoft JhengHei" w:cs="Microsoft JhengHei"/>
               <w:szCs w:val="24"/>
             </w:rPr>
             <w:fldChar w:fldCharType="end"/>
@@ -2644,28 +2678,28 @@
         </w:p>
         <w:p>
           <w:pPr>
-            <w:pStyle w:val="TOC3"/>
+            <w:pStyle w:val="13"/>
             <w:tabs>
               <w:tab w:val="right" w:leader="dot" w:pos="8336"/>
             </w:tabs>
           </w:pPr>
           <w:r>
             <w:rPr>
-              <w:rFonts w:ascii="Microsoft JhengHei" w:eastAsia="Microsoft JhengHei" w:hAnsi="Microsoft JhengHei" w:cs="Microsoft JhengHei" w:hint="eastAsia"/>
+              <w:rFonts w:hint="eastAsia" w:ascii="Microsoft JhengHei" w:hAnsi="Microsoft JhengHei" w:eastAsia="Microsoft JhengHei" w:cs="Microsoft JhengHei"/>
               <w:szCs w:val="24"/>
             </w:rPr>
             <w:fldChar w:fldCharType="begin"/>
           </w:r>
           <w:r>
             <w:rPr>
-              <w:rFonts w:ascii="Microsoft JhengHei" w:eastAsia="Microsoft JhengHei" w:hAnsi="Microsoft JhengHei" w:cs="Microsoft JhengHei" w:hint="eastAsia"/>
+              <w:rFonts w:hint="eastAsia" w:ascii="Microsoft JhengHei" w:hAnsi="Microsoft JhengHei" w:eastAsia="Microsoft JhengHei" w:cs="Microsoft JhengHei"/>
               <w:szCs w:val="24"/>
             </w:rPr>
             <w:instrText xml:space="preserve"> HYPERLINK \l _Toc14418 </w:instrText>
           </w:r>
           <w:r>
             <w:rPr>
-              <w:rFonts w:ascii="Microsoft JhengHei" w:eastAsia="Microsoft JhengHei" w:hAnsi="Microsoft JhengHei" w:cs="Microsoft JhengHei" w:hint="eastAsia"/>
+              <w:rFonts w:hint="eastAsia" w:ascii="Microsoft JhengHei" w:hAnsi="Microsoft JhengHei" w:eastAsia="Microsoft JhengHei" w:cs="Microsoft JhengHei"/>
               <w:szCs w:val="24"/>
             </w:rPr>
             <w:fldChar w:fldCharType="separate"/>
@@ -2704,7 +2738,7 @@
           </w:r>
           <w:r>
             <w:rPr>
-              <w:rFonts w:ascii="Microsoft JhengHei" w:eastAsia="Microsoft JhengHei" w:hAnsi="Microsoft JhengHei" w:cs="Microsoft JhengHei" w:hint="eastAsia"/>
+              <w:rFonts w:hint="eastAsia" w:ascii="Microsoft JhengHei" w:hAnsi="Microsoft JhengHei" w:eastAsia="Microsoft JhengHei" w:cs="Microsoft JhengHei"/>
               <w:szCs w:val="24"/>
             </w:rPr>
             <w:fldChar w:fldCharType="end"/>
@@ -2712,28 +2746,28 @@
         </w:p>
         <w:p>
           <w:pPr>
-            <w:pStyle w:val="TOC1"/>
+            <w:pStyle w:val="16"/>
             <w:tabs>
               <w:tab w:val="right" w:leader="dot" w:pos="8336"/>
             </w:tabs>
           </w:pPr>
           <w:r>
             <w:rPr>
-              <w:rFonts w:ascii="Microsoft JhengHei" w:eastAsia="Microsoft JhengHei" w:hAnsi="Microsoft JhengHei" w:cs="Microsoft JhengHei" w:hint="eastAsia"/>
+              <w:rFonts w:hint="eastAsia" w:ascii="Microsoft JhengHei" w:hAnsi="Microsoft JhengHei" w:eastAsia="Microsoft JhengHei" w:cs="Microsoft JhengHei"/>
               <w:szCs w:val="24"/>
             </w:rPr>
             <w:fldChar w:fldCharType="begin"/>
           </w:r>
           <w:r>
             <w:rPr>
-              <w:rFonts w:ascii="Microsoft JhengHei" w:eastAsia="Microsoft JhengHei" w:hAnsi="Microsoft JhengHei" w:cs="Microsoft JhengHei" w:hint="eastAsia"/>
+              <w:rFonts w:hint="eastAsia" w:ascii="Microsoft JhengHei" w:hAnsi="Microsoft JhengHei" w:eastAsia="Microsoft JhengHei" w:cs="Microsoft JhengHei"/>
               <w:szCs w:val="24"/>
             </w:rPr>
             <w:instrText xml:space="preserve"> HYPERLINK \l _Toc12322 </w:instrText>
           </w:r>
           <w:r>
             <w:rPr>
-              <w:rFonts w:ascii="Microsoft JhengHei" w:eastAsia="Microsoft JhengHei" w:hAnsi="Microsoft JhengHei" w:cs="Microsoft JhengHei" w:hint="eastAsia"/>
+              <w:rFonts w:hint="eastAsia" w:ascii="Microsoft JhengHei" w:hAnsi="Microsoft JhengHei" w:eastAsia="Microsoft JhengHei" w:cs="Microsoft JhengHei"/>
               <w:szCs w:val="24"/>
             </w:rPr>
             <w:fldChar w:fldCharType="separate"/>
@@ -2772,7 +2806,7 @@
           </w:r>
           <w:r>
             <w:rPr>
-              <w:rFonts w:ascii="Microsoft JhengHei" w:eastAsia="Microsoft JhengHei" w:hAnsi="Microsoft JhengHei" w:cs="Microsoft JhengHei" w:hint="eastAsia"/>
+              <w:rFonts w:hint="eastAsia" w:ascii="Microsoft JhengHei" w:hAnsi="Microsoft JhengHei" w:eastAsia="Microsoft JhengHei" w:cs="Microsoft JhengHei"/>
               <w:szCs w:val="24"/>
             </w:rPr>
             <w:fldChar w:fldCharType="end"/>
@@ -2780,28 +2814,28 @@
         </w:p>
         <w:p>
           <w:pPr>
-            <w:pStyle w:val="TOC1"/>
+            <w:pStyle w:val="16"/>
             <w:tabs>
               <w:tab w:val="right" w:leader="dot" w:pos="8336"/>
             </w:tabs>
           </w:pPr>
           <w:r>
             <w:rPr>
-              <w:rFonts w:ascii="Microsoft JhengHei" w:eastAsia="Microsoft JhengHei" w:hAnsi="Microsoft JhengHei" w:cs="Microsoft JhengHei" w:hint="eastAsia"/>
+              <w:rFonts w:hint="eastAsia" w:ascii="Microsoft JhengHei" w:hAnsi="Microsoft JhengHei" w:eastAsia="Microsoft JhengHei" w:cs="Microsoft JhengHei"/>
               <w:szCs w:val="24"/>
             </w:rPr>
             <w:fldChar w:fldCharType="begin"/>
           </w:r>
           <w:r>
             <w:rPr>
-              <w:rFonts w:ascii="Microsoft JhengHei" w:eastAsia="Microsoft JhengHei" w:hAnsi="Microsoft JhengHei" w:cs="Microsoft JhengHei" w:hint="eastAsia"/>
+              <w:rFonts w:hint="eastAsia" w:ascii="Microsoft JhengHei" w:hAnsi="Microsoft JhengHei" w:eastAsia="Microsoft JhengHei" w:cs="Microsoft JhengHei"/>
               <w:szCs w:val="24"/>
             </w:rPr>
             <w:instrText xml:space="preserve"> HYPERLINK \l _Toc11949 </w:instrText>
           </w:r>
           <w:r>
             <w:rPr>
-              <w:rFonts w:ascii="Microsoft JhengHei" w:eastAsia="Microsoft JhengHei" w:hAnsi="Microsoft JhengHei" w:cs="Microsoft JhengHei" w:hint="eastAsia"/>
+              <w:rFonts w:hint="eastAsia" w:ascii="Microsoft JhengHei" w:hAnsi="Microsoft JhengHei" w:eastAsia="Microsoft JhengHei" w:cs="Microsoft JhengHei"/>
               <w:szCs w:val="24"/>
             </w:rPr>
             <w:fldChar w:fldCharType="separate"/>
@@ -2835,7 +2869,7 @@
           </w:r>
           <w:r>
             <w:rPr>
-              <w:rFonts w:ascii="Microsoft JhengHei" w:eastAsia="Microsoft JhengHei" w:hAnsi="Microsoft JhengHei" w:cs="Microsoft JhengHei" w:hint="eastAsia"/>
+              <w:rFonts w:hint="eastAsia" w:ascii="Microsoft JhengHei" w:hAnsi="Microsoft JhengHei" w:eastAsia="Microsoft JhengHei" w:cs="Microsoft JhengHei"/>
               <w:szCs w:val="24"/>
             </w:rPr>
             <w:fldChar w:fldCharType="end"/>
@@ -2847,7 +2881,7 @@
           </w:pPr>
           <w:r>
             <w:rPr>
-              <w:rFonts w:ascii="Microsoft JhengHei" w:eastAsia="Microsoft JhengHei" w:hAnsi="Microsoft JhengHei" w:cs="Microsoft JhengHei" w:hint="eastAsia"/>
+              <w:rFonts w:hint="eastAsia" w:ascii="Microsoft JhengHei" w:hAnsi="Microsoft JhengHei" w:eastAsia="Microsoft JhengHei" w:cs="Microsoft JhengHei"/>
               <w:szCs w:val="24"/>
             </w:rPr>
             <w:fldChar w:fldCharType="end"/>
@@ -2857,7 +2891,7 @@
     </w:sdt>
     <w:p>
       <w:pPr>
-        <w:pStyle w:val="1"/>
+        <w:pStyle w:val="26"/>
         <w:bidi w:val="0"/>
       </w:pPr>
       <w:bookmarkStart w:id="3" w:name="_Toc12913"/>
@@ -2868,7 +2902,7 @@
     </w:p>
     <w:p>
       <w:pPr>
-        <w:pStyle w:val="a"/>
+        <w:pStyle w:val="27"/>
         <w:bidi w:val="0"/>
       </w:pPr>
       <w:r>
@@ -2877,7 +2911,7 @@
     </w:p>
     <w:p>
       <w:pPr>
-        <w:pStyle w:val="1"/>
+        <w:pStyle w:val="26"/>
         <w:bidi w:val="0"/>
       </w:pPr>
       <w:bookmarkStart w:id="4" w:name="_Toc2813"/>
@@ -2888,7 +2922,7 @@
     </w:p>
     <w:p>
       <w:pPr>
-        <w:pStyle w:val="a"/>
+        <w:pStyle w:val="27"/>
         <w:bidi w:val="0"/>
       </w:pPr>
       <w:r>
@@ -2897,7 +2931,7 @@
     </w:p>
     <w:p>
       <w:pPr>
-        <w:pStyle w:val="1"/>
+        <w:pStyle w:val="26"/>
         <w:bidi w:val="0"/>
       </w:pPr>
       <w:bookmarkStart w:id="5" w:name="_Toc29568"/>
@@ -2908,7 +2942,7 @@
     </w:p>
     <w:p>
       <w:pPr>
-        <w:pStyle w:val="a"/>
+        <w:pStyle w:val="27"/>
         <w:bidi w:val="0"/>
       </w:pPr>
       <w:r>
@@ -2927,7 +2961,7 @@
     </w:p>
     <w:p>
       <w:pPr>
-        <w:pStyle w:val="a"/>
+        <w:pStyle w:val="27"/>
         <w:bidi w:val="0"/>
       </w:pPr>
       <w:r>
@@ -2946,7 +2980,7 @@
     </w:p>
     <w:p>
       <w:pPr>
-        <w:pStyle w:val="a"/>
+        <w:pStyle w:val="27"/>
         <w:bidi w:val="0"/>
       </w:pPr>
       <w:r>
@@ -2955,7 +2989,7 @@
     </w:p>
     <w:p>
       <w:pPr>
-        <w:pStyle w:val="1"/>
+        <w:pStyle w:val="26"/>
         <w:bidi w:val="0"/>
       </w:pPr>
       <w:bookmarkStart w:id="6" w:name="_Toc23602"/>
@@ -2966,13 +3000,13 @@
     </w:p>
     <w:p>
       <w:pPr>
-        <w:pStyle w:val="a3"/>
+        <w:pStyle w:val="39"/>
         <w:numPr>
           <w:ilvl w:val="0"/>
           <w:numId w:val="2"/>
         </w:numPr>
         <w:bidi w:val="0"/>
-        <w:ind w:left="425" w:hanging="425" w:leftChars="0" w:firstLineChars="0"/>
+        <w:ind w:left="425" w:leftChars="0" w:hanging="425" w:firstLineChars="0"/>
       </w:pPr>
       <w:r>
         <w:rPr>
@@ -2987,13 +3021,13 @@
     </w:p>
     <w:p>
       <w:pPr>
-        <w:pStyle w:val="a3"/>
+        <w:pStyle w:val="39"/>
         <w:numPr>
           <w:ilvl w:val="0"/>
           <w:numId w:val="2"/>
         </w:numPr>
         <w:bidi w:val="0"/>
-        <w:ind w:left="425" w:hanging="425" w:leftChars="0" w:firstLineChars="0"/>
+        <w:ind w:left="425" w:leftChars="0" w:hanging="425" w:firstLineChars="0"/>
       </w:pPr>
       <w:r>
         <w:rPr>
@@ -3008,13 +3042,13 @@
     </w:p>
     <w:p>
       <w:pPr>
-        <w:pStyle w:val="a3"/>
+        <w:pStyle w:val="39"/>
         <w:numPr>
           <w:ilvl w:val="0"/>
           <w:numId w:val="2"/>
         </w:numPr>
         <w:bidi w:val="0"/>
-        <w:ind w:left="425" w:hanging="425" w:leftChars="0" w:firstLineChars="0"/>
+        <w:ind w:left="425" w:leftChars="0" w:hanging="425" w:firstLineChars="0"/>
       </w:pPr>
       <w:r>
         <w:rPr>
@@ -3029,13 +3063,13 @@
     </w:p>
     <w:p>
       <w:pPr>
-        <w:pStyle w:val="a3"/>
+        <w:pStyle w:val="39"/>
         <w:numPr>
           <w:ilvl w:val="0"/>
           <w:numId w:val="2"/>
         </w:numPr>
         <w:bidi w:val="0"/>
-        <w:ind w:left="425" w:hanging="425" w:leftChars="0" w:firstLineChars="0"/>
+        <w:ind w:left="425" w:leftChars="0" w:hanging="425" w:firstLineChars="0"/>
       </w:pPr>
       <w:r>
         <w:rPr>
@@ -3050,13 +3084,13 @@
     </w:p>
     <w:p>
       <w:pPr>
-        <w:pStyle w:val="a3"/>
+        <w:pStyle w:val="39"/>
         <w:numPr>
           <w:ilvl w:val="0"/>
           <w:numId w:val="2"/>
         </w:numPr>
         <w:bidi w:val="0"/>
-        <w:ind w:left="425" w:hanging="425" w:leftChars="0" w:firstLineChars="0"/>
+        <w:ind w:left="425" w:leftChars="0" w:hanging="425" w:firstLineChars="0"/>
       </w:pPr>
       <w:r>
         <w:rPr>
@@ -3071,13 +3105,13 @@
     </w:p>
     <w:p>
       <w:pPr>
-        <w:pStyle w:val="a3"/>
+        <w:pStyle w:val="39"/>
         <w:numPr>
           <w:ilvl w:val="0"/>
           <w:numId w:val="2"/>
         </w:numPr>
         <w:bidi w:val="0"/>
-        <w:ind w:left="425" w:hanging="425" w:leftChars="0" w:firstLineChars="0"/>
+        <w:ind w:left="425" w:leftChars="0" w:hanging="425" w:firstLineChars="0"/>
       </w:pPr>
       <w:r>
         <w:t>应保证备品备件库中设备只可由运维实施工程师领取，严禁无关人员私自领取或借取；</w:t>
@@ -3085,13 +3119,13 @@
     </w:p>
     <w:p>
       <w:pPr>
-        <w:pStyle w:val="a3"/>
+        <w:pStyle w:val="39"/>
         <w:numPr>
           <w:ilvl w:val="0"/>
           <w:numId w:val="2"/>
         </w:numPr>
         <w:bidi w:val="0"/>
-        <w:ind w:left="425" w:hanging="425" w:leftChars="0" w:firstLineChars="0"/>
+        <w:ind w:left="425" w:leftChars="0" w:hanging="425" w:firstLineChars="0"/>
       </w:pPr>
       <w:r>
         <w:rPr>
@@ -3106,13 +3140,13 @@
     </w:p>
     <w:p>
       <w:pPr>
-        <w:pStyle w:val="a3"/>
+        <w:pStyle w:val="39"/>
         <w:numPr>
           <w:ilvl w:val="0"/>
           <w:numId w:val="2"/>
         </w:numPr>
         <w:bidi w:val="0"/>
-        <w:ind w:left="425" w:hanging="425" w:leftChars="0" w:firstLineChars="0"/>
+        <w:ind w:left="425" w:leftChars="0" w:hanging="425" w:firstLineChars="0"/>
       </w:pPr>
       <w:r>
         <w:rPr>
@@ -3127,13 +3161,13 @@
     </w:p>
     <w:p>
       <w:pPr>
-        <w:pStyle w:val="a3"/>
+        <w:pStyle w:val="39"/>
         <w:numPr>
           <w:ilvl w:val="0"/>
           <w:numId w:val="2"/>
         </w:numPr>
         <w:bidi w:val="0"/>
-        <w:ind w:left="425" w:hanging="425" w:leftChars="0" w:firstLineChars="0"/>
+        <w:ind w:left="425" w:leftChars="0" w:hanging="425" w:firstLineChars="0"/>
       </w:pPr>
       <w:r>
         <w:t>备件库房管理，主要负责备件的保管、进出库和相关库存信息反馈等工作。</w:t>
@@ -3141,13 +3175,13 @@
     </w:p>
     <w:p>
       <w:pPr>
-        <w:pStyle w:val="a3"/>
+        <w:pStyle w:val="39"/>
         <w:numPr>
           <w:ilvl w:val="0"/>
           <w:numId w:val="2"/>
         </w:numPr>
         <w:bidi w:val="0"/>
-        <w:ind w:left="425" w:hanging="425" w:leftChars="0" w:firstLineChars="0"/>
+        <w:ind w:left="425" w:leftChars="0" w:hanging="425" w:firstLineChars="0"/>
       </w:pPr>
       <w:r>
         <w:t>备件的经济管理，主要负责经济核算与统计分析工作。</w:t>
@@ -3155,13 +3189,13 @@
     </w:p>
     <w:p>
       <w:pPr>
-        <w:pStyle w:val="a3"/>
+        <w:pStyle w:val="39"/>
         <w:numPr>
           <w:ilvl w:val="0"/>
           <w:numId w:val="2"/>
         </w:numPr>
         <w:bidi w:val="0"/>
-        <w:ind w:left="425" w:hanging="425" w:leftChars="0" w:firstLineChars="0"/>
+        <w:ind w:left="425" w:leftChars="0" w:hanging="425" w:firstLineChars="0"/>
       </w:pPr>
       <w:r>
         <w:t>根据设备的数量以及备件的易损程度、价格、设备对生产的制约度和替代性、采购周期等，在科学分析设备运行状态和过去的消耗统计基础上，每年的第一季度对备品备件储备定额计划进行修订，修订时需按严格的审批程序执行。同时根据需要，可以一个季度或半年一次进行修订，修订时同样按照相关程序审批。</w:t>
@@ -3169,13 +3203,13 @@
     </w:p>
     <w:p>
       <w:pPr>
-        <w:pStyle w:val="a3"/>
+        <w:pStyle w:val="39"/>
         <w:numPr>
           <w:ilvl w:val="0"/>
           <w:numId w:val="2"/>
         </w:numPr>
         <w:bidi w:val="0"/>
-        <w:ind w:left="425" w:hanging="425" w:leftChars="0" w:firstLineChars="0"/>
+        <w:ind w:left="425" w:leftChars="0" w:hanging="425" w:firstLineChars="0"/>
       </w:pPr>
       <w:r>
         <w:rPr>
@@ -3190,13 +3224,13 @@
     </w:p>
     <w:p>
       <w:pPr>
-        <w:pStyle w:val="a3"/>
+        <w:pStyle w:val="39"/>
         <w:numPr>
           <w:ilvl w:val="0"/>
           <w:numId w:val="2"/>
         </w:numPr>
         <w:bidi w:val="0"/>
-        <w:ind w:left="425" w:hanging="425" w:leftChars="0" w:firstLineChars="0"/>
+        <w:ind w:left="425" w:leftChars="0" w:hanging="425" w:firstLineChars="0"/>
       </w:pPr>
       <w:r>
         <w:t>对于定额外日常运维用的备品备件的申报，运维部应严格按照公司采购程序要求申购、领用相关的备品备件，申购时由</w:t>
@@ -3224,13 +3258,13 @@
     </w:p>
     <w:p>
       <w:pPr>
-        <w:pStyle w:val="a3"/>
+        <w:pStyle w:val="39"/>
         <w:numPr>
           <w:ilvl w:val="0"/>
           <w:numId w:val="2"/>
         </w:numPr>
         <w:bidi w:val="0"/>
-        <w:ind w:left="425" w:hanging="425" w:leftChars="0" w:firstLineChars="0"/>
+        <w:ind w:left="425" w:leftChars="0" w:hanging="425" w:firstLineChars="0"/>
       </w:pPr>
       <w:r>
         <w:t>在首次选型、购买设备和材料时，应尽可能考虑采购部采购人员以后采购这方面设备、备件的方便性；选型时采购部的采购人员可同时介入，进一步加强部门与部门之间的相互配合。</w:t>
@@ -3238,7 +3272,7 @@
     </w:p>
     <w:p>
       <w:pPr>
-        <w:pStyle w:val="1"/>
+        <w:pStyle w:val="26"/>
         <w:bidi w:val="0"/>
       </w:pPr>
       <w:bookmarkStart w:id="7" w:name="_Toc4438"/>
@@ -3249,37 +3283,10 @@
     </w:p>
     <w:p>
       <w:pPr>
-        <w:keepNext w:val="0"/>
-        <w:keepLines w:val="0"/>
-        <w:pageBreakBefore w:val="0"/>
-        <w:widowControl/>
-        <w:kinsoku w:val="0"/>
-        <w:wordWrap/>
-        <w:overflowPunct/>
-        <w:topLinePunct w:val="0"/>
-        <w:autoSpaceDE w:val="0"/>
-        <w:autoSpaceDN w:val="0"/>
-        <w:bidi w:val="0"/>
-        <w:adjustRightInd w:val="0"/>
-        <w:snapToGrid w:val="0"/>
-        <w:spacing w:line="360" w:lineRule="auto"/>
-        <w:ind w:left="0" w:right="0" w:firstLine="420" w:firstLineChars="200"/>
-        <w:jc w:val="both"/>
-        <w:textAlignment w:val="baseline"/>
-        <w:rPr>
-          <w:rFonts w:ascii="宋体" w:eastAsia="宋体" w:hAnsi="宋体" w:cs="宋体"/>
-          <w:spacing w:val="-1"/>
-          <w:sz w:val="24"/>
-          <w:szCs w:val="24"/>
-        </w:rPr>
-      </w:pPr>
-      <w:r>
-        <w:rPr>
-          <w:rFonts w:ascii="宋体" w:eastAsia="宋体" w:hAnsi="宋体" w:cs="宋体"/>
-          <w:spacing w:val="-1"/>
-          <w:sz w:val="24"/>
-          <w:szCs w:val="24"/>
-        </w:rPr>
+        <w:pStyle w:val="27"/>
+        <w:bidi w:val="0"/>
+      </w:pPr>
+      <w:r>
         <w:t>本章分别说明了备品备件的采购、库存管理、领用、调拨、借用、送修及报废共六个管理流程。</w:t>
       </w:r>
     </w:p>
@@ -3290,7 +3297,7 @@
     </w:p>
     <w:p>
       <w:pPr>
-        <w:pStyle w:val="2"/>
+        <w:pStyle w:val="28"/>
         <w:bidi w:val="0"/>
       </w:pPr>
       <w:bookmarkStart w:id="8" w:name="_Toc25198"/>
@@ -3301,7 +3308,7 @@
     </w:p>
     <w:p>
       <w:pPr>
-        <w:pStyle w:val="3"/>
+        <w:pStyle w:val="29"/>
         <w:bidi w:val="0"/>
       </w:pPr>
       <w:bookmarkStart w:id="9" w:name="_Toc8975"/>
@@ -3312,7 +3319,7 @@
     </w:p>
     <w:p>
       <w:pPr>
-        <w:pStyle w:val="a"/>
+        <w:pStyle w:val="27"/>
         <w:bidi w:val="0"/>
       </w:pPr>
       <w:r>
@@ -3321,7 +3328,7 @@
     </w:p>
     <w:p>
       <w:pPr>
-        <w:pStyle w:val="a"/>
+        <w:pStyle w:val="27"/>
         <w:bidi w:val="0"/>
       </w:pPr>
       <w:r>
@@ -3330,7 +3337,7 @@
     </w:p>
     <w:p>
       <w:pPr>
-        <w:pStyle w:val="3"/>
+        <w:pStyle w:val="29"/>
         <w:bidi w:val="0"/>
       </w:pPr>
       <w:bookmarkStart w:id="10" w:name="_Toc29987"/>
@@ -3341,7 +3348,7 @@
     </w:p>
     <w:p>
       <w:pPr>
-        <w:pStyle w:val="a"/>
+        <w:pStyle w:val="27"/>
         <w:bidi w:val="0"/>
       </w:pPr>
       <w:r>
@@ -3350,7 +3357,7 @@
     </w:p>
     <w:p>
       <w:pPr>
-        <w:pStyle w:val="a"/>
+        <w:pStyle w:val="27"/>
         <w:bidi w:val="0"/>
       </w:pPr>
       <w:r>
@@ -3359,7 +3366,7 @@
     </w:p>
     <w:p>
       <w:pPr>
-        <w:pStyle w:val="a"/>
+        <w:pStyle w:val="27"/>
         <w:bidi w:val="0"/>
       </w:pPr>
       <w:r>
@@ -3368,7 +3375,7 @@
     </w:p>
     <w:p>
       <w:pPr>
-        <w:pStyle w:val="3"/>
+        <w:pStyle w:val="29"/>
         <w:bidi w:val="0"/>
       </w:pPr>
       <w:bookmarkStart w:id="11" w:name="_Toc29681"/>
@@ -3379,7 +3386,7 @@
     </w:p>
     <w:p>
       <w:pPr>
-        <w:pStyle w:val="a"/>
+        <w:pStyle w:val="27"/>
         <w:bidi w:val="0"/>
       </w:pPr>
       <w:r>
@@ -3388,7 +3395,7 @@
     </w:p>
     <w:p>
       <w:pPr>
-        <w:pStyle w:val="a"/>
+        <w:pStyle w:val="27"/>
         <w:bidi w:val="0"/>
       </w:pPr>
       <w:r>
@@ -3397,7 +3404,42 @@
     </w:p>
     <w:p>
       <w:pPr>
-        <w:pStyle w:val="2"/>
+        <w:pStyle w:val="29"/>
+        <w:bidi w:val="0"/>
+        <w:rPr>
+          <w:rFonts w:hint="default"/>
+          <w:lang w:val="en-US" w:eastAsia="zh-CN"/>
+        </w:rPr>
+      </w:pPr>
+      <w:r>
+        <w:rPr>
+          <w:rFonts w:hint="eastAsia"/>
+          <w:lang w:val="en-US" w:eastAsia="zh-CN"/>
+        </w:rPr>
+        <w:t>应急采购</w:t>
+      </w:r>
+    </w:p>
+    <w:p>
+      <w:pPr>
+        <w:pStyle w:val="27"/>
+        <w:rPr>
+          <w:rFonts w:hint="default"/>
+          <w:lang w:val="en-US" w:eastAsia="zh-CN"/>
+        </w:rPr>
+      </w:pPr>
+      <w:r>
+        <w:rPr>
+          <w:rFonts w:hint="default"/>
+          <w:lang w:val="en-US" w:eastAsia="zh-CN"/>
+        </w:rPr>
+        <w:t>当发生P1（紧急）级故障且无库存备件可用时，运维项目经理可直接电话通知运维部负责人及采购部负责人，启动应急采购。应急采购可采用简化审批、先执行后补单的方式，由采购部协调供应商最快直发现场或安排紧急物流。事后须在2个工作日内补全《临时采购审批表》及相关手续，并报公司备案。</w:t>
+      </w:r>
+      <w:bookmarkStart w:id="27" w:name="_GoBack"/>
+      <w:bookmarkEnd w:id="27"/>
+    </w:p>
+    <w:p>
+      <w:pPr>
+        <w:pStyle w:val="28"/>
         <w:bidi w:val="0"/>
       </w:pPr>
       <w:bookmarkStart w:id="12" w:name="_Toc17817"/>
@@ -3408,13 +3450,13 @@
     </w:p>
     <w:p>
       <w:pPr>
-        <w:pStyle w:val="a3"/>
+        <w:pStyle w:val="39"/>
         <w:numPr>
           <w:ilvl w:val="0"/>
           <w:numId w:val="3"/>
         </w:numPr>
         <w:bidi w:val="0"/>
-        <w:ind w:left="425" w:hanging="425" w:leftChars="0" w:firstLineChars="0"/>
+        <w:ind w:left="425" w:leftChars="0" w:hanging="425" w:firstLineChars="0"/>
         <w:rPr>
           <w:rFonts w:hint="eastAsia"/>
           <w:lang w:eastAsia="zh-CN"/>
@@ -3430,13 +3472,13 @@
     </w:p>
     <w:p>
       <w:pPr>
-        <w:pStyle w:val="a3"/>
+        <w:pStyle w:val="39"/>
         <w:numPr>
           <w:ilvl w:val="0"/>
           <w:numId w:val="3"/>
         </w:numPr>
         <w:bidi w:val="0"/>
-        <w:ind w:left="425" w:hanging="425" w:leftChars="0" w:firstLineChars="0"/>
+        <w:ind w:left="425" w:leftChars="0" w:hanging="425" w:firstLineChars="0"/>
         <w:rPr>
           <w:rFonts w:hint="eastAsia"/>
           <w:lang w:eastAsia="zh-CN"/>
@@ -3452,13 +3494,13 @@
     </w:p>
     <w:p>
       <w:pPr>
-        <w:pStyle w:val="a3"/>
+        <w:pStyle w:val="39"/>
         <w:numPr>
           <w:ilvl w:val="0"/>
           <w:numId w:val="3"/>
         </w:numPr>
         <w:bidi w:val="0"/>
-        <w:ind w:left="425" w:hanging="425" w:leftChars="0" w:firstLineChars="0"/>
+        <w:ind w:left="425" w:leftChars="0" w:hanging="425" w:firstLineChars="0"/>
         <w:rPr>
           <w:rFonts w:hint="eastAsia"/>
           <w:lang w:eastAsia="zh-CN"/>
@@ -3474,13 +3516,13 @@
     </w:p>
     <w:p>
       <w:pPr>
-        <w:pStyle w:val="a3"/>
+        <w:pStyle w:val="39"/>
         <w:numPr>
           <w:ilvl w:val="0"/>
           <w:numId w:val="3"/>
         </w:numPr>
         <w:bidi w:val="0"/>
-        <w:ind w:left="425" w:hanging="425" w:leftChars="0" w:firstLineChars="0"/>
+        <w:ind w:left="425" w:leftChars="0" w:hanging="425" w:firstLineChars="0"/>
         <w:rPr>
           <w:rFonts w:hint="eastAsia"/>
           <w:lang w:eastAsia="zh-CN"/>
@@ -3496,13 +3538,13 @@
     </w:p>
     <w:p>
       <w:pPr>
-        <w:pStyle w:val="a3"/>
+        <w:pStyle w:val="39"/>
         <w:numPr>
           <w:ilvl w:val="0"/>
           <w:numId w:val="3"/>
         </w:numPr>
         <w:bidi w:val="0"/>
-        <w:ind w:left="425" w:hanging="425" w:leftChars="0" w:firstLineChars="0"/>
+        <w:ind w:left="425" w:leftChars="0" w:hanging="425" w:firstLineChars="0"/>
         <w:rPr>
           <w:rFonts w:hint="eastAsia"/>
           <w:lang w:eastAsia="zh-CN"/>
@@ -3518,13 +3560,13 @@
     </w:p>
     <w:p>
       <w:pPr>
-        <w:pStyle w:val="a3"/>
+        <w:pStyle w:val="39"/>
         <w:numPr>
           <w:ilvl w:val="0"/>
           <w:numId w:val="3"/>
         </w:numPr>
         <w:bidi w:val="0"/>
-        <w:ind w:left="425" w:hanging="425" w:leftChars="0" w:firstLineChars="0"/>
+        <w:ind w:left="425" w:leftChars="0" w:hanging="425" w:firstLineChars="0"/>
         <w:rPr>
           <w:rFonts w:hint="eastAsia"/>
           <w:lang w:eastAsia="zh-CN"/>
@@ -3540,7 +3582,7 @@
     </w:p>
     <w:p>
       <w:pPr>
-        <w:pStyle w:val="2"/>
+        <w:pStyle w:val="28"/>
         <w:bidi w:val="0"/>
       </w:pPr>
       <w:bookmarkStart w:id="13" w:name="_Toc7894"/>
@@ -3551,7 +3593,7 @@
     </w:p>
     <w:p>
       <w:pPr>
-        <w:pStyle w:val="a"/>
+        <w:pStyle w:val="27"/>
         <w:bidi w:val="0"/>
       </w:pPr>
       <w:r>
@@ -3560,7 +3602,7 @@
     </w:p>
     <w:p>
       <w:pPr>
-        <w:pStyle w:val="2"/>
+        <w:pStyle w:val="28"/>
         <w:bidi w:val="0"/>
       </w:pPr>
       <w:bookmarkStart w:id="14" w:name="_Toc16174"/>
@@ -3571,7 +3613,7 @@
     </w:p>
     <w:p>
       <w:pPr>
-        <w:pStyle w:val="a"/>
+        <w:pStyle w:val="27"/>
         <w:bidi w:val="0"/>
       </w:pPr>
       <w:r>
@@ -3580,10 +3622,10 @@
     </w:p>
     <w:p>
       <w:pPr>
-        <w:pStyle w:val="a"/>
-        <w:bidi w:val="0"/>
-        <w:rPr>
-          <w:rFonts w:ascii="宋体" w:eastAsia="宋体" w:hAnsi="宋体" w:cs="宋体"/>
+        <w:pStyle w:val="27"/>
+        <w:bidi w:val="0"/>
+        <w:rPr>
+          <w:rFonts w:ascii="宋体" w:hAnsi="宋体" w:eastAsia="宋体" w:cs="宋体"/>
           <w:spacing w:val="-1"/>
           <w:szCs w:val="24"/>
         </w:rPr>
@@ -3594,7 +3636,7 @@
     </w:p>
     <w:p>
       <w:pPr>
-        <w:pStyle w:val="a"/>
+        <w:pStyle w:val="27"/>
         <w:bidi w:val="0"/>
       </w:pPr>
       <w:r>
@@ -3603,7 +3645,7 @@
     </w:p>
     <w:p>
       <w:pPr>
-        <w:pStyle w:val="2"/>
+        <w:pStyle w:val="28"/>
         <w:bidi w:val="0"/>
       </w:pPr>
       <w:bookmarkStart w:id="15" w:name="_Toc21996"/>
@@ -3614,7 +3656,7 @@
     </w:p>
     <w:p>
       <w:pPr>
-        <w:pStyle w:val="a"/>
+        <w:pStyle w:val="27"/>
         <w:bidi w:val="0"/>
       </w:pPr>
       <w:r>
@@ -3633,7 +3675,7 @@
     </w:p>
     <w:p>
       <w:pPr>
-        <w:pStyle w:val="a"/>
+        <w:pStyle w:val="27"/>
         <w:bidi w:val="0"/>
       </w:pPr>
       <w:r>
@@ -3642,7 +3684,7 @@
     </w:p>
     <w:p>
       <w:pPr>
-        <w:pStyle w:val="a"/>
+        <w:pStyle w:val="27"/>
         <w:bidi w:val="0"/>
       </w:pPr>
       <w:r>
@@ -3651,7 +3693,7 @@
     </w:p>
     <w:p>
       <w:pPr>
-        <w:pStyle w:val="2"/>
+        <w:pStyle w:val="28"/>
         <w:bidi w:val="0"/>
       </w:pPr>
       <w:bookmarkStart w:id="16" w:name="_Toc30354"/>
@@ -3662,7 +3704,7 @@
     </w:p>
     <w:p>
       <w:pPr>
-        <w:pStyle w:val="a"/>
+        <w:pStyle w:val="27"/>
         <w:bidi w:val="0"/>
       </w:pPr>
       <w:r>
@@ -3681,7 +3723,7 @@
     </w:p>
     <w:p>
       <w:pPr>
-        <w:pStyle w:val="a"/>
+        <w:pStyle w:val="27"/>
         <w:bidi w:val="0"/>
       </w:pPr>
       <w:r>
@@ -3690,7 +3732,7 @@
     </w:p>
     <w:p>
       <w:pPr>
-        <w:pStyle w:val="1"/>
+        <w:pStyle w:val="26"/>
         <w:bidi w:val="0"/>
         <w:rPr>
           <w:rFonts w:hint="eastAsia"/>
@@ -3709,7 +3751,7 @@
     </w:p>
     <w:p>
       <w:pPr>
-        <w:pStyle w:val="2"/>
+        <w:pStyle w:val="28"/>
         <w:bidi w:val="0"/>
         <w:rPr>
           <w:rFonts w:hint="eastAsia"/>
@@ -3728,7 +3770,7 @@
     </w:p>
     <w:p>
       <w:pPr>
-        <w:pStyle w:val="a"/>
+        <w:pStyle w:val="27"/>
         <w:bidi w:val="0"/>
         <w:rPr>
           <w:rFonts w:hint="eastAsia"/>
@@ -3745,7 +3787,7 @@
     </w:p>
     <w:p>
       <w:pPr>
-        <w:pStyle w:val="a"/>
+        <w:pStyle w:val="27"/>
         <w:bidi w:val="0"/>
         <w:rPr>
           <w:rFonts w:hint="eastAsia"/>
@@ -3762,7 +3804,7 @@
     </w:p>
     <w:p>
       <w:pPr>
-        <w:pStyle w:val="a"/>
+        <w:pStyle w:val="27"/>
         <w:bidi w:val="0"/>
         <w:rPr>
           <w:rFonts w:hint="eastAsia"/>
@@ -3779,7 +3821,7 @@
     </w:p>
     <w:p>
       <w:pPr>
-        <w:pStyle w:val="2"/>
+        <w:pStyle w:val="28"/>
         <w:bidi w:val="0"/>
         <w:rPr>
           <w:rFonts w:hint="eastAsia"/>
@@ -3798,7 +3840,7 @@
     </w:p>
     <w:p>
       <w:pPr>
-        <w:pStyle w:val="a"/>
+        <w:pStyle w:val="27"/>
         <w:bidi w:val="0"/>
         <w:rPr>
           <w:rFonts w:hint="eastAsia"/>
@@ -3815,18 +3857,19 @@
     </w:p>
     <w:tbl>
       <w:tblPr>
-        <w:tblStyle w:val="TableNormal"/>
+        <w:tblStyle w:val="20"/>
         <w:tblW w:w="9024" w:type="dxa"/>
         <w:tblInd w:w="0" w:type="dxa"/>
         <w:tblBorders>
-          <w:top w:val="single" w:sz="4" w:space="0" w:color="auto"/>
-          <w:left w:val="single" w:sz="4" w:space="0" w:color="auto"/>
-          <w:bottom w:val="single" w:sz="4" w:space="0" w:color="auto"/>
-          <w:right w:val="single" w:sz="4" w:space="0" w:color="auto"/>
-          <w:insideH w:val="single" w:sz="4" w:space="0" w:color="auto"/>
-          <w:insideV w:val="single" w:sz="4" w:space="0" w:color="auto"/>
+          <w:top w:val="single" w:color="auto" w:sz="4" w:space="0"/>
+          <w:left w:val="single" w:color="auto" w:sz="4" w:space="0"/>
+          <w:bottom w:val="single" w:color="auto" w:sz="4" w:space="0"/>
+          <w:right w:val="single" w:color="auto" w:sz="4" w:space="0"/>
+          <w:insideH w:val="single" w:color="auto" w:sz="4" w:space="0"/>
+          <w:insideV w:val="single" w:color="auto" w:sz="4" w:space="0"/>
         </w:tblBorders>
         <w:shd w:val="clear" w:color="auto" w:fill="auto"/>
+        <w:tblLayout w:type="autofit"/>
         <w:tblCellMar>
           <w:top w:w="15" w:type="dxa"/>
           <w:left w:w="15" w:type="dxa"/>
@@ -3841,17 +3884,14 @@
       </w:tblGrid>
       <w:tr>
         <w:tblPrEx>
-          <w:tblW w:w="9024" w:type="dxa"/>
-          <w:tblInd w:w="0" w:type="dxa"/>
           <w:tblBorders>
-            <w:top w:val="single" w:sz="4" w:space="0" w:color="auto"/>
-            <w:left w:val="single" w:sz="4" w:space="0" w:color="auto"/>
-            <w:bottom w:val="single" w:sz="4" w:space="0" w:color="auto"/>
-            <w:right w:val="single" w:sz="4" w:space="0" w:color="auto"/>
-            <w:insideH w:val="single" w:sz="4" w:space="0" w:color="auto"/>
-            <w:insideV w:val="single" w:sz="4" w:space="0" w:color="auto"/>
+            <w:top w:val="single" w:color="auto" w:sz="4" w:space="0"/>
+            <w:left w:val="single" w:color="auto" w:sz="4" w:space="0"/>
+            <w:bottom w:val="single" w:color="auto" w:sz="4" w:space="0"/>
+            <w:right w:val="single" w:color="auto" w:sz="4" w:space="0"/>
+            <w:insideH w:val="single" w:color="auto" w:sz="4" w:space="0"/>
+            <w:insideV w:val="single" w:color="auto" w:sz="4" w:space="0"/>
           </w:tblBorders>
-          <w:shd w:val="clear" w:color="auto" w:fill="auto"/>
           <w:tblCellMar>
             <w:top w:w="15" w:type="dxa"/>
             <w:left w:w="15" w:type="dxa"/>
@@ -3883,7 +3923,7 @@
               <w:spacing w:line="300" w:lineRule="atLeast"/>
               <w:jc w:val="left"/>
               <w:rPr>
-                <w:rFonts w:ascii="Segoe UI" w:eastAsia="Segoe UI" w:hAnsi="Segoe UI" w:cs="Segoe UI"/>
+                <w:rFonts w:ascii="Segoe UI" w:hAnsi="Segoe UI" w:eastAsia="Segoe UI" w:cs="Segoe UI"/>
                 <w:i w:val="0"/>
                 <w:iCs w:val="0"/>
                 <w:caps w:val="0"/>
@@ -3895,7 +3935,7 @@
             </w:pPr>
             <w:r>
               <w:rPr>
-                <w:rFonts w:ascii="Segoe UI" w:eastAsia="Segoe UI" w:hAnsi="Segoe UI" w:cs="Segoe UI" w:hint="default"/>
+                <w:rFonts w:hint="default" w:ascii="Segoe UI" w:hAnsi="Segoe UI" w:eastAsia="Segoe UI" w:cs="Segoe UI"/>
                 <w:i w:val="0"/>
                 <w:iCs w:val="0"/>
                 <w:caps w:val="0"/>
@@ -3932,7 +3972,7 @@
               <w:spacing w:line="300" w:lineRule="atLeast"/>
               <w:jc w:val="left"/>
               <w:rPr>
-                <w:rFonts w:ascii="Segoe UI" w:eastAsia="Segoe UI" w:hAnsi="Segoe UI" w:cs="Segoe UI" w:hint="default"/>
+                <w:rFonts w:hint="default" w:ascii="Segoe UI" w:hAnsi="Segoe UI" w:eastAsia="Segoe UI" w:cs="Segoe UI"/>
                 <w:i w:val="0"/>
                 <w:iCs w:val="0"/>
                 <w:caps w:val="0"/>
@@ -3944,7 +3984,7 @@
             </w:pPr>
             <w:r>
               <w:rPr>
-                <w:rFonts w:ascii="Segoe UI" w:eastAsia="Segoe UI" w:hAnsi="Segoe UI" w:cs="Segoe UI" w:hint="default"/>
+                <w:rFonts w:hint="default" w:ascii="Segoe UI" w:hAnsi="Segoe UI" w:eastAsia="Segoe UI" w:cs="Segoe UI"/>
                 <w:i w:val="0"/>
                 <w:iCs w:val="0"/>
                 <w:caps w:val="0"/>
@@ -3981,7 +4021,7 @@
               <w:spacing w:line="300" w:lineRule="atLeast"/>
               <w:jc w:val="left"/>
               <w:rPr>
-                <w:rFonts w:ascii="Segoe UI" w:eastAsia="Segoe UI" w:hAnsi="Segoe UI" w:cs="Segoe UI" w:hint="default"/>
+                <w:rFonts w:hint="default" w:ascii="Segoe UI" w:hAnsi="Segoe UI" w:eastAsia="Segoe UI" w:cs="Segoe UI"/>
                 <w:i w:val="0"/>
                 <w:iCs w:val="0"/>
                 <w:caps w:val="0"/>
@@ -3993,7 +4033,7 @@
             </w:pPr>
             <w:r>
               <w:rPr>
-                <w:rFonts w:ascii="Segoe UI" w:eastAsia="Segoe UI" w:hAnsi="Segoe UI" w:cs="Segoe UI" w:hint="default"/>
+                <w:rFonts w:hint="default" w:ascii="Segoe UI" w:hAnsi="Segoe UI" w:eastAsia="Segoe UI" w:cs="Segoe UI"/>
                 <w:i w:val="0"/>
                 <w:iCs w:val="0"/>
                 <w:caps w:val="0"/>
@@ -4012,9 +4052,14 @@
       </w:tr>
       <w:tr>
         <w:tblPrEx>
-          <w:tblW w:w="9024" w:type="dxa"/>
-          <w:tblInd w:w="0" w:type="dxa"/>
-          <w:shd w:val="clear" w:color="auto" w:fill="auto"/>
+          <w:tblBorders>
+            <w:top w:val="single" w:color="auto" w:sz="4" w:space="0"/>
+            <w:left w:val="single" w:color="auto" w:sz="4" w:space="0"/>
+            <w:bottom w:val="single" w:color="auto" w:sz="4" w:space="0"/>
+            <w:right w:val="single" w:color="auto" w:sz="4" w:space="0"/>
+            <w:insideH w:val="single" w:color="auto" w:sz="4" w:space="0"/>
+            <w:insideV w:val="single" w:color="auto" w:sz="4" w:space="0"/>
+          </w:tblBorders>
           <w:tblCellMar>
             <w:top w:w="15" w:type="dxa"/>
             <w:left w:w="15" w:type="dxa"/>
@@ -4041,10 +4086,10 @@
               <w:widowControl/>
               <w:suppressLineNumbers w:val="0"/>
               <w:spacing w:line="300" w:lineRule="atLeast"/>
-              <w:ind w:left="0" w:right="0" w:firstLine="0" w:leftChars="0" w:rightChars="0" w:firstLineChars="0"/>
+              <w:ind w:left="0" w:leftChars="0" w:right="0" w:rightChars="0" w:firstLine="0" w:firstLineChars="0"/>
               <w:jc w:val="center"/>
               <w:rPr>
-                <w:rFonts w:ascii="Segoe UI" w:eastAsia="Segoe UI" w:hAnsi="Segoe UI" w:cs="Segoe UI" w:hint="default"/>
+                <w:rFonts w:hint="default" w:ascii="Segoe UI" w:hAnsi="Segoe UI" w:eastAsia="Segoe UI" w:cs="Segoe UI"/>
                 <w:i w:val="0"/>
                 <w:iCs w:val="0"/>
                 <w:caps w:val="0"/>
@@ -4056,8 +4101,8 @@
             </w:pPr>
             <w:r>
               <w:rPr>
-                <w:rStyle w:val="Strong"/>
-                <w:rFonts w:ascii="Segoe UI" w:eastAsia="Segoe UI" w:hAnsi="Segoe UI" w:cs="Segoe UI" w:hint="default"/>
+                <w:rStyle w:val="23"/>
+                <w:rFonts w:hint="default" w:ascii="Segoe UI" w:hAnsi="Segoe UI" w:eastAsia="Segoe UI" w:cs="Segoe UI"/>
                 <w:b/>
                 <w:bCs/>
                 <w:i w:val="0"/>
@@ -4094,10 +4139,10 @@
               <w:widowControl/>
               <w:suppressLineNumbers w:val="0"/>
               <w:spacing w:line="300" w:lineRule="atLeast"/>
-              <w:ind w:left="0" w:right="0" w:firstLine="0" w:leftChars="0" w:rightChars="0" w:firstLineChars="0"/>
+              <w:ind w:left="0" w:leftChars="0" w:right="0" w:rightChars="0" w:firstLine="0" w:firstLineChars="0"/>
               <w:jc w:val="center"/>
               <w:rPr>
-                <w:rFonts w:ascii="Segoe UI" w:eastAsia="Segoe UI" w:hAnsi="Segoe UI" w:cs="Segoe UI" w:hint="default"/>
+                <w:rFonts w:hint="default" w:ascii="Segoe UI" w:hAnsi="Segoe UI" w:eastAsia="Segoe UI" w:cs="Segoe UI"/>
                 <w:i w:val="0"/>
                 <w:iCs w:val="0"/>
                 <w:caps w:val="0"/>
@@ -4109,8 +4154,8 @@
             </w:pPr>
             <w:r>
               <w:rPr>
-                <w:rStyle w:val="Strong"/>
-                <w:rFonts w:ascii="Segoe UI" w:eastAsia="Segoe UI" w:hAnsi="Segoe UI" w:cs="Segoe UI" w:hint="default"/>
+                <w:rStyle w:val="23"/>
+                <w:rFonts w:hint="default" w:ascii="Segoe UI" w:hAnsi="Segoe UI" w:eastAsia="Segoe UI" w:cs="Segoe UI"/>
                 <w:b/>
                 <w:bCs/>
                 <w:i w:val="0"/>
@@ -4149,7 +4194,7 @@
               <w:spacing w:line="300" w:lineRule="atLeast"/>
               <w:jc w:val="left"/>
               <w:rPr>
-                <w:rFonts w:ascii="Segoe UI" w:eastAsia="Segoe UI" w:hAnsi="Segoe UI" w:cs="Segoe UI" w:hint="default"/>
+                <w:rFonts w:hint="default" w:ascii="Segoe UI" w:hAnsi="Segoe UI" w:eastAsia="Segoe UI" w:cs="Segoe UI"/>
                 <w:i w:val="0"/>
                 <w:iCs w:val="0"/>
                 <w:caps w:val="0"/>
@@ -4161,7 +4206,7 @@
             </w:pPr>
             <w:r>
               <w:rPr>
-                <w:rFonts w:ascii="Segoe UI" w:eastAsia="Segoe UI" w:hAnsi="Segoe UI" w:cs="Segoe UI" w:hint="default"/>
+                <w:rFonts w:hint="default" w:ascii="Segoe UI" w:hAnsi="Segoe UI" w:eastAsia="Segoe UI" w:cs="Segoe UI"/>
                 <w:i w:val="0"/>
                 <w:iCs w:val="0"/>
                 <w:caps w:val="0"/>
@@ -4180,9 +4225,14 @@
       </w:tr>
       <w:tr>
         <w:tblPrEx>
-          <w:tblW w:w="9024" w:type="dxa"/>
-          <w:tblInd w:w="0" w:type="dxa"/>
-          <w:shd w:val="clear" w:color="auto" w:fill="auto"/>
+          <w:tblBorders>
+            <w:top w:val="single" w:color="auto" w:sz="4" w:space="0"/>
+            <w:left w:val="single" w:color="auto" w:sz="4" w:space="0"/>
+            <w:bottom w:val="single" w:color="auto" w:sz="4" w:space="0"/>
+            <w:right w:val="single" w:color="auto" w:sz="4" w:space="0"/>
+            <w:insideH w:val="single" w:color="auto" w:sz="4" w:space="0"/>
+            <w:insideV w:val="single" w:color="auto" w:sz="4" w:space="0"/>
+          </w:tblBorders>
           <w:tblCellMar>
             <w:top w:w="15" w:type="dxa"/>
             <w:left w:w="15" w:type="dxa"/>
@@ -4209,10 +4259,10 @@
               <w:widowControl/>
               <w:suppressLineNumbers w:val="0"/>
               <w:spacing w:line="300" w:lineRule="atLeast"/>
-              <w:ind w:left="0" w:right="0" w:firstLine="0" w:leftChars="0" w:rightChars="0" w:firstLineChars="0"/>
+              <w:ind w:left="0" w:leftChars="0" w:right="0" w:rightChars="0" w:firstLine="0" w:firstLineChars="0"/>
               <w:jc w:val="center"/>
               <w:rPr>
-                <w:rFonts w:ascii="Segoe UI" w:eastAsia="Segoe UI" w:hAnsi="Segoe UI" w:cs="Segoe UI" w:hint="default"/>
+                <w:rFonts w:hint="default" w:ascii="Segoe UI" w:hAnsi="Segoe UI" w:eastAsia="Segoe UI" w:cs="Segoe UI"/>
                 <w:i w:val="0"/>
                 <w:iCs w:val="0"/>
                 <w:caps w:val="0"/>
@@ -4224,8 +4274,8 @@
             </w:pPr>
             <w:r>
               <w:rPr>
-                <w:rStyle w:val="Strong"/>
-                <w:rFonts w:ascii="Segoe UI" w:eastAsia="Segoe UI" w:hAnsi="Segoe UI" w:cs="Segoe UI" w:hint="default"/>
+                <w:rStyle w:val="23"/>
+                <w:rFonts w:hint="default" w:ascii="Segoe UI" w:hAnsi="Segoe UI" w:eastAsia="Segoe UI" w:cs="Segoe UI"/>
                 <w:b/>
                 <w:bCs/>
                 <w:i w:val="0"/>
@@ -4262,10 +4312,10 @@
               <w:widowControl/>
               <w:suppressLineNumbers w:val="0"/>
               <w:spacing w:line="300" w:lineRule="atLeast"/>
-              <w:ind w:left="0" w:right="0" w:firstLine="0" w:leftChars="0" w:rightChars="0" w:firstLineChars="0"/>
+              <w:ind w:left="0" w:leftChars="0" w:right="0" w:rightChars="0" w:firstLine="0" w:firstLineChars="0"/>
               <w:jc w:val="center"/>
               <w:rPr>
-                <w:rFonts w:ascii="Segoe UI" w:eastAsia="Segoe UI" w:hAnsi="Segoe UI" w:cs="Segoe UI" w:hint="default"/>
+                <w:rFonts w:hint="default" w:ascii="Segoe UI" w:hAnsi="Segoe UI" w:eastAsia="Segoe UI" w:cs="Segoe UI"/>
                 <w:i w:val="0"/>
                 <w:iCs w:val="0"/>
                 <w:caps w:val="0"/>
@@ -4277,8 +4327,8 @@
             </w:pPr>
             <w:r>
               <w:rPr>
-                <w:rStyle w:val="Strong"/>
-                <w:rFonts w:ascii="Segoe UI" w:eastAsia="Segoe UI" w:hAnsi="Segoe UI" w:cs="Segoe UI" w:hint="default"/>
+                <w:rStyle w:val="23"/>
+                <w:rFonts w:hint="default" w:ascii="Segoe UI" w:hAnsi="Segoe UI" w:eastAsia="Segoe UI" w:cs="Segoe UI"/>
                 <w:b/>
                 <w:bCs/>
                 <w:i w:val="0"/>
@@ -4317,7 +4367,7 @@
               <w:spacing w:line="300" w:lineRule="atLeast"/>
               <w:jc w:val="left"/>
               <w:rPr>
-                <w:rFonts w:ascii="Segoe UI" w:eastAsia="Segoe UI" w:hAnsi="Segoe UI" w:cs="Segoe UI" w:hint="default"/>
+                <w:rFonts w:hint="default" w:ascii="Segoe UI" w:hAnsi="Segoe UI" w:eastAsia="Segoe UI" w:cs="Segoe UI"/>
                 <w:i w:val="0"/>
                 <w:iCs w:val="0"/>
                 <w:caps w:val="0"/>
@@ -4329,7 +4379,7 @@
             </w:pPr>
             <w:r>
               <w:rPr>
-                <w:rFonts w:ascii="Segoe UI" w:eastAsia="Segoe UI" w:hAnsi="Segoe UI" w:cs="Segoe UI" w:hint="default"/>
+                <w:rFonts w:hint="default" w:ascii="Segoe UI" w:hAnsi="Segoe UI" w:eastAsia="Segoe UI" w:cs="Segoe UI"/>
                 <w:i w:val="0"/>
                 <w:iCs w:val="0"/>
                 <w:caps w:val="0"/>
@@ -4348,9 +4398,14 @@
       </w:tr>
       <w:tr>
         <w:tblPrEx>
-          <w:tblW w:w="9024" w:type="dxa"/>
-          <w:tblInd w:w="0" w:type="dxa"/>
-          <w:shd w:val="clear" w:color="auto" w:fill="auto"/>
+          <w:tblBorders>
+            <w:top w:val="single" w:color="auto" w:sz="4" w:space="0"/>
+            <w:left w:val="single" w:color="auto" w:sz="4" w:space="0"/>
+            <w:bottom w:val="single" w:color="auto" w:sz="4" w:space="0"/>
+            <w:right w:val="single" w:color="auto" w:sz="4" w:space="0"/>
+            <w:insideH w:val="single" w:color="auto" w:sz="4" w:space="0"/>
+            <w:insideV w:val="single" w:color="auto" w:sz="4" w:space="0"/>
+          </w:tblBorders>
           <w:tblCellMar>
             <w:top w:w="15" w:type="dxa"/>
             <w:left w:w="15" w:type="dxa"/>
@@ -4377,10 +4432,10 @@
               <w:widowControl/>
               <w:suppressLineNumbers w:val="0"/>
               <w:spacing w:line="300" w:lineRule="atLeast"/>
-              <w:ind w:left="0" w:right="0" w:firstLine="0" w:leftChars="0" w:rightChars="0" w:firstLineChars="0"/>
+              <w:ind w:left="0" w:leftChars="0" w:right="0" w:rightChars="0" w:firstLine="0" w:firstLineChars="0"/>
               <w:jc w:val="center"/>
               <w:rPr>
-                <w:rFonts w:ascii="Segoe UI" w:eastAsia="Segoe UI" w:hAnsi="Segoe UI" w:cs="Segoe UI" w:hint="default"/>
+                <w:rFonts w:hint="default" w:ascii="Segoe UI" w:hAnsi="Segoe UI" w:eastAsia="Segoe UI" w:cs="Segoe UI"/>
                 <w:i w:val="0"/>
                 <w:iCs w:val="0"/>
                 <w:caps w:val="0"/>
@@ -4392,8 +4447,8 @@
             </w:pPr>
             <w:r>
               <w:rPr>
-                <w:rStyle w:val="Strong"/>
-                <w:rFonts w:ascii="Segoe UI" w:eastAsia="Segoe UI" w:hAnsi="Segoe UI" w:cs="Segoe UI" w:hint="default"/>
+                <w:rStyle w:val="23"/>
+                <w:rFonts w:hint="default" w:ascii="Segoe UI" w:hAnsi="Segoe UI" w:eastAsia="Segoe UI" w:cs="Segoe UI"/>
                 <w:b/>
                 <w:bCs/>
                 <w:i w:val="0"/>
@@ -4430,10 +4485,10 @@
               <w:widowControl/>
               <w:suppressLineNumbers w:val="0"/>
               <w:spacing w:line="300" w:lineRule="atLeast"/>
-              <w:ind w:left="0" w:right="0" w:firstLine="0" w:leftChars="0" w:rightChars="0" w:firstLineChars="0"/>
+              <w:ind w:left="0" w:leftChars="0" w:right="0" w:rightChars="0" w:firstLine="0" w:firstLineChars="0"/>
               <w:jc w:val="center"/>
               <w:rPr>
-                <w:rFonts w:ascii="Segoe UI" w:eastAsia="Segoe UI" w:hAnsi="Segoe UI" w:cs="Segoe UI" w:hint="default"/>
+                <w:rFonts w:hint="default" w:ascii="Segoe UI" w:hAnsi="Segoe UI" w:eastAsia="Segoe UI" w:cs="Segoe UI"/>
                 <w:i w:val="0"/>
                 <w:iCs w:val="0"/>
                 <w:caps w:val="0"/>
@@ -4445,8 +4500,8 @@
             </w:pPr>
             <w:r>
               <w:rPr>
-                <w:rStyle w:val="Strong"/>
-                <w:rFonts w:ascii="Segoe UI" w:eastAsia="Segoe UI" w:hAnsi="Segoe UI" w:cs="Segoe UI" w:hint="default"/>
+                <w:rStyle w:val="23"/>
+                <w:rFonts w:hint="default" w:ascii="Segoe UI" w:hAnsi="Segoe UI" w:eastAsia="Segoe UI" w:cs="Segoe UI"/>
                 <w:b/>
                 <w:bCs/>
                 <w:i w:val="0"/>
@@ -4485,7 +4540,7 @@
               <w:spacing w:line="300" w:lineRule="atLeast"/>
               <w:jc w:val="left"/>
               <w:rPr>
-                <w:rFonts w:ascii="Segoe UI" w:eastAsia="Segoe UI" w:hAnsi="Segoe UI" w:cs="Segoe UI" w:hint="default"/>
+                <w:rFonts w:hint="default" w:ascii="Segoe UI" w:hAnsi="Segoe UI" w:eastAsia="Segoe UI" w:cs="Segoe UI"/>
                 <w:i w:val="0"/>
                 <w:iCs w:val="0"/>
                 <w:caps w:val="0"/>
@@ -4497,7 +4552,7 @@
             </w:pPr>
             <w:r>
               <w:rPr>
-                <w:rFonts w:ascii="Segoe UI" w:eastAsia="Segoe UI" w:hAnsi="Segoe UI" w:cs="Segoe UI" w:hint="default"/>
+                <w:rFonts w:hint="default" w:ascii="Segoe UI" w:hAnsi="Segoe UI" w:eastAsia="Segoe UI" w:cs="Segoe UI"/>
                 <w:i w:val="0"/>
                 <w:iCs w:val="0"/>
                 <w:caps w:val="0"/>
@@ -4516,9 +4571,14 @@
       </w:tr>
       <w:tr>
         <w:tblPrEx>
-          <w:tblW w:w="9024" w:type="dxa"/>
-          <w:tblInd w:w="0" w:type="dxa"/>
-          <w:shd w:val="clear" w:color="auto" w:fill="auto"/>
+          <w:tblBorders>
+            <w:top w:val="single" w:color="auto" w:sz="4" w:space="0"/>
+            <w:left w:val="single" w:color="auto" w:sz="4" w:space="0"/>
+            <w:bottom w:val="single" w:color="auto" w:sz="4" w:space="0"/>
+            <w:right w:val="single" w:color="auto" w:sz="4" w:space="0"/>
+            <w:insideH w:val="single" w:color="auto" w:sz="4" w:space="0"/>
+            <w:insideV w:val="single" w:color="auto" w:sz="4" w:space="0"/>
+          </w:tblBorders>
           <w:tblCellMar>
             <w:top w:w="15" w:type="dxa"/>
             <w:left w:w="15" w:type="dxa"/>
@@ -4545,10 +4605,10 @@
               <w:widowControl/>
               <w:suppressLineNumbers w:val="0"/>
               <w:spacing w:line="300" w:lineRule="atLeast"/>
-              <w:ind w:left="0" w:right="0" w:firstLine="0" w:leftChars="0" w:rightChars="0" w:firstLineChars="0"/>
+              <w:ind w:left="0" w:leftChars="0" w:right="0" w:rightChars="0" w:firstLine="0" w:firstLineChars="0"/>
               <w:jc w:val="center"/>
               <w:rPr>
-                <w:rFonts w:ascii="Segoe UI" w:eastAsia="Segoe UI" w:hAnsi="Segoe UI" w:cs="Segoe UI" w:hint="default"/>
+                <w:rFonts w:hint="default" w:ascii="Segoe UI" w:hAnsi="Segoe UI" w:eastAsia="Segoe UI" w:cs="Segoe UI"/>
                 <w:i w:val="0"/>
                 <w:iCs w:val="0"/>
                 <w:caps w:val="0"/>
@@ -4560,8 +4620,8 @@
             </w:pPr>
             <w:r>
               <w:rPr>
-                <w:rStyle w:val="Strong"/>
-                <w:rFonts w:ascii="Segoe UI" w:eastAsia="Segoe UI" w:hAnsi="Segoe UI" w:cs="Segoe UI" w:hint="default"/>
+                <w:rStyle w:val="23"/>
+                <w:rFonts w:hint="default" w:ascii="Segoe UI" w:hAnsi="Segoe UI" w:eastAsia="Segoe UI" w:cs="Segoe UI"/>
                 <w:b/>
                 <w:bCs/>
                 <w:i w:val="0"/>
@@ -4598,10 +4658,10 @@
               <w:widowControl/>
               <w:suppressLineNumbers w:val="0"/>
               <w:spacing w:line="300" w:lineRule="atLeast"/>
-              <w:ind w:left="0" w:right="0" w:firstLine="0" w:leftChars="0" w:rightChars="0" w:firstLineChars="0"/>
+              <w:ind w:left="0" w:leftChars="0" w:right="0" w:rightChars="0" w:firstLine="0" w:firstLineChars="0"/>
               <w:jc w:val="center"/>
               <w:rPr>
-                <w:rFonts w:ascii="Segoe UI" w:eastAsia="Segoe UI" w:hAnsi="Segoe UI" w:cs="Segoe UI" w:hint="default"/>
+                <w:rFonts w:hint="default" w:ascii="Segoe UI" w:hAnsi="Segoe UI" w:eastAsia="Segoe UI" w:cs="Segoe UI"/>
                 <w:i w:val="0"/>
                 <w:iCs w:val="0"/>
                 <w:caps w:val="0"/>
@@ -4613,8 +4673,8 @@
             </w:pPr>
             <w:r>
               <w:rPr>
-                <w:rStyle w:val="Strong"/>
-                <w:rFonts w:ascii="Segoe UI" w:eastAsia="Segoe UI" w:hAnsi="Segoe UI" w:cs="Segoe UI" w:hint="default"/>
+                <w:rStyle w:val="23"/>
+                <w:rFonts w:hint="default" w:ascii="Segoe UI" w:hAnsi="Segoe UI" w:eastAsia="Segoe UI" w:cs="Segoe UI"/>
                 <w:b/>
                 <w:bCs/>
                 <w:i w:val="0"/>
@@ -4653,7 +4713,7 @@
               <w:spacing w:line="300" w:lineRule="atLeast"/>
               <w:jc w:val="left"/>
               <w:rPr>
-                <w:rFonts w:ascii="Segoe UI" w:eastAsia="Segoe UI" w:hAnsi="Segoe UI" w:cs="Segoe UI" w:hint="default"/>
+                <w:rFonts w:hint="default" w:ascii="Segoe UI" w:hAnsi="Segoe UI" w:eastAsia="Segoe UI" w:cs="Segoe UI"/>
                 <w:i w:val="0"/>
                 <w:iCs w:val="0"/>
                 <w:caps w:val="0"/>
@@ -4665,7 +4725,7 @@
             </w:pPr>
             <w:r>
               <w:rPr>
-                <w:rFonts w:ascii="Segoe UI" w:eastAsia="Segoe UI" w:hAnsi="Segoe UI" w:cs="Segoe UI" w:hint="default"/>
+                <w:rFonts w:hint="default" w:ascii="Segoe UI" w:hAnsi="Segoe UI" w:eastAsia="Segoe UI" w:cs="Segoe UI"/>
                 <w:i w:val="0"/>
                 <w:iCs w:val="0"/>
                 <w:caps w:val="0"/>
@@ -4685,7 +4745,7 @@
     </w:tbl>
     <w:p>
       <w:pPr>
-        <w:pStyle w:val="2"/>
+        <w:pStyle w:val="28"/>
         <w:bidi w:val="0"/>
         <w:rPr>
           <w:rFonts w:hint="eastAsia"/>
@@ -4704,7 +4764,7 @@
     </w:p>
     <w:p>
       <w:pPr>
-        <w:pStyle w:val="3"/>
+        <w:pStyle w:val="29"/>
         <w:bidi w:val="0"/>
         <w:rPr>
           <w:rFonts w:hint="eastAsia"/>
@@ -4723,7 +4783,7 @@
     </w:p>
     <w:p>
       <w:pPr>
-        <w:pStyle w:val="a"/>
+        <w:pStyle w:val="27"/>
         <w:rPr>
           <w:rFonts w:hint="eastAsia"/>
           <w:lang w:val="en-US" w:eastAsia="zh-CN"/>
@@ -4739,7 +4799,7 @@
     </w:p>
     <w:p>
       <w:pPr>
-        <w:pStyle w:val="a"/>
+        <w:pStyle w:val="27"/>
         <w:rPr>
           <w:rFonts w:hint="eastAsia"/>
           <w:lang w:val="en-US" w:eastAsia="zh-CN"/>
@@ -4755,7 +4815,7 @@
     </w:p>
     <w:p>
       <w:pPr>
-        <w:pStyle w:val="3"/>
+        <w:pStyle w:val="29"/>
         <w:bidi w:val="0"/>
         <w:rPr>
           <w:rFonts w:hint="eastAsia"/>
@@ -4774,7 +4834,7 @@
     </w:p>
     <w:p>
       <w:pPr>
-        <w:pStyle w:val="a"/>
+        <w:pStyle w:val="27"/>
         <w:rPr>
           <w:rFonts w:hint="eastAsia"/>
           <w:lang w:val="en-US" w:eastAsia="zh-CN"/>
@@ -4790,7 +4850,7 @@
     </w:p>
     <w:p>
       <w:pPr>
-        <w:pStyle w:val="a"/>
+        <w:pStyle w:val="27"/>
         <w:rPr>
           <w:rFonts w:hint="eastAsia"/>
           <w:lang w:val="en-US" w:eastAsia="zh-CN"/>
@@ -4806,7 +4866,7 @@
     </w:p>
     <w:p>
       <w:pPr>
-        <w:pStyle w:val="3"/>
+        <w:pStyle w:val="29"/>
         <w:bidi w:val="0"/>
         <w:rPr>
           <w:rFonts w:hint="eastAsia"/>
@@ -4825,7 +4885,7 @@
     </w:p>
     <w:p>
       <w:pPr>
-        <w:pStyle w:val="a"/>
+        <w:pStyle w:val="27"/>
         <w:rPr>
           <w:rFonts w:hint="eastAsia"/>
           <w:lang w:val="en-US" w:eastAsia="zh-CN"/>
@@ -4841,7 +4901,7 @@
     </w:p>
     <w:p>
       <w:pPr>
-        <w:pStyle w:val="a"/>
+        <w:pStyle w:val="27"/>
         <w:rPr>
           <w:rFonts w:hint="eastAsia"/>
           <w:lang w:val="en-US" w:eastAsia="zh-CN"/>
@@ -4857,7 +4917,7 @@
     </w:p>
     <w:p>
       <w:pPr>
-        <w:pStyle w:val="3"/>
+        <w:pStyle w:val="29"/>
         <w:bidi w:val="0"/>
         <w:rPr>
           <w:rFonts w:hint="eastAsia"/>
@@ -4876,7 +4936,7 @@
     </w:p>
     <w:p>
       <w:pPr>
-        <w:pStyle w:val="a"/>
+        <w:pStyle w:val="27"/>
         <w:rPr>
           <w:rFonts w:hint="eastAsia"/>
           <w:lang w:val="en-US" w:eastAsia="zh-CN"/>
@@ -4892,7 +4952,7 @@
     </w:p>
     <w:p>
       <w:pPr>
-        <w:pStyle w:val="a"/>
+        <w:pStyle w:val="27"/>
         <w:rPr>
           <w:rFonts w:hint="eastAsia"/>
           <w:lang w:val="en-US" w:eastAsia="zh-CN"/>
@@ -4908,7 +4968,7 @@
     </w:p>
     <w:p>
       <w:pPr>
-        <w:pStyle w:val="1"/>
+        <w:pStyle w:val="26"/>
         <w:bidi w:val="0"/>
         <w:rPr>
           <w:rFonts w:hint="eastAsia"/>
@@ -4927,16 +4987,16 @@
     </w:p>
     <w:tbl>
       <w:tblPr>
-        <w:tblStyle w:val="TableNormal0"/>
+        <w:tblStyle w:val="24"/>
         <w:tblW w:w="9525" w:type="dxa"/>
         <w:tblInd w:w="13" w:type="dxa"/>
         <w:tblBorders>
-          <w:top w:val="single" w:sz="4" w:space="0" w:color="000000"/>
-          <w:left w:val="single" w:sz="4" w:space="0" w:color="000000"/>
-          <w:bottom w:val="single" w:sz="4" w:space="0" w:color="000000"/>
-          <w:right w:val="single" w:sz="4" w:space="0" w:color="000000"/>
-          <w:insideH w:val="single" w:sz="4" w:space="0" w:color="000000"/>
-          <w:insideV w:val="single" w:sz="4" w:space="0" w:color="000000"/>
+          <w:top w:val="single" w:color="000000" w:sz="4" w:space="0"/>
+          <w:left w:val="single" w:color="000000" w:sz="4" w:space="0"/>
+          <w:bottom w:val="single" w:color="000000" w:sz="4" w:space="0"/>
+          <w:right w:val="single" w:color="000000" w:sz="4" w:space="0"/>
+          <w:insideH w:val="single" w:color="000000" w:sz="4" w:space="0"/>
+          <w:insideV w:val="single" w:color="000000" w:sz="4" w:space="0"/>
         </w:tblBorders>
         <w:tblLayout w:type="fixed"/>
         <w:tblCellMar>
@@ -4955,17 +5015,14 @@
       </w:tblGrid>
       <w:tr>
         <w:tblPrEx>
-          <w:tblW w:w="9525" w:type="dxa"/>
-          <w:tblInd w:w="13" w:type="dxa"/>
           <w:tblBorders>
-            <w:top w:val="single" w:sz="4" w:space="0" w:color="000000"/>
-            <w:left w:val="single" w:sz="4" w:space="0" w:color="000000"/>
-            <w:bottom w:val="single" w:sz="4" w:space="0" w:color="000000"/>
-            <w:right w:val="single" w:sz="4" w:space="0" w:color="000000"/>
-            <w:insideH w:val="single" w:sz="4" w:space="0" w:color="000000"/>
-            <w:insideV w:val="single" w:sz="4" w:space="0" w:color="000000"/>
+            <w:top w:val="single" w:color="000000" w:sz="4" w:space="0"/>
+            <w:left w:val="single" w:color="000000" w:sz="4" w:space="0"/>
+            <w:bottom w:val="single" w:color="000000" w:sz="4" w:space="0"/>
+            <w:right w:val="single" w:color="000000" w:sz="4" w:space="0"/>
+            <w:insideH w:val="single" w:color="000000" w:sz="4" w:space="0"/>
+            <w:insideV w:val="single" w:color="000000" w:sz="4" w:space="0"/>
           </w:tblBorders>
-          <w:tblLayout w:type="fixed"/>
           <w:tblCellMar>
             <w:top w:w="0" w:type="dxa"/>
             <w:left w:w="0" w:type="dxa"/>
@@ -4974,7 +5031,7 @@
           </w:tblCellMar>
         </w:tblPrEx>
         <w:trPr>
-          <w:trHeight w:val="438"/>
+          <w:trHeight w:val="438" w:hRule="atLeast"/>
         </w:trPr>
         <w:tc>
           <w:tcPr>
@@ -5000,7 +5057,7 @@
               <w:spacing w:before="205" w:line="221" w:lineRule="auto"/>
               <w:ind w:left="195" w:leftChars="0"/>
               <w:rPr>
-                <w:rFonts w:ascii="宋体" w:eastAsia="宋体" w:hAnsi="宋体" w:cs="宋体" w:hint="eastAsia"/>
+                <w:rFonts w:hint="eastAsia" w:ascii="宋体" w:hAnsi="宋体" w:eastAsia="宋体" w:cs="宋体"/>
                 <w:b/>
                 <w:bCs/>
                 <w:snapToGrid w:val="0"/>
@@ -5014,7 +5071,7 @@
             </w:pPr>
             <w:r>
               <w:rPr>
-                <w:rFonts w:ascii="宋体" w:eastAsia="宋体" w:hAnsi="宋体" w:cs="宋体"/>
+                <w:rFonts w:ascii="宋体" w:hAnsi="宋体" w:eastAsia="宋体" w:cs="宋体"/>
                 <w:b/>
                 <w:bCs/>
                 <w:spacing w:val="-7"/>
@@ -5049,7 +5106,7 @@
               <w:spacing w:before="205" w:line="221" w:lineRule="auto"/>
               <w:ind w:left="195" w:leftChars="0"/>
               <w:rPr>
-                <w:rFonts w:ascii="宋体" w:eastAsia="宋体" w:hAnsi="宋体" w:cs="宋体" w:hint="eastAsia"/>
+                <w:rFonts w:hint="eastAsia" w:ascii="宋体" w:hAnsi="宋体" w:eastAsia="宋体" w:cs="宋体"/>
                 <w:b/>
                 <w:bCs/>
                 <w:snapToGrid w:val="0"/>
@@ -5063,7 +5120,7 @@
             </w:pPr>
             <w:r>
               <w:rPr>
-                <w:rFonts w:ascii="宋体" w:eastAsia="宋体" w:hAnsi="宋体" w:cs="宋体"/>
+                <w:rFonts w:ascii="宋体" w:hAnsi="宋体" w:eastAsia="宋体" w:cs="宋体"/>
                 <w:b/>
                 <w:bCs/>
                 <w:spacing w:val="-7"/>
@@ -5098,7 +5155,7 @@
               <w:spacing w:before="205" w:line="221" w:lineRule="auto"/>
               <w:ind w:left="195" w:leftChars="0"/>
               <w:rPr>
-                <w:rFonts w:ascii="宋体" w:eastAsia="宋体" w:hAnsi="宋体" w:cs="宋体" w:hint="eastAsia"/>
+                <w:rFonts w:hint="eastAsia" w:ascii="宋体" w:hAnsi="宋体" w:eastAsia="宋体" w:cs="宋体"/>
                 <w:b/>
                 <w:bCs/>
                 <w:snapToGrid w:val="0"/>
@@ -5112,7 +5169,7 @@
             </w:pPr>
             <w:r>
               <w:rPr>
-                <w:rFonts w:ascii="宋体" w:eastAsia="宋体" w:hAnsi="宋体" w:cs="宋体"/>
+                <w:rFonts w:ascii="宋体" w:hAnsi="宋体" w:eastAsia="宋体" w:cs="宋体"/>
                 <w:b/>
                 <w:bCs/>
                 <w:spacing w:val="-7"/>
@@ -5147,7 +5204,7 @@
               <w:spacing w:before="205" w:line="221" w:lineRule="auto"/>
               <w:ind w:left="195" w:leftChars="0"/>
               <w:rPr>
-                <w:rFonts w:ascii="宋体" w:eastAsia="宋体" w:hAnsi="宋体" w:cs="宋体" w:hint="eastAsia"/>
+                <w:rFonts w:hint="eastAsia" w:ascii="宋体" w:hAnsi="宋体" w:eastAsia="宋体" w:cs="宋体"/>
                 <w:b/>
                 <w:bCs/>
                 <w:snapToGrid w:val="0"/>
@@ -5161,7 +5218,7 @@
             </w:pPr>
             <w:r>
               <w:rPr>
-                <w:rFonts w:ascii="宋体" w:eastAsia="宋体" w:hAnsi="宋体" w:cs="宋体" w:hint="eastAsia"/>
+                <w:rFonts w:hint="eastAsia" w:ascii="宋体" w:hAnsi="宋体" w:eastAsia="宋体" w:cs="宋体"/>
                 <w:b/>
                 <w:bCs/>
                 <w:spacing w:val="-7"/>
@@ -5197,7 +5254,7 @@
               <w:spacing w:before="205" w:line="221" w:lineRule="auto"/>
               <w:ind w:left="195" w:leftChars="0"/>
               <w:rPr>
-                <w:rFonts w:ascii="宋体" w:eastAsia="宋体" w:hAnsi="宋体" w:cs="宋体" w:hint="default"/>
+                <w:rFonts w:hint="default" w:ascii="宋体" w:hAnsi="宋体" w:eastAsia="宋体" w:cs="宋体"/>
                 <w:b/>
                 <w:bCs/>
                 <w:spacing w:val="-7"/>
@@ -5208,7 +5265,7 @@
             </w:pPr>
             <w:r>
               <w:rPr>
-                <w:rFonts w:ascii="宋体" w:hAnsi="宋体" w:cs="宋体" w:hint="eastAsia"/>
+                <w:rFonts w:hint="eastAsia" w:ascii="宋体" w:hAnsi="宋体" w:cs="宋体"/>
                 <w:b/>
                 <w:bCs/>
                 <w:spacing w:val="-7"/>
@@ -5223,9 +5280,14 @@
       </w:tr>
       <w:tr>
         <w:tblPrEx>
-          <w:tblW w:w="9525" w:type="dxa"/>
-          <w:tblInd w:w="13" w:type="dxa"/>
-          <w:tblLayout w:type="fixed"/>
+          <w:tblBorders>
+            <w:top w:val="single" w:color="000000" w:sz="4" w:space="0"/>
+            <w:left w:val="single" w:color="000000" w:sz="4" w:space="0"/>
+            <w:bottom w:val="single" w:color="000000" w:sz="4" w:space="0"/>
+            <w:right w:val="single" w:color="000000" w:sz="4" w:space="0"/>
+            <w:insideH w:val="single" w:color="000000" w:sz="4" w:space="0"/>
+            <w:insideV w:val="single" w:color="000000" w:sz="4" w:space="0"/>
+          </w:tblBorders>
           <w:tblCellMar>
             <w:top w:w="0" w:type="dxa"/>
             <w:left w:w="0" w:type="dxa"/>
@@ -5234,7 +5296,7 @@
           </w:tblCellMar>
         </w:tblPrEx>
         <w:trPr>
-          <w:trHeight w:val="413"/>
+          <w:trHeight w:val="413" w:hRule="atLeast"/>
         </w:trPr>
         <w:tc>
           <w:tcPr>
@@ -5242,11 +5304,11 @@
           </w:tcPr>
           <w:p>
             <w:pPr>
-              <w:pStyle w:val="TableText"/>
+              <w:pStyle w:val="25"/>
               <w:spacing w:before="72" w:line="292" w:lineRule="auto"/>
               <w:ind w:left="598" w:right="145" w:hanging="449"/>
               <w:rPr>
-                <w:rFonts w:ascii="宋体" w:eastAsia="宋体" w:hAnsi="宋体" w:cs="宋体" w:hint="eastAsia"/>
+                <w:rFonts w:hint="eastAsia" w:ascii="宋体" w:hAnsi="宋体" w:eastAsia="宋体" w:cs="宋体"/>
                 <w:spacing w:val="-2"/>
                 <w:sz w:val="24"/>
                 <w:szCs w:val="24"/>
@@ -5255,7 +5317,7 @@
             </w:pPr>
             <w:r>
               <w:rPr>
-                <w:rFonts w:cs="宋体" w:hint="eastAsia"/>
+                <w:rFonts w:hint="eastAsia" w:cs="宋体"/>
                 <w:spacing w:val="-2"/>
                 <w:sz w:val="24"/>
                 <w:szCs w:val="24"/>
@@ -5271,18 +5333,18 @@
           </w:tcPr>
           <w:p>
             <w:pPr>
-              <w:pStyle w:val="TableText"/>
+              <w:pStyle w:val="25"/>
               <w:spacing w:before="72" w:line="292" w:lineRule="auto"/>
               <w:ind w:left="598" w:right="145" w:hanging="449"/>
               <w:rPr>
-                <w:rFonts w:ascii="宋体" w:eastAsia="宋体" w:hAnsi="宋体" w:cs="宋体" w:hint="eastAsia"/>
+                <w:rFonts w:hint="eastAsia" w:ascii="宋体" w:hAnsi="宋体" w:eastAsia="宋体" w:cs="宋体"/>
                 <w:sz w:val="24"/>
                 <w:szCs w:val="24"/>
               </w:rPr>
             </w:pPr>
             <w:r>
               <w:rPr>
-                <w:rFonts w:ascii="宋体" w:eastAsia="宋体" w:hAnsi="宋体" w:cs="宋体" w:hint="eastAsia"/>
+                <w:rFonts w:hint="eastAsia" w:ascii="宋体" w:hAnsi="宋体" w:eastAsia="宋体" w:cs="宋体"/>
                 <w:spacing w:val="-2"/>
                 <w:sz w:val="24"/>
                 <w:szCs w:val="24"/>
@@ -5297,18 +5359,18 @@
           </w:tcPr>
           <w:p>
             <w:pPr>
-              <w:pStyle w:val="TableText"/>
+              <w:pStyle w:val="25"/>
               <w:spacing w:before="71" w:line="220" w:lineRule="auto"/>
               <w:ind w:left="113"/>
               <w:rPr>
-                <w:rFonts w:ascii="宋体" w:eastAsia="宋体" w:hAnsi="宋体" w:cs="宋体" w:hint="eastAsia"/>
+                <w:rFonts w:hint="eastAsia" w:ascii="宋体" w:hAnsi="宋体" w:eastAsia="宋体" w:cs="宋体"/>
                 <w:sz w:val="24"/>
                 <w:szCs w:val="24"/>
               </w:rPr>
             </w:pPr>
             <w:r>
               <w:rPr>
-                <w:rFonts w:ascii="宋体" w:eastAsia="宋体" w:hAnsi="宋体" w:cs="宋体" w:hint="eastAsia"/>
+                <w:rFonts w:hint="eastAsia" w:ascii="宋体" w:hAnsi="宋体" w:eastAsia="宋体" w:cs="宋体"/>
                 <w:spacing w:val="-2"/>
                 <w:sz w:val="24"/>
                 <w:szCs w:val="24"/>
@@ -5323,17 +5385,17 @@
           </w:tcPr>
           <w:p>
             <w:pPr>
-              <w:pStyle w:val="TableText"/>
+              <w:pStyle w:val="25"/>
               <w:spacing w:before="234" w:line="220" w:lineRule="auto"/>
               <w:rPr>
-                <w:rFonts w:ascii="宋体" w:eastAsia="宋体" w:hAnsi="宋体" w:cs="宋体" w:hint="eastAsia"/>
+                <w:rFonts w:hint="eastAsia" w:ascii="宋体" w:hAnsi="宋体" w:eastAsia="宋体" w:cs="宋体"/>
                 <w:sz w:val="24"/>
                 <w:szCs w:val="24"/>
               </w:rPr>
             </w:pPr>
             <w:r>
               <w:rPr>
-                <w:rFonts w:ascii="宋体" w:eastAsia="宋体" w:hAnsi="宋体" w:cs="宋体" w:hint="eastAsia"/>
+                <w:rFonts w:hint="eastAsia" w:ascii="宋体" w:hAnsi="宋体" w:eastAsia="宋体" w:cs="宋体"/>
                 <w:spacing w:val="-2"/>
                 <w:sz w:val="24"/>
                 <w:szCs w:val="24"/>
@@ -5348,10 +5410,10 @@
           </w:tcPr>
           <w:p>
             <w:pPr>
-              <w:pStyle w:val="TableText"/>
+              <w:pStyle w:val="25"/>
               <w:spacing w:before="71" w:line="220" w:lineRule="auto"/>
               <w:rPr>
-                <w:rFonts w:cs="宋体" w:hint="default"/>
+                <w:rFonts w:hint="default" w:cs="宋体"/>
                 <w:spacing w:val="-2"/>
                 <w:sz w:val="24"/>
                 <w:szCs w:val="24"/>
@@ -5360,7 +5422,7 @@
             </w:pPr>
             <w:r>
               <w:rPr>
-                <w:rFonts w:cs="宋体" w:hint="eastAsia"/>
+                <w:rFonts w:hint="eastAsia" w:cs="宋体"/>
                 <w:spacing w:val="-2"/>
                 <w:sz w:val="24"/>
                 <w:szCs w:val="24"/>
@@ -5373,9 +5435,14 @@
       </w:tr>
       <w:tr>
         <w:tblPrEx>
-          <w:tblW w:w="9525" w:type="dxa"/>
-          <w:tblInd w:w="13" w:type="dxa"/>
-          <w:tblLayout w:type="fixed"/>
+          <w:tblBorders>
+            <w:top w:val="single" w:color="000000" w:sz="4" w:space="0"/>
+            <w:left w:val="single" w:color="000000" w:sz="4" w:space="0"/>
+            <w:bottom w:val="single" w:color="000000" w:sz="4" w:space="0"/>
+            <w:right w:val="single" w:color="000000" w:sz="4" w:space="0"/>
+            <w:insideH w:val="single" w:color="000000" w:sz="4" w:space="0"/>
+            <w:insideV w:val="single" w:color="000000" w:sz="4" w:space="0"/>
+          </w:tblBorders>
           <w:tblCellMar>
             <w:top w:w="0" w:type="dxa"/>
             <w:left w:w="0" w:type="dxa"/>
@@ -5384,7 +5451,7 @@
           </w:tblCellMar>
         </w:tblPrEx>
         <w:trPr>
-          <w:trHeight w:val="484"/>
+          <w:trHeight w:val="484" w:hRule="atLeast"/>
         </w:trPr>
         <w:tc>
           <w:tcPr>
@@ -5392,11 +5459,11 @@
           </w:tcPr>
           <w:p>
             <w:pPr>
-              <w:pStyle w:val="TableText"/>
+              <w:pStyle w:val="25"/>
               <w:spacing w:before="72" w:line="292" w:lineRule="auto"/>
               <w:ind w:left="598" w:right="145" w:hanging="449"/>
               <w:rPr>
-                <w:rFonts w:ascii="宋体" w:eastAsia="宋体" w:hAnsi="宋体" w:cs="宋体" w:hint="default"/>
+                <w:rFonts w:hint="default" w:ascii="宋体" w:hAnsi="宋体" w:eastAsia="宋体" w:cs="宋体"/>
                 <w:spacing w:val="-2"/>
                 <w:sz w:val="24"/>
                 <w:szCs w:val="24"/>
@@ -5405,7 +5472,7 @@
             </w:pPr>
             <w:r>
               <w:rPr>
-                <w:rFonts w:cs="宋体" w:hint="eastAsia"/>
+                <w:rFonts w:hint="eastAsia" w:cs="宋体"/>
                 <w:spacing w:val="-2"/>
                 <w:sz w:val="24"/>
                 <w:szCs w:val="24"/>
@@ -5421,11 +5488,11 @@
           </w:tcPr>
           <w:p>
             <w:pPr>
-              <w:pStyle w:val="TableText"/>
+              <w:pStyle w:val="25"/>
               <w:spacing w:before="72" w:line="292" w:lineRule="auto"/>
               <w:ind w:left="598" w:right="145" w:hanging="449"/>
               <w:rPr>
-                <w:rFonts w:ascii="宋体" w:eastAsia="宋体" w:hAnsi="宋体" w:cs="宋体" w:hint="default"/>
+                <w:rFonts w:hint="default" w:ascii="宋体" w:hAnsi="宋体" w:eastAsia="宋体" w:cs="宋体"/>
                 <w:spacing w:val="-2"/>
                 <w:sz w:val="24"/>
                 <w:szCs w:val="24"/>
@@ -5434,7 +5501,7 @@
             </w:pPr>
             <w:r>
               <w:rPr>
-                <w:rFonts w:ascii="宋体" w:eastAsia="宋体" w:hAnsi="宋体" w:cs="宋体" w:hint="eastAsia"/>
+                <w:rFonts w:hint="eastAsia" w:ascii="宋体" w:hAnsi="宋体" w:eastAsia="宋体" w:cs="宋体"/>
                 <w:spacing w:val="-2"/>
                 <w:sz w:val="24"/>
                 <w:szCs w:val="24"/>
@@ -5451,11 +5518,11 @@
           </w:tcPr>
           <w:p>
             <w:pPr>
-              <w:pStyle w:val="TableText"/>
+              <w:pStyle w:val="25"/>
               <w:spacing w:before="71" w:line="220" w:lineRule="auto"/>
               <w:ind w:left="113"/>
               <w:rPr>
-                <w:rFonts w:ascii="宋体" w:eastAsia="宋体" w:hAnsi="宋体" w:cs="宋体" w:hint="eastAsia"/>
+                <w:rFonts w:hint="eastAsia" w:ascii="宋体" w:hAnsi="宋体" w:eastAsia="宋体" w:cs="宋体"/>
                 <w:spacing w:val="-2"/>
                 <w:sz w:val="24"/>
                 <w:szCs w:val="24"/>
@@ -5464,7 +5531,7 @@
             </w:pPr>
             <w:r>
               <w:rPr>
-                <w:rFonts w:ascii="宋体" w:eastAsia="宋体" w:hAnsi="宋体" w:cs="宋体" w:hint="eastAsia"/>
+                <w:rFonts w:hint="eastAsia" w:ascii="宋体" w:hAnsi="宋体" w:eastAsia="宋体" w:cs="宋体"/>
                 <w:spacing w:val="-2"/>
                 <w:sz w:val="24"/>
                 <w:szCs w:val="24"/>
@@ -5480,10 +5547,10 @@
           </w:tcPr>
           <w:p>
             <w:pPr>
-              <w:pStyle w:val="TableText"/>
+              <w:pStyle w:val="25"/>
               <w:spacing w:before="71" w:line="220" w:lineRule="auto"/>
               <w:rPr>
-                <w:rFonts w:ascii="宋体" w:eastAsia="宋体" w:hAnsi="宋体" w:cs="宋体" w:hint="eastAsia"/>
+                <w:rFonts w:hint="eastAsia" w:ascii="宋体" w:hAnsi="宋体" w:eastAsia="宋体" w:cs="宋体"/>
                 <w:spacing w:val="-2"/>
                 <w:sz w:val="24"/>
                 <w:szCs w:val="24"/>
@@ -5492,7 +5559,7 @@
             </w:pPr>
             <w:r>
               <w:rPr>
-                <w:rFonts w:ascii="宋体" w:eastAsia="宋体" w:hAnsi="宋体" w:cs="宋体" w:hint="eastAsia"/>
+                <w:rFonts w:hint="eastAsia" w:ascii="宋体" w:hAnsi="宋体" w:eastAsia="宋体" w:cs="宋体"/>
                 <w:spacing w:val="-2"/>
                 <w:sz w:val="24"/>
                 <w:szCs w:val="24"/>
@@ -5508,10 +5575,10 @@
           </w:tcPr>
           <w:p>
             <w:pPr>
-              <w:pStyle w:val="TableText"/>
+              <w:pStyle w:val="25"/>
               <w:spacing w:before="71" w:line="220" w:lineRule="auto"/>
               <w:rPr>
-                <w:rFonts w:cs="宋体" w:hint="eastAsia"/>
+                <w:rFonts w:hint="eastAsia" w:cs="宋体"/>
                 <w:spacing w:val="-2"/>
                 <w:sz w:val="24"/>
                 <w:szCs w:val="24"/>
@@ -5520,7 +5587,7 @@
             </w:pPr>
             <w:r>
               <w:rPr>
-                <w:rFonts w:cs="宋体" w:hint="eastAsia"/>
+                <w:rFonts w:hint="eastAsia" w:cs="宋体"/>
                 <w:spacing w:val="-2"/>
                 <w:sz w:val="24"/>
                 <w:szCs w:val="24"/>
@@ -5534,7 +5601,7 @@
     </w:tbl>
     <w:p>
       <w:pPr>
-        <w:pStyle w:val="1"/>
+        <w:pStyle w:val="26"/>
         <w:bidi w:val="0"/>
       </w:pPr>
       <w:bookmarkStart w:id="26" w:name="_Toc11949"/>
@@ -5550,9 +5617,9 @@
           <w:numId w:val="4"/>
         </w:numPr>
         <w:spacing w:before="92" w:line="225" w:lineRule="auto"/>
-        <w:ind w:left="425" w:hanging="425" w:leftChars="0" w:firstLineChars="0"/>
-        <w:rPr>
-          <w:rFonts w:ascii="宋体" w:eastAsia="宋体" w:hAnsi="宋体" w:cs="宋体"/>
+        <w:ind w:left="425" w:leftChars="0" w:hanging="425" w:firstLineChars="0"/>
+        <w:rPr>
+          <w:rFonts w:ascii="宋体" w:hAnsi="宋体" w:eastAsia="宋体" w:cs="宋体"/>
           <w:spacing w:val="-1"/>
           <w:sz w:val="28"/>
           <w:szCs w:val="28"/>
@@ -5560,7 +5627,7 @@
       </w:pPr>
       <w:r>
         <w:rPr>
-          <w:rFonts w:ascii="宋体" w:eastAsia="宋体" w:hAnsi="宋体" w:cs="宋体"/>
+          <w:rFonts w:ascii="宋体" w:hAnsi="宋体" w:eastAsia="宋体" w:cs="宋体"/>
           <w:spacing w:val="-1"/>
           <w:sz w:val="28"/>
           <w:szCs w:val="28"/>
@@ -5575,16 +5642,16 @@
           <w:numId w:val="4"/>
         </w:numPr>
         <w:spacing w:before="92" w:line="225" w:lineRule="auto"/>
-        <w:ind w:left="425" w:hanging="425" w:leftChars="0" w:firstLineChars="0"/>
-        <w:rPr>
-          <w:rFonts w:ascii="宋体" w:eastAsia="宋体" w:hAnsi="宋体" w:cs="宋体"/>
+        <w:ind w:left="425" w:leftChars="0" w:hanging="425" w:firstLineChars="0"/>
+        <w:rPr>
+          <w:rFonts w:ascii="宋体" w:hAnsi="宋体" w:eastAsia="宋体" w:cs="宋体"/>
           <w:sz w:val="28"/>
           <w:szCs w:val="28"/>
         </w:rPr>
       </w:pPr>
       <w:r>
         <w:rPr>
-          <w:rFonts w:ascii="宋体" w:eastAsia="宋体" w:hAnsi="宋体" w:cs="宋体"/>
+          <w:rFonts w:ascii="宋体" w:hAnsi="宋体" w:eastAsia="宋体" w:cs="宋体"/>
           <w:spacing w:val="-1"/>
           <w:sz w:val="28"/>
           <w:szCs w:val="28"/>
@@ -5599,9 +5666,9 @@
           <w:numId w:val="4"/>
         </w:numPr>
         <w:spacing w:before="186" w:line="225" w:lineRule="auto"/>
-        <w:ind w:left="425" w:hanging="425" w:leftChars="0" w:firstLineChars="0"/>
-        <w:rPr>
-          <w:rFonts w:ascii="宋体" w:eastAsia="宋体" w:hAnsi="宋体" w:cs="宋体"/>
+        <w:ind w:left="425" w:leftChars="0" w:hanging="425" w:firstLineChars="0"/>
+        <w:rPr>
+          <w:rFonts w:ascii="宋体" w:hAnsi="宋体" w:eastAsia="宋体" w:cs="宋体"/>
           <w:spacing w:val="-1"/>
           <w:sz w:val="28"/>
           <w:szCs w:val="28"/>
@@ -5609,7 +5676,7 @@
       </w:pPr>
       <w:r>
         <w:rPr>
-          <w:rFonts w:ascii="宋体" w:eastAsia="宋体" w:hAnsi="宋体" w:cs="宋体"/>
+          <w:rFonts w:ascii="宋体" w:hAnsi="宋体" w:eastAsia="宋体" w:cs="宋体"/>
           <w:spacing w:val="-1"/>
           <w:sz w:val="28"/>
           <w:szCs w:val="28"/>
@@ -5624,50 +5691,73 @@
           <w:numId w:val="4"/>
         </w:numPr>
         <w:spacing w:before="186" w:line="225" w:lineRule="auto"/>
-        <w:ind w:left="425" w:hanging="425" w:leftChars="0" w:firstLineChars="0"/>
-        <w:rPr>
-          <w:rFonts w:ascii="宋体" w:eastAsia="宋体" w:hAnsi="宋体" w:cs="宋体"/>
+        <w:ind w:left="425" w:leftChars="0" w:hanging="425" w:firstLineChars="0"/>
+        <w:rPr>
+          <w:rFonts w:ascii="宋体" w:hAnsi="宋体" w:eastAsia="宋体" w:cs="宋体"/>
           <w:sz w:val="28"/>
           <w:szCs w:val="28"/>
         </w:rPr>
       </w:pPr>
       <w:r>
         <w:rPr>
-          <w:rFonts w:ascii="宋体" w:eastAsia="宋体" w:hAnsi="宋体" w:cs="宋体"/>
+          <w:rFonts w:ascii="宋体" w:hAnsi="宋体" w:eastAsia="宋体" w:cs="宋体"/>
           <w:spacing w:val="-1"/>
           <w:sz w:val="28"/>
           <w:szCs w:val="28"/>
         </w:rPr>
         <w:t>《备品备件报废审批表单》</w:t>
       </w:r>
-      <w:bookmarkStart w:id="27" w:name="_GoBack"/>
-      <w:bookmarkEnd w:id="27"/>
     </w:p>
     <w:sectPr>
-      <w:footerReference w:type="default" r:id="rId6"/>
+      <w:footerReference r:id="rId7" w:type="default"/>
       <w:pgSz w:w="11906" w:h="16839"/>
       <w:pgMar w:top="1431" w:right="1785" w:bottom="1375" w:left="1785" w:header="0" w:footer="1211" w:gutter="0"/>
-      <w:cols w:num="1" w:space="720"/>
+      <w:cols w:space="720" w:num="1"/>
     </w:sectPr>
   </w:body>
 </w:document>
 </file>
 
+<file path=word/endnotes.xml><?xml version="1.0" encoding="utf-8"?>
+<w:endnotes xmlns:wpc="http://schemas.microsoft.com/office/word/2010/wordprocessingCanvas" xmlns:mc="http://schemas.openxmlformats.org/markup-compatibility/2006" xmlns:o="urn:schemas-microsoft-com:office:office" xmlns:r="http://schemas.openxmlformats.org/officeDocument/2006/relationships" xmlns:m="http://schemas.openxmlformats.org/officeDocument/2006/math" xmlns:v="urn:schemas-microsoft-com:vml" xmlns:wp14="http://schemas.microsoft.com/office/word/2010/wordprocessingDrawing" xmlns:wp="http://schemas.openxmlformats.org/drawingml/2006/wordprocessingDrawing" xmlns:w="http://schemas.openxmlformats.org/wordprocessingml/2006/main" xmlns:w14="http://schemas.microsoft.com/office/word/2010/wordml" xmlns:w15="http://schemas.microsoft.com/office/word/2012/wordml" xmlns:w10="urn:schemas-microsoft-com:office:word" xmlns:wpg="http://schemas.microsoft.com/office/word/2010/wordprocessingGroup" xmlns:wpi="http://schemas.microsoft.com/office/word/2010/wordprocessingInk" xmlns:wne="http://schemas.microsoft.com/office/word/2006/wordml" xmlns:wps="http://schemas.microsoft.com/office/word/2010/wordprocessingShape" xmlns:wpsCustomData="http://www.wps.cn/officeDocument/2013/wpsCustomData" mc:Ignorable="w14 w15 wp14">
+  <w:endnote w:type="separator" w:id="0">
+    <w:p>
+      <w:pPr>
+        <w:spacing w:line="240" w:lineRule="auto"/>
+      </w:pPr>
+      <w:r>
+        <w:separator/>
+      </w:r>
+    </w:p>
+  </w:endnote>
+  <w:endnote w:type="continuationSeparator" w:id="1">
+    <w:p>
+      <w:pPr>
+        <w:spacing w:line="240" w:lineRule="auto"/>
+      </w:pPr>
+      <w:r>
+        <w:continuationSeparator/>
+      </w:r>
+    </w:p>
+  </w:endnote>
+</w:endnotes>
+</file>
+
 <file path=word/footer1.xml><?xml version="1.0" encoding="utf-8"?>
-<w:ftr xmlns:wpc="http://schemas.microsoft.com/office/word/2010/wordprocessingCanvas" xmlns:mc="http://schemas.openxmlformats.org/markup-compatibility/2006" xmlns:o="urn:schemas-microsoft-com:office:office" xmlns:r="http://schemas.openxmlformats.org/officeDocument/2006/relationships" xmlns:m="http://schemas.openxmlformats.org/officeDocument/2006/math" xmlns:v="urn:schemas-microsoft-com:vml" xmlns:wp14="http://schemas.microsoft.com/office/word/2010/wordprocessingDrawing" xmlns:wp="http://schemas.openxmlformats.org/drawingml/2006/wordprocessingDrawing" xmlns:w10="urn:schemas-microsoft-com:office:word" xmlns:w="http://schemas.openxmlformats.org/wordprocessingml/2006/main" xmlns:w14="http://schemas.microsoft.com/office/word/2010/wordml" xmlns:w15="http://schemas.microsoft.com/office/word/2012/wordml" xmlns:wne="http://schemas.microsoft.com/office/word/2006/wordml" xmlns:wpg="http://schemas.microsoft.com/office/word/2010/wordprocessingGroup" xmlns:wpi="http://schemas.microsoft.com/office/word/2010/wordprocessingInk" xmlns:wps="http://schemas.microsoft.com/office/word/2010/wordprocessingShape" mc:Ignorable="w14 w15 wp14">
+<w:ftr xmlns:wpc="http://schemas.microsoft.com/office/word/2010/wordprocessingCanvas" xmlns:mc="http://schemas.openxmlformats.org/markup-compatibility/2006" xmlns:o="urn:schemas-microsoft-com:office:office" xmlns:r="http://schemas.openxmlformats.org/officeDocument/2006/relationships" xmlns:m="http://schemas.openxmlformats.org/officeDocument/2006/math" xmlns:v="urn:schemas-microsoft-com:vml" xmlns:wp14="http://schemas.microsoft.com/office/word/2010/wordprocessingDrawing" xmlns:wp="http://schemas.openxmlformats.org/drawingml/2006/wordprocessingDrawing" xmlns:w10="urn:schemas-microsoft-com:office:word" xmlns:w="http://schemas.openxmlformats.org/wordprocessingml/2006/main" xmlns:w14="http://schemas.microsoft.com/office/word/2010/wordml" xmlns:w15="http://schemas.microsoft.com/office/word/2012/wordml" xmlns:wpg="http://schemas.microsoft.com/office/word/2010/wordprocessingGroup" xmlns:wpi="http://schemas.microsoft.com/office/word/2010/wordprocessingInk" xmlns:wne="http://schemas.microsoft.com/office/word/2006/wordml" xmlns:wps="http://schemas.microsoft.com/office/word/2010/wordprocessingShape" xmlns:wpsCustomData="http://www.wps.cn/officeDocument/2013/wpsCustomData" mc:Ignorable="w14 w15 wp14">
   <w:p>
     <w:pPr>
       <w:spacing w:line="167" w:lineRule="auto"/>
       <w:ind w:left="4127"/>
       <w:rPr>
-        <w:rFonts w:ascii="Calibri" w:eastAsia="Calibri" w:hAnsi="Calibri" w:cs="Calibri"/>
+        <w:rFonts w:ascii="Calibri" w:hAnsi="Calibri" w:eastAsia="Calibri" w:cs="Calibri"/>
         <w:sz w:val="18"/>
         <w:szCs w:val="18"/>
       </w:rPr>
     </w:pPr>
     <w:r>
       <w:rPr>
-        <w:rFonts w:ascii="Calibri" w:eastAsia="Calibri" w:hAnsi="Calibri" w:cs="Calibri"/>
+        <w:rFonts w:ascii="Calibri" w:hAnsi="Calibri" w:eastAsia="Calibri" w:cs="Calibri"/>
         <w:sz w:val="18"/>
         <w:szCs w:val="18"/>
       </w:rPr>
@@ -5678,20 +5768,20 @@
 </file>
 
 <file path=word/footer2.xml><?xml version="1.0" encoding="utf-8"?>
-<w:ftr xmlns:wpc="http://schemas.microsoft.com/office/word/2010/wordprocessingCanvas" xmlns:mc="http://schemas.openxmlformats.org/markup-compatibility/2006" xmlns:o="urn:schemas-microsoft-com:office:office" xmlns:r="http://schemas.openxmlformats.org/officeDocument/2006/relationships" xmlns:m="http://schemas.openxmlformats.org/officeDocument/2006/math" xmlns:v="urn:schemas-microsoft-com:vml" xmlns:wp14="http://schemas.microsoft.com/office/word/2010/wordprocessingDrawing" xmlns:wp="http://schemas.openxmlformats.org/drawingml/2006/wordprocessingDrawing" xmlns:w10="urn:schemas-microsoft-com:office:word" xmlns:w="http://schemas.openxmlformats.org/wordprocessingml/2006/main" xmlns:w14="http://schemas.microsoft.com/office/word/2010/wordml" xmlns:w15="http://schemas.microsoft.com/office/word/2012/wordml" xmlns:wne="http://schemas.microsoft.com/office/word/2006/wordml" xmlns:wpg="http://schemas.microsoft.com/office/word/2010/wordprocessingGroup" xmlns:wpi="http://schemas.microsoft.com/office/word/2010/wordprocessingInk" xmlns:wps="http://schemas.microsoft.com/office/word/2010/wordprocessingShape" mc:Ignorable="w14 w15 wp14">
+<w:ftr xmlns:wpc="http://schemas.microsoft.com/office/word/2010/wordprocessingCanvas" xmlns:mc="http://schemas.openxmlformats.org/markup-compatibility/2006" xmlns:o="urn:schemas-microsoft-com:office:office" xmlns:r="http://schemas.openxmlformats.org/officeDocument/2006/relationships" xmlns:m="http://schemas.openxmlformats.org/officeDocument/2006/math" xmlns:v="urn:schemas-microsoft-com:vml" xmlns:wp14="http://schemas.microsoft.com/office/word/2010/wordprocessingDrawing" xmlns:wp="http://schemas.openxmlformats.org/drawingml/2006/wordprocessingDrawing" xmlns:w10="urn:schemas-microsoft-com:office:word" xmlns:w="http://schemas.openxmlformats.org/wordprocessingml/2006/main" xmlns:w14="http://schemas.microsoft.com/office/word/2010/wordml" xmlns:w15="http://schemas.microsoft.com/office/word/2012/wordml" xmlns:wpg="http://schemas.microsoft.com/office/word/2010/wordprocessingGroup" xmlns:wpi="http://schemas.microsoft.com/office/word/2010/wordprocessingInk" xmlns:wne="http://schemas.microsoft.com/office/word/2006/wordml" xmlns:wps="http://schemas.microsoft.com/office/word/2010/wordprocessingShape" xmlns:wpsCustomData="http://www.wps.cn/officeDocument/2013/wpsCustomData" mc:Ignorable="w14 w15 wp14">
   <w:p>
     <w:pPr>
       <w:spacing w:line="166" w:lineRule="auto"/>
       <w:ind w:left="4136"/>
       <w:rPr>
-        <w:rFonts w:ascii="Calibri" w:eastAsia="Calibri" w:hAnsi="Calibri" w:cs="Calibri"/>
+        <w:rFonts w:ascii="Calibri" w:hAnsi="Calibri" w:eastAsia="Calibri" w:cs="Calibri"/>
         <w:sz w:val="18"/>
         <w:szCs w:val="18"/>
       </w:rPr>
     </w:pPr>
     <w:r>
       <w:rPr>
-        <w:rFonts w:ascii="Calibri" w:eastAsia="Calibri" w:hAnsi="Calibri" w:cs="Calibri"/>
+        <w:rFonts w:ascii="Calibri" w:hAnsi="Calibri" w:eastAsia="Calibri" w:cs="Calibri"/>
         <w:sz w:val="18"/>
         <w:szCs w:val="18"/>
       </w:rPr>
@@ -5702,20 +5792,20 @@
 </file>
 
 <file path=word/footer3.xml><?xml version="1.0" encoding="utf-8"?>
-<w:ftr xmlns:wpc="http://schemas.microsoft.com/office/word/2010/wordprocessingCanvas" xmlns:mc="http://schemas.openxmlformats.org/markup-compatibility/2006" xmlns:o="urn:schemas-microsoft-com:office:office" xmlns:r="http://schemas.openxmlformats.org/officeDocument/2006/relationships" xmlns:m="http://schemas.openxmlformats.org/officeDocument/2006/math" xmlns:v="urn:schemas-microsoft-com:vml" xmlns:wp14="http://schemas.microsoft.com/office/word/2010/wordprocessingDrawing" xmlns:wp="http://schemas.openxmlformats.org/drawingml/2006/wordprocessingDrawing" xmlns:w10="urn:schemas-microsoft-com:office:word" xmlns:w="http://schemas.openxmlformats.org/wordprocessingml/2006/main" xmlns:w14="http://schemas.microsoft.com/office/word/2010/wordml" xmlns:w15="http://schemas.microsoft.com/office/word/2012/wordml" xmlns:wne="http://schemas.microsoft.com/office/word/2006/wordml" xmlns:wpg="http://schemas.microsoft.com/office/word/2010/wordprocessingGroup" xmlns:wpi="http://schemas.microsoft.com/office/word/2010/wordprocessingInk" xmlns:wps="http://schemas.microsoft.com/office/word/2010/wordprocessingShape" mc:Ignorable="w14 w15 wp14">
+<w:ftr xmlns:wpc="http://schemas.microsoft.com/office/word/2010/wordprocessingCanvas" xmlns:mc="http://schemas.openxmlformats.org/markup-compatibility/2006" xmlns:o="urn:schemas-microsoft-com:office:office" xmlns:r="http://schemas.openxmlformats.org/officeDocument/2006/relationships" xmlns:m="http://schemas.openxmlformats.org/officeDocument/2006/math" xmlns:v="urn:schemas-microsoft-com:vml" xmlns:wp14="http://schemas.microsoft.com/office/word/2010/wordprocessingDrawing" xmlns:wp="http://schemas.openxmlformats.org/drawingml/2006/wordprocessingDrawing" xmlns:w10="urn:schemas-microsoft-com:office:word" xmlns:w="http://schemas.openxmlformats.org/wordprocessingml/2006/main" xmlns:w14="http://schemas.microsoft.com/office/word/2010/wordml" xmlns:w15="http://schemas.microsoft.com/office/word/2012/wordml" xmlns:wpg="http://schemas.microsoft.com/office/word/2010/wordprocessingGroup" xmlns:wpi="http://schemas.microsoft.com/office/word/2010/wordprocessingInk" xmlns:wne="http://schemas.microsoft.com/office/word/2006/wordml" xmlns:wps="http://schemas.microsoft.com/office/word/2010/wordprocessingShape" xmlns:wpsCustomData="http://www.wps.cn/officeDocument/2013/wpsCustomData" mc:Ignorable="w14 w15 wp14">
   <w:p>
     <w:pPr>
       <w:spacing w:line="167" w:lineRule="auto"/>
       <w:ind w:left="4091"/>
       <w:rPr>
-        <w:rFonts w:ascii="Calibri" w:eastAsia="Calibri" w:hAnsi="Calibri" w:cs="Calibri"/>
+        <w:rFonts w:ascii="Calibri" w:hAnsi="Calibri" w:eastAsia="Calibri" w:cs="Calibri"/>
         <w:sz w:val="18"/>
         <w:szCs w:val="18"/>
       </w:rPr>
     </w:pPr>
     <w:r>
       <w:rPr>
-        <w:rFonts w:ascii="Calibri" w:eastAsia="Calibri" w:hAnsi="Calibri" w:cs="Calibri"/>
+        <w:rFonts w:ascii="Calibri" w:hAnsi="Calibri" w:eastAsia="Calibri" w:cs="Calibri"/>
         <w:spacing w:val="-4"/>
         <w:sz w:val="18"/>
         <w:szCs w:val="18"/>
@@ -5726,16 +5816,41 @@
 </w:ftr>
 </file>
 
+<file path=word/footnotes.xml><?xml version="1.0" encoding="utf-8"?>
+<w:footnotes xmlns:wpc="http://schemas.microsoft.com/office/word/2010/wordprocessingCanvas" xmlns:mc="http://schemas.openxmlformats.org/markup-compatibility/2006" xmlns:o="urn:schemas-microsoft-com:office:office" xmlns:r="http://schemas.openxmlformats.org/officeDocument/2006/relationships" xmlns:m="http://schemas.openxmlformats.org/officeDocument/2006/math" xmlns:v="urn:schemas-microsoft-com:vml" xmlns:wp14="http://schemas.microsoft.com/office/word/2010/wordprocessingDrawing" xmlns:wp="http://schemas.openxmlformats.org/drawingml/2006/wordprocessingDrawing" xmlns:w="http://schemas.openxmlformats.org/wordprocessingml/2006/main" xmlns:w14="http://schemas.microsoft.com/office/word/2010/wordml" xmlns:w15="http://schemas.microsoft.com/office/word/2012/wordml" xmlns:w10="urn:schemas-microsoft-com:office:word" xmlns:wpg="http://schemas.microsoft.com/office/word/2010/wordprocessingGroup" xmlns:wpi="http://schemas.microsoft.com/office/word/2010/wordprocessingInk" xmlns:wne="http://schemas.microsoft.com/office/word/2006/wordml" xmlns:wps="http://schemas.microsoft.com/office/word/2010/wordprocessingShape" xmlns:wpsCustomData="http://www.wps.cn/officeDocument/2013/wpsCustomData" mc:Ignorable="w14 w15 wp14">
+  <w:footnote w:type="separator" w:id="0">
+    <w:p>
+      <w:pPr>
+        <w:spacing w:line="360" w:lineRule="auto"/>
+      </w:pPr>
+      <w:r>
+        <w:separator/>
+      </w:r>
+    </w:p>
+  </w:footnote>
+  <w:footnote w:type="continuationSeparator" w:id="1">
+    <w:p>
+      <w:pPr>
+        <w:spacing w:line="360" w:lineRule="auto"/>
+      </w:pPr>
+      <w:r>
+        <w:continuationSeparator/>
+      </w:r>
+    </w:p>
+  </w:footnote>
+</w:footnotes>
+</file>
+
 <file path=word/numbering.xml><?xml version="1.0" encoding="utf-8"?>
-<w:numbering xmlns:wpc="http://schemas.microsoft.com/office/word/2010/wordprocessingCanvas" xmlns:mc="http://schemas.openxmlformats.org/markup-compatibility/2006" xmlns:o="urn:schemas-microsoft-com:office:office" xmlns:r="http://schemas.openxmlformats.org/officeDocument/2006/relationships" xmlns:m="http://schemas.openxmlformats.org/officeDocument/2006/math" xmlns:v="urn:schemas-microsoft-com:vml" xmlns:wp14="http://schemas.microsoft.com/office/word/2010/wordprocessingDrawing" xmlns:wp="http://schemas.openxmlformats.org/drawingml/2006/wordprocessingDrawing" xmlns:w10="urn:schemas-microsoft-com:office:word" xmlns:w="http://schemas.openxmlformats.org/wordprocessingml/2006/main" xmlns:w14="http://schemas.microsoft.com/office/word/2010/wordml" xmlns:w15="http://schemas.microsoft.com/office/word/2012/wordml" xmlns:wne="http://schemas.microsoft.com/office/word/2006/wordml" xmlns:wpg="http://schemas.microsoft.com/office/word/2010/wordprocessingGroup" xmlns:wpi="http://schemas.microsoft.com/office/word/2010/wordprocessingInk" xmlns:wps="http://schemas.microsoft.com/office/word/2010/wordprocessingShape" mc:Ignorable="w14 w15 wp14">
+<w:numbering xmlns:wpc="http://schemas.microsoft.com/office/word/2010/wordprocessingCanvas" xmlns:mc="http://schemas.openxmlformats.org/markup-compatibility/2006" xmlns:o="urn:schemas-microsoft-com:office:office" xmlns:r="http://schemas.openxmlformats.org/officeDocument/2006/relationships" xmlns:m="http://schemas.openxmlformats.org/officeDocument/2006/math" xmlns:v="urn:schemas-microsoft-com:vml" xmlns:wp14="http://schemas.microsoft.com/office/word/2010/wordprocessingDrawing" xmlns:wp="http://schemas.openxmlformats.org/drawingml/2006/wordprocessingDrawing" xmlns:w10="urn:schemas-microsoft-com:office:word" xmlns:w="http://schemas.openxmlformats.org/wordprocessingml/2006/main" xmlns:w14="http://schemas.microsoft.com/office/word/2010/wordml" xmlns:wpg="http://schemas.microsoft.com/office/word/2010/wordprocessingGroup" xmlns:wpi="http://schemas.microsoft.com/office/word/2010/wordprocessingInk" xmlns:wne="http://schemas.microsoft.com/office/word/2006/wordml" xmlns:wps="http://schemas.microsoft.com/office/word/2010/wordprocessingShape" xmlns:wpsCustomData="http://www.wps.cn/officeDocument/2013/wpsCustomData" mc:Ignorable="w14 wp14">
   <w:abstractNum w:abstractNumId="0">
     <w:nsid w:val="8E964DCE"/>
     <w:multiLevelType w:val="multilevel"/>
     <w:tmpl w:val="8E964DCE"/>
-    <w:lvl w:ilvl="0">
+    <w:lvl w:ilvl="0" w:tentative="0">
       <w:start w:val="1"/>
       <w:numFmt w:val="decimal"/>
-      <w:pStyle w:val="Heading1"/>
+      <w:pStyle w:val="2"/>
       <w:lvlText w:val="%1."/>
       <w:lvlJc w:val="left"/>
       <w:pPr>
@@ -5745,10 +5860,10 @@
         <w:rFonts w:hint="default"/>
       </w:rPr>
     </w:lvl>
-    <w:lvl w:ilvl="1">
+    <w:lvl w:ilvl="1" w:tentative="0">
       <w:start w:val="1"/>
       <w:numFmt w:val="decimal"/>
-      <w:pStyle w:val="Heading2"/>
+      <w:pStyle w:val="3"/>
       <w:lvlText w:val="%1.%2."/>
       <w:lvlJc w:val="left"/>
       <w:pPr>
@@ -5758,10 +5873,10 @@
         <w:rFonts w:hint="default"/>
       </w:rPr>
     </w:lvl>
-    <w:lvl w:ilvl="2">
+    <w:lvl w:ilvl="2" w:tentative="0">
       <w:start w:val="1"/>
       <w:numFmt w:val="decimal"/>
-      <w:pStyle w:val="Heading3"/>
+      <w:pStyle w:val="4"/>
       <w:lvlText w:val="%1.%2.%3."/>
       <w:lvlJc w:val="left"/>
       <w:pPr>
@@ -5771,10 +5886,10 @@
         <w:rFonts w:hint="default"/>
       </w:rPr>
     </w:lvl>
-    <w:lvl w:ilvl="3">
+    <w:lvl w:ilvl="3" w:tentative="0">
       <w:start w:val="1"/>
       <w:numFmt w:val="decimal"/>
-      <w:pStyle w:val="Heading4"/>
+      <w:pStyle w:val="5"/>
       <w:lvlText w:val="%1.%2.%3.%4."/>
       <w:lvlJc w:val="left"/>
       <w:pPr>
@@ -5784,10 +5899,10 @@
         <w:rFonts w:hint="default"/>
       </w:rPr>
     </w:lvl>
-    <w:lvl w:ilvl="4">
+    <w:lvl w:ilvl="4" w:tentative="0">
       <w:start w:val="1"/>
       <w:numFmt w:val="decimal"/>
-      <w:pStyle w:val="Heading5"/>
+      <w:pStyle w:val="6"/>
       <w:lvlText w:val="%1.%2.%3.%4.%5."/>
       <w:lvlJc w:val="left"/>
       <w:pPr>
@@ -5797,10 +5912,10 @@
         <w:rFonts w:hint="default"/>
       </w:rPr>
     </w:lvl>
-    <w:lvl w:ilvl="5">
+    <w:lvl w:ilvl="5" w:tentative="0">
       <w:start w:val="1"/>
       <w:numFmt w:val="decimal"/>
-      <w:pStyle w:val="Heading6"/>
+      <w:pStyle w:val="7"/>
       <w:lvlText w:val="%1.%2.%3.%4.%5.%6."/>
       <w:lvlJc w:val="left"/>
       <w:pPr>
@@ -5810,10 +5925,10 @@
         <w:rFonts w:hint="default"/>
       </w:rPr>
     </w:lvl>
-    <w:lvl w:ilvl="6">
+    <w:lvl w:ilvl="6" w:tentative="0">
       <w:start w:val="1"/>
       <w:numFmt w:val="decimal"/>
-      <w:pStyle w:val="Heading7"/>
+      <w:pStyle w:val="8"/>
       <w:lvlText w:val="%1.%2.%3.%4.%5.%6.%7."/>
       <w:lvlJc w:val="left"/>
       <w:pPr>
@@ -5823,10 +5938,10 @@
         <w:rFonts w:hint="default"/>
       </w:rPr>
     </w:lvl>
-    <w:lvl w:ilvl="7">
+    <w:lvl w:ilvl="7" w:tentative="0">
       <w:start w:val="1"/>
       <w:numFmt w:val="decimal"/>
-      <w:pStyle w:val="Heading8"/>
+      <w:pStyle w:val="9"/>
       <w:lvlText w:val="%1.%2.%3.%4.%5.%6.%7.%8."/>
       <w:lvlJc w:val="left"/>
       <w:pPr>
@@ -5836,10 +5951,10 @@
         <w:rFonts w:hint="default"/>
       </w:rPr>
     </w:lvl>
-    <w:lvl w:ilvl="8">
+    <w:lvl w:ilvl="8" w:tentative="0">
       <w:start w:val="1"/>
       <w:numFmt w:val="decimal"/>
-      <w:pStyle w:val="Heading9"/>
+      <w:pStyle w:val="10"/>
       <w:lvlText w:val="%1.%2.%3.%4.%5.%6.%7.%8.%9."/>
       <w:lvlJc w:val="left"/>
       <w:pPr>
@@ -5854,7 +5969,7 @@
     <w:nsid w:val="E4D087AF"/>
     <w:multiLevelType w:val="singleLevel"/>
     <w:tmpl w:val="E4D087AF"/>
-    <w:lvl w:ilvl="0">
+    <w:lvl w:ilvl="0" w:tentative="0">
       <w:start w:val="1"/>
       <w:numFmt w:val="decimal"/>
       <w:lvlText w:val="%1."/>
@@ -5871,7 +5986,7 @@
     <w:nsid w:val="0A321459"/>
     <w:multiLevelType w:val="singleLevel"/>
     <w:tmpl w:val="0A321459"/>
-    <w:lvl w:ilvl="0">
+    <w:lvl w:ilvl="0" w:tentative="0">
       <w:start w:val="1"/>
       <w:numFmt w:val="decimal"/>
       <w:lvlText w:val="%1."/>
@@ -5888,7 +6003,7 @@
     <w:nsid w:val="27E52041"/>
     <w:multiLevelType w:val="singleLevel"/>
     <w:tmpl w:val="27E52041"/>
-    <w:lvl w:ilvl="0">
+    <w:lvl w:ilvl="0" w:tentative="0">
       <w:start w:val="1"/>
       <w:numFmt w:val="decimal"/>
       <w:lvlText w:val="%1."/>
@@ -5917,267 +6032,269 @@
 </file>
 
 <file path=word/styles.xml><?xml version="1.0" encoding="utf-8"?>
-<w:styles xmlns:mc="http://schemas.openxmlformats.org/markup-compatibility/2006" xmlns:r="http://schemas.openxmlformats.org/officeDocument/2006/relationships" xmlns:w="http://schemas.openxmlformats.org/wordprocessingml/2006/main" xmlns:w14="http://schemas.microsoft.com/office/word/2010/wordml" xmlns:w15="http://schemas.microsoft.com/office/word/2012/wordml" mc:Ignorable="w14 w15">
+<w:styles xmlns:mc="http://schemas.openxmlformats.org/markup-compatibility/2006" xmlns:o="urn:schemas-microsoft-com:office:office" xmlns:r="http://schemas.openxmlformats.org/officeDocument/2006/relationships" xmlns:m="http://schemas.openxmlformats.org/officeDocument/2006/math" xmlns:v="urn:schemas-microsoft-com:vml" xmlns:w="http://schemas.openxmlformats.org/wordprocessingml/2006/main" xmlns:w14="http://schemas.microsoft.com/office/word/2010/wordml" xmlns:w10="urn:schemas-microsoft-com:office:word" xmlns:sl="http://schemas.openxmlformats.org/schemaLibrary/2006/main" xmlns:wpsCustomData="http://www.wps.cn/officeDocument/2013/wpsCustomData" mc:Ignorable="w14">
   <w:docDefaults>
     <w:rPrDefault>
       <w:rPr>
-        <w:rFonts w:ascii="Times New Roman" w:eastAsia="宋体" w:hAnsi="Times New Roman" w:cs="Times New Roman"/>
+        <w:rFonts w:ascii="Times New Roman" w:hAnsi="Times New Roman" w:eastAsia="宋体" w:cs="Times New Roman"/>
       </w:rPr>
     </w:rPrDefault>
     <w:pPrDefault/>
   </w:docDefaults>
-  <w:latentStyles w:defLockedState="0" w:defUIPriority="99" w:defSemiHidden="1" w:defUnhideWhenUsed="1" w:defQFormat="0" w:count="260">
-    <w:lsdException w:name="Normal" w:semiHidden="0" w:uiPriority="0" w:unhideWhenUsed="0" w:qFormat="1"/>
-    <w:lsdException w:name="heading 1" w:semiHidden="0" w:uiPriority="0" w:unhideWhenUsed="0" w:qFormat="1"/>
-    <w:lsdException w:name="heading 2" w:semiHidden="0" w:uiPriority="0" w:qFormat="1"/>
-    <w:lsdException w:name="heading 3" w:uiPriority="0" w:qFormat="1"/>
-    <w:lsdException w:name="heading 4" w:semiHidden="0" w:uiPriority="0" w:qFormat="1"/>
-    <w:lsdException w:name="heading 5" w:uiPriority="0" w:qFormat="1"/>
-    <w:lsdException w:name="heading 6" w:uiPriority="0" w:qFormat="1"/>
-    <w:lsdException w:name="heading 7" w:uiPriority="0" w:qFormat="1"/>
-    <w:lsdException w:name="heading 8" w:uiPriority="0" w:qFormat="1"/>
-    <w:lsdException w:name="heading 9" w:uiPriority="0" w:qFormat="1"/>
-    <w:lsdException w:name="index 1" w:semiHidden="0" w:uiPriority="0" w:unhideWhenUsed="0"/>
-    <w:lsdException w:name="index 2" w:semiHidden="0" w:uiPriority="0" w:unhideWhenUsed="0"/>
-    <w:lsdException w:name="index 3" w:semiHidden="0" w:uiPriority="0" w:unhideWhenUsed="0"/>
-    <w:lsdException w:name="index 4" w:semiHidden="0" w:uiPriority="0" w:unhideWhenUsed="0"/>
-    <w:lsdException w:name="index 5" w:semiHidden="0" w:uiPriority="0" w:unhideWhenUsed="0"/>
-    <w:lsdException w:name="index 6" w:semiHidden="0" w:uiPriority="0" w:unhideWhenUsed="0"/>
-    <w:lsdException w:name="index 7" w:semiHidden="0" w:uiPriority="0" w:unhideWhenUsed="0"/>
-    <w:lsdException w:name="index 8" w:semiHidden="0" w:uiPriority="0" w:unhideWhenUsed="0"/>
-    <w:lsdException w:name="index 9" w:semiHidden="0" w:uiPriority="0" w:unhideWhenUsed="0"/>
-    <w:lsdException w:name="toc 1" w:semiHidden="0" w:uiPriority="0" w:unhideWhenUsed="0" w:qFormat="1"/>
-    <w:lsdException w:name="toc 2" w:semiHidden="0" w:uiPriority="0" w:unhideWhenUsed="0" w:qFormat="1"/>
-    <w:lsdException w:name="toc 3" w:semiHidden="0" w:uiPriority="0" w:unhideWhenUsed="0" w:qFormat="1"/>
-    <w:lsdException w:name="toc 4" w:semiHidden="0" w:uiPriority="0" w:unhideWhenUsed="0"/>
-    <w:lsdException w:name="toc 5" w:semiHidden="0" w:uiPriority="0" w:unhideWhenUsed="0"/>
-    <w:lsdException w:name="toc 6" w:semiHidden="0" w:uiPriority="0" w:unhideWhenUsed="0"/>
-    <w:lsdException w:name="toc 7" w:semiHidden="0" w:uiPriority="0" w:unhideWhenUsed="0"/>
-    <w:lsdException w:name="toc 8" w:semiHidden="0" w:uiPriority="0" w:unhideWhenUsed="0"/>
-    <w:lsdException w:name="toc 9" w:semiHidden="0" w:uiPriority="0" w:unhideWhenUsed="0"/>
-    <w:lsdException w:name="Normal Indent" w:semiHidden="0" w:uiPriority="0" w:unhideWhenUsed="0"/>
-    <w:lsdException w:name="footnote text" w:semiHidden="0" w:uiPriority="0" w:unhideWhenUsed="0"/>
-    <w:lsdException w:name="annotation text" w:semiHidden="0" w:uiPriority="0" w:unhideWhenUsed="0" w:qFormat="1"/>
-    <w:lsdException w:name="header" w:semiHidden="0" w:uiPriority="0" w:unhideWhenUsed="0" w:qFormat="1"/>
-    <w:lsdException w:name="footer" w:semiHidden="0" w:uiPriority="0" w:unhideWhenUsed="0" w:qFormat="1"/>
-    <w:lsdException w:name="index heading" w:semiHidden="0" w:uiPriority="0" w:unhideWhenUsed="0"/>
-    <w:lsdException w:name="caption" w:uiPriority="0" w:qFormat="1"/>
-    <w:lsdException w:name="table of figures" w:semiHidden="0" w:uiPriority="0" w:unhideWhenUsed="0"/>
-    <w:lsdException w:name="envelope address" w:semiHidden="0" w:uiPriority="0" w:unhideWhenUsed="0"/>
-    <w:lsdException w:name="envelope return" w:semiHidden="0" w:uiPriority="0" w:unhideWhenUsed="0"/>
-    <w:lsdException w:name="footnote reference" w:semiHidden="0" w:uiPriority="0" w:unhideWhenUsed="0"/>
-    <w:lsdException w:name="annotation reference" w:semiHidden="0" w:uiPriority="0" w:unhideWhenUsed="0"/>
-    <w:lsdException w:name="line number" w:semiHidden="0" w:uiPriority="0" w:unhideWhenUsed="0"/>
-    <w:lsdException w:name="page number" w:semiHidden="0" w:uiPriority="0" w:unhideWhenUsed="0"/>
-    <w:lsdException w:name="endnote reference" w:semiHidden="0" w:uiPriority="0" w:unhideWhenUsed="0"/>
-    <w:lsdException w:name="endnote text" w:semiHidden="0" w:uiPriority="0" w:unhideWhenUsed="0"/>
-    <w:lsdException w:name="table of authorities" w:semiHidden="0" w:uiPriority="0" w:unhideWhenUsed="0"/>
-    <w:lsdException w:name="macro" w:semiHidden="0" w:uiPriority="0" w:unhideWhenUsed="0"/>
-    <w:lsdException w:name="toa heading" w:semiHidden="0" w:uiPriority="0" w:unhideWhenUsed="0"/>
-    <w:lsdException w:name="List" w:semiHidden="0" w:uiPriority="0" w:unhideWhenUsed="0"/>
-    <w:lsdException w:name="List Bullet" w:semiHidden="0" w:uiPriority="0" w:unhideWhenUsed="0"/>
-    <w:lsdException w:name="List Number" w:semiHidden="0" w:uiPriority="0" w:unhideWhenUsed="0"/>
-    <w:lsdException w:name="List 2" w:semiHidden="0" w:uiPriority="0" w:unhideWhenUsed="0"/>
-    <w:lsdException w:name="List 3" w:semiHidden="0" w:uiPriority="0" w:unhideWhenUsed="0"/>
-    <w:lsdException w:name="List 4" w:semiHidden="0" w:uiPriority="0" w:unhideWhenUsed="0"/>
-    <w:lsdException w:name="List 5" w:semiHidden="0" w:uiPriority="0" w:unhideWhenUsed="0"/>
-    <w:lsdException w:name="List Bullet 2" w:semiHidden="0" w:uiPriority="0" w:unhideWhenUsed="0"/>
-    <w:lsdException w:name="List Bullet 3" w:semiHidden="0" w:uiPriority="0" w:unhideWhenUsed="0"/>
-    <w:lsdException w:name="List Bullet 4" w:semiHidden="0" w:uiPriority="0" w:unhideWhenUsed="0"/>
-    <w:lsdException w:name="List Bullet 5" w:semiHidden="0" w:uiPriority="0" w:unhideWhenUsed="0"/>
-    <w:lsdException w:name="List Number 2" w:semiHidden="0" w:uiPriority="0" w:unhideWhenUsed="0"/>
-    <w:lsdException w:name="List Number 3" w:semiHidden="0" w:uiPriority="0" w:unhideWhenUsed="0"/>
-    <w:lsdException w:name="List Number 4" w:semiHidden="0" w:uiPriority="0" w:unhideWhenUsed="0"/>
-    <w:lsdException w:name="List Number 5" w:semiHidden="0" w:uiPriority="0" w:unhideWhenUsed="0"/>
-    <w:lsdException w:name="Title" w:semiHidden="0" w:uiPriority="0" w:unhideWhenUsed="0" w:qFormat="1"/>
-    <w:lsdException w:name="Closing" w:semiHidden="0" w:uiPriority="0" w:unhideWhenUsed="0"/>
-    <w:lsdException w:name="Signature" w:semiHidden="0" w:uiPriority="0" w:unhideWhenUsed="0"/>
-    <w:lsdException w:name="Default Paragraph Font" w:uiPriority="0" w:unhideWhenUsed="0" w:qFormat="1"/>
-    <w:lsdException w:name="Body Text" w:uiPriority="0" w:unhideWhenUsed="0" w:qFormat="1"/>
-    <w:lsdException w:name="Body Text Indent" w:semiHidden="0" w:uiPriority="0" w:unhideWhenUsed="0"/>
-    <w:lsdException w:name="List Continue" w:semiHidden="0" w:uiPriority="0" w:unhideWhenUsed="0"/>
-    <w:lsdException w:name="List Continue 2" w:semiHidden="0" w:uiPriority="0" w:unhideWhenUsed="0"/>
-    <w:lsdException w:name="List Continue 3" w:semiHidden="0" w:uiPriority="0" w:unhideWhenUsed="0"/>
-    <w:lsdException w:name="List Continue 4" w:semiHidden="0" w:uiPriority="0" w:unhideWhenUsed="0"/>
-    <w:lsdException w:name="List Continue 5" w:semiHidden="0" w:uiPriority="0" w:unhideWhenUsed="0"/>
-    <w:lsdException w:name="Message Header" w:semiHidden="0" w:uiPriority="0" w:unhideWhenUsed="0"/>
-    <w:lsdException w:name="Subtitle" w:semiHidden="0" w:uiPriority="0" w:unhideWhenUsed="0" w:qFormat="1"/>
-    <w:lsdException w:name="Salutation" w:semiHidden="0" w:uiPriority="0" w:unhideWhenUsed="0"/>
-    <w:lsdException w:name="Date" w:semiHidden="0" w:uiPriority="0" w:unhideWhenUsed="0"/>
-    <w:lsdException w:name="Body Text First Indent" w:semiHidden="0" w:uiPriority="0" w:unhideWhenUsed="0"/>
-    <w:lsdException w:name="Body Text First Indent 2" w:semiHidden="0" w:uiPriority="0" w:unhideWhenUsed="0"/>
-    <w:lsdException w:name="Body Text 2" w:semiHidden="0" w:uiPriority="0" w:unhideWhenUsed="0"/>
-    <w:lsdException w:name="Body Text 3" w:semiHidden="0" w:uiPriority="0" w:unhideWhenUsed="0"/>
-    <w:lsdException w:name="Body Text Indent 2" w:semiHidden="0" w:uiPriority="0" w:unhideWhenUsed="0"/>
-    <w:lsdException w:name="Body Text Indent 3" w:semiHidden="0" w:uiPriority="0" w:unhideWhenUsed="0"/>
-    <w:lsdException w:name="Block Text" w:semiHidden="0" w:uiPriority="0" w:unhideWhenUsed="0"/>
-    <w:lsdException w:name="Hyperlink" w:semiHidden="0" w:uiPriority="0" w:unhideWhenUsed="0"/>
-    <w:lsdException w:name="FollowedHyperlink" w:semiHidden="0" w:uiPriority="0" w:unhideWhenUsed="0"/>
-    <w:lsdException w:name="Strong" w:semiHidden="0" w:uiPriority="0" w:unhideWhenUsed="0" w:qFormat="1"/>
-    <w:lsdException w:name="Emphasis" w:semiHidden="0" w:uiPriority="0" w:unhideWhenUsed="0" w:qFormat="1"/>
-    <w:lsdException w:name="Document Map" w:semiHidden="0" w:uiPriority="0" w:unhideWhenUsed="0"/>
-    <w:lsdException w:name="Plain Text" w:semiHidden="0" w:uiPriority="0" w:unhideWhenUsed="0"/>
-    <w:lsdException w:name="E-mail Signature" w:semiHidden="0" w:uiPriority="0" w:unhideWhenUsed="0"/>
-    <w:lsdException w:name="Normal (Web)" w:semiHidden="0" w:uiPriority="0" w:unhideWhenUsed="0" w:qFormat="1"/>
-    <w:lsdException w:name="HTML Acronym" w:semiHidden="0" w:uiPriority="0" w:unhideWhenUsed="0"/>
-    <w:lsdException w:name="HTML Address" w:semiHidden="0" w:uiPriority="0" w:unhideWhenUsed="0"/>
-    <w:lsdException w:name="HTML Cite" w:semiHidden="0" w:uiPriority="0" w:unhideWhenUsed="0"/>
-    <w:lsdException w:name="HTML Code" w:semiHidden="0" w:uiPriority="0" w:unhideWhenUsed="0"/>
-    <w:lsdException w:name="HTML Definition" w:semiHidden="0" w:uiPriority="0" w:unhideWhenUsed="0"/>
-    <w:lsdException w:name="HTML Keyboard" w:semiHidden="0" w:uiPriority="0" w:unhideWhenUsed="0"/>
-    <w:lsdException w:name="HTML Preformatted" w:semiHidden="0" w:uiPriority="0" w:unhideWhenUsed="0"/>
-    <w:lsdException w:name="HTML Sample" w:semiHidden="0" w:uiPriority="0" w:unhideWhenUsed="0"/>
-    <w:lsdException w:name="HTML Typewriter" w:semiHidden="0" w:uiPriority="0" w:unhideWhenUsed="0"/>
-    <w:lsdException w:name="HTML Variable" w:semiHidden="0" w:uiPriority="0" w:unhideWhenUsed="0"/>
-    <w:lsdException w:name="Normal Table" w:uiPriority="0" w:unhideWhenUsed="0" w:qFormat="1"/>
-    <w:lsdException w:name="annotation subject" w:semiHidden="0" w:uiPriority="0" w:unhideWhenUsed="0"/>
-    <w:lsdException w:name="Table Simple 1" w:semiHidden="0" w:uiPriority="0" w:unhideWhenUsed="0"/>
-    <w:lsdException w:name="Table Simple 2" w:semiHidden="0" w:uiPriority="0" w:unhideWhenUsed="0"/>
-    <w:lsdException w:name="Table Simple 3" w:semiHidden="0" w:uiPriority="0" w:unhideWhenUsed="0"/>
-    <w:lsdException w:name="Table Classic 1" w:semiHidden="0" w:uiPriority="0" w:unhideWhenUsed="0"/>
-    <w:lsdException w:name="Table Classic 2" w:semiHidden="0" w:uiPriority="0" w:unhideWhenUsed="0"/>
-    <w:lsdException w:name="Table Classic 3" w:semiHidden="0" w:uiPriority="0" w:unhideWhenUsed="0"/>
-    <w:lsdException w:name="Table Classic 4" w:semiHidden="0" w:uiPriority="0" w:unhideWhenUsed="0"/>
-    <w:lsdException w:name="Table Colorful 1" w:semiHidden="0" w:uiPriority="0" w:unhideWhenUsed="0"/>
-    <w:lsdException w:name="Table Colorful 2" w:semiHidden="0" w:uiPriority="0" w:unhideWhenUsed="0"/>
-    <w:lsdException w:name="Table Colorful 3" w:semiHidden="0" w:uiPriority="0" w:unhideWhenUsed="0"/>
-    <w:lsdException w:name="Table Columns 1" w:semiHidden="0" w:uiPriority="0" w:unhideWhenUsed="0"/>
-    <w:lsdException w:name="Table Columns 2" w:semiHidden="0" w:uiPriority="0" w:unhideWhenUsed="0"/>
-    <w:lsdException w:name="Table Columns 3" w:semiHidden="0" w:uiPriority="0" w:unhideWhenUsed="0"/>
-    <w:lsdException w:name="Table Columns 4" w:semiHidden="0" w:uiPriority="0" w:unhideWhenUsed="0"/>
-    <w:lsdException w:name="Table Columns 5" w:semiHidden="0" w:uiPriority="0" w:unhideWhenUsed="0"/>
-    <w:lsdException w:name="Table Grid 1" w:semiHidden="0" w:uiPriority="0" w:unhideWhenUsed="0"/>
-    <w:lsdException w:name="Table Grid 2" w:semiHidden="0" w:uiPriority="0" w:unhideWhenUsed="0"/>
-    <w:lsdException w:name="Table Grid 3" w:semiHidden="0" w:uiPriority="0" w:unhideWhenUsed="0"/>
-    <w:lsdException w:name="Table Grid 4" w:semiHidden="0" w:uiPriority="0" w:unhideWhenUsed="0"/>
-    <w:lsdException w:name="Table Grid 5" w:semiHidden="0" w:uiPriority="0" w:unhideWhenUsed="0"/>
-    <w:lsdException w:name="Table Grid 6" w:semiHidden="0" w:uiPriority="0" w:unhideWhenUsed="0"/>
-    <w:lsdException w:name="Table Grid 7" w:semiHidden="0" w:uiPriority="0" w:unhideWhenUsed="0"/>
-    <w:lsdException w:name="Table Grid 8" w:semiHidden="0" w:uiPriority="0" w:unhideWhenUsed="0"/>
-    <w:lsdException w:name="Table List 1" w:semiHidden="0" w:uiPriority="0" w:unhideWhenUsed="0"/>
-    <w:lsdException w:name="Table List 2" w:semiHidden="0" w:uiPriority="0" w:unhideWhenUsed="0"/>
-    <w:lsdException w:name="Table List 3" w:semiHidden="0" w:uiPriority="0" w:unhideWhenUsed="0"/>
-    <w:lsdException w:name="Table List 4" w:semiHidden="0" w:uiPriority="0" w:unhideWhenUsed="0"/>
-    <w:lsdException w:name="Table List 5" w:semiHidden="0" w:uiPriority="0" w:unhideWhenUsed="0"/>
-    <w:lsdException w:name="Table List 6" w:semiHidden="0" w:uiPriority="0" w:unhideWhenUsed="0"/>
-    <w:lsdException w:name="Table List 7" w:semiHidden="0" w:uiPriority="0" w:unhideWhenUsed="0"/>
-    <w:lsdException w:name="Table List 8" w:semiHidden="0" w:uiPriority="0" w:unhideWhenUsed="0"/>
-    <w:lsdException w:name="Table 3D effects 1" w:semiHidden="0" w:uiPriority="0" w:unhideWhenUsed="0"/>
-    <w:lsdException w:name="Table 3D effects 2" w:semiHidden="0" w:uiPriority="0" w:unhideWhenUsed="0"/>
-    <w:lsdException w:name="Table 3D effects 3" w:semiHidden="0" w:uiPriority="0" w:unhideWhenUsed="0"/>
-    <w:lsdException w:name="Table Contemporary" w:semiHidden="0" w:uiPriority="0" w:unhideWhenUsed="0"/>
-    <w:lsdException w:name="Table Elegant" w:semiHidden="0" w:uiPriority="0" w:unhideWhenUsed="0"/>
-    <w:lsdException w:name="Table Professional" w:semiHidden="0" w:uiPriority="0" w:unhideWhenUsed="0"/>
-    <w:lsdException w:name="Table Subtle 1" w:semiHidden="0" w:uiPriority="0" w:unhideWhenUsed="0"/>
-    <w:lsdException w:name="Table Subtle 2" w:semiHidden="0" w:uiPriority="0" w:unhideWhenUsed="0"/>
-    <w:lsdException w:name="Table Web 1" w:semiHidden="0" w:uiPriority="0" w:unhideWhenUsed="0"/>
-    <w:lsdException w:name="Table Web 2" w:semiHidden="0" w:uiPriority="0" w:unhideWhenUsed="0"/>
-    <w:lsdException w:name="Table Web 3" w:semiHidden="0" w:uiPriority="0" w:unhideWhenUsed="0"/>
-    <w:lsdException w:name="Balloon Text" w:semiHidden="0" w:uiPriority="0" w:unhideWhenUsed="0"/>
-    <w:lsdException w:name="Table Grid" w:semiHidden="0" w:uiPriority="0" w:unhideWhenUsed="0" w:qFormat="1"/>
-    <w:lsdException w:name="Table Theme" w:semiHidden="0" w:uiPriority="0" w:unhideWhenUsed="0"/>
-    <w:lsdException w:name="Light Shading" w:semiHidden="0" w:uiPriority="60" w:unhideWhenUsed="0"/>
-    <w:lsdException w:name="Light List" w:semiHidden="0" w:uiPriority="61" w:unhideWhenUsed="0"/>
-    <w:lsdException w:name="Light Grid" w:semiHidden="0" w:uiPriority="62" w:unhideWhenUsed="0"/>
-    <w:lsdException w:name="Medium Shading 1" w:semiHidden="0" w:uiPriority="63" w:unhideWhenUsed="0"/>
-    <w:lsdException w:name="Medium Shading 2" w:semiHidden="0" w:uiPriority="64" w:unhideWhenUsed="0"/>
-    <w:lsdException w:name="Medium List 1" w:semiHidden="0" w:uiPriority="65" w:unhideWhenUsed="0"/>
-    <w:lsdException w:name="Medium List 2" w:semiHidden="0" w:uiPriority="66" w:unhideWhenUsed="0"/>
-    <w:lsdException w:name="Medium Grid 1" w:semiHidden="0" w:uiPriority="67" w:unhideWhenUsed="0"/>
-    <w:lsdException w:name="Medium Grid 2" w:semiHidden="0" w:uiPriority="68" w:unhideWhenUsed="0"/>
-    <w:lsdException w:name="Medium Grid 3" w:semiHidden="0" w:uiPriority="69" w:unhideWhenUsed="0"/>
-    <w:lsdException w:name="Dark List" w:semiHidden="0" w:uiPriority="70" w:unhideWhenUsed="0"/>
-    <w:lsdException w:name="Colorful Shading" w:semiHidden="0" w:uiPriority="71" w:unhideWhenUsed="0"/>
-    <w:lsdException w:name="Colorful List" w:semiHidden="0" w:uiPriority="72" w:unhideWhenUsed="0"/>
-    <w:lsdException w:name="Colorful Grid" w:semiHidden="0" w:uiPriority="73" w:unhideWhenUsed="0"/>
-    <w:lsdException w:name="Light Shading Accent 1" w:semiHidden="0" w:uiPriority="60" w:unhideWhenUsed="0"/>
-    <w:lsdException w:name="Light List Accent 1" w:semiHidden="0" w:uiPriority="61" w:unhideWhenUsed="0"/>
-    <w:lsdException w:name="Light Grid Accent 1" w:semiHidden="0" w:uiPriority="62" w:unhideWhenUsed="0"/>
-    <w:lsdException w:name="Medium Shading 1 Accent 1" w:semiHidden="0" w:uiPriority="63" w:unhideWhenUsed="0"/>
-    <w:lsdException w:name="Medium Shading 2 Accent 1" w:semiHidden="0" w:uiPriority="64" w:unhideWhenUsed="0"/>
-    <w:lsdException w:name="Medium List 1 Accent 1" w:semiHidden="0" w:uiPriority="65" w:unhideWhenUsed="0"/>
-    <w:lsdException w:name="Medium List 2 Accent 1" w:semiHidden="0" w:uiPriority="66" w:unhideWhenUsed="0"/>
-    <w:lsdException w:name="Medium Grid 1 Accent 1" w:semiHidden="0" w:uiPriority="67" w:unhideWhenUsed="0"/>
-    <w:lsdException w:name="Medium Grid 2 Accent 1" w:semiHidden="0" w:uiPriority="68" w:unhideWhenUsed="0"/>
-    <w:lsdException w:name="Medium Grid 3 Accent 1" w:semiHidden="0" w:uiPriority="69" w:unhideWhenUsed="0"/>
-    <w:lsdException w:name="Dark List Accent 1" w:semiHidden="0" w:uiPriority="70" w:unhideWhenUsed="0"/>
-    <w:lsdException w:name="Colorful Shading Accent 1" w:semiHidden="0" w:uiPriority="71" w:unhideWhenUsed="0"/>
-    <w:lsdException w:name="Colorful List Accent 1" w:semiHidden="0" w:uiPriority="72" w:unhideWhenUsed="0"/>
-    <w:lsdException w:name="Colorful Grid Accent 1" w:semiHidden="0" w:uiPriority="73" w:unhideWhenUsed="0"/>
-    <w:lsdException w:name="Light Shading Accent 2" w:semiHidden="0" w:uiPriority="60" w:unhideWhenUsed="0"/>
-    <w:lsdException w:name="Light List Accent 2" w:semiHidden="0" w:uiPriority="61" w:unhideWhenUsed="0"/>
-    <w:lsdException w:name="Light Grid Accent 2" w:semiHidden="0" w:uiPriority="62" w:unhideWhenUsed="0"/>
-    <w:lsdException w:name="Medium Shading 1 Accent 2" w:semiHidden="0" w:uiPriority="63" w:unhideWhenUsed="0"/>
-    <w:lsdException w:name="Medium Shading 2 Accent 2" w:semiHidden="0" w:uiPriority="64" w:unhideWhenUsed="0"/>
-    <w:lsdException w:name="Medium List 1 Accent 2" w:semiHidden="0" w:uiPriority="65" w:unhideWhenUsed="0"/>
-    <w:lsdException w:name="Medium List 2 Accent 2" w:semiHidden="0" w:uiPriority="66" w:unhideWhenUsed="0"/>
-    <w:lsdException w:name="Medium Grid 1 Accent 2" w:semiHidden="0" w:uiPriority="67" w:unhideWhenUsed="0"/>
-    <w:lsdException w:name="Medium Grid 2 Accent 2" w:semiHidden="0" w:uiPriority="68" w:unhideWhenUsed="0"/>
-    <w:lsdException w:name="Medium Grid 3 Accent 2" w:semiHidden="0" w:uiPriority="69" w:unhideWhenUsed="0"/>
-    <w:lsdException w:name="Dark List Accent 2" w:semiHidden="0" w:uiPriority="70" w:unhideWhenUsed="0"/>
-    <w:lsdException w:name="Colorful Shading Accent 2" w:semiHidden="0" w:uiPriority="71" w:unhideWhenUsed="0"/>
-    <w:lsdException w:name="Colorful List Accent 2" w:semiHidden="0" w:uiPriority="72" w:unhideWhenUsed="0"/>
-    <w:lsdException w:name="Colorful Grid Accent 2" w:semiHidden="0" w:uiPriority="73" w:unhideWhenUsed="0"/>
-    <w:lsdException w:name="Light Shading Accent 3" w:semiHidden="0" w:uiPriority="60" w:unhideWhenUsed="0"/>
-    <w:lsdException w:name="Light List Accent 3" w:semiHidden="0" w:uiPriority="61" w:unhideWhenUsed="0"/>
-    <w:lsdException w:name="Light Grid Accent 3" w:semiHidden="0" w:uiPriority="62" w:unhideWhenUsed="0"/>
-    <w:lsdException w:name="Medium Shading 1 Accent 3" w:semiHidden="0" w:uiPriority="63" w:unhideWhenUsed="0"/>
-    <w:lsdException w:name="Medium Shading 2 Accent 3" w:semiHidden="0" w:uiPriority="64" w:unhideWhenUsed="0"/>
-    <w:lsdException w:name="Medium List 1 Accent 3" w:semiHidden="0" w:uiPriority="65" w:unhideWhenUsed="0"/>
-    <w:lsdException w:name="Medium List 2 Accent 3" w:semiHidden="0" w:uiPriority="66" w:unhideWhenUsed="0"/>
-    <w:lsdException w:name="Medium Grid 1 Accent 3" w:semiHidden="0" w:uiPriority="67" w:unhideWhenUsed="0"/>
-    <w:lsdException w:name="Medium Grid 2 Accent 3" w:semiHidden="0" w:uiPriority="68" w:unhideWhenUsed="0"/>
-    <w:lsdException w:name="Medium Grid 3 Accent 3" w:semiHidden="0" w:uiPriority="69" w:unhideWhenUsed="0"/>
-    <w:lsdException w:name="Dark List Accent 3" w:semiHidden="0" w:uiPriority="70" w:unhideWhenUsed="0"/>
-    <w:lsdException w:name="Colorful Shading Accent 3" w:semiHidden="0" w:uiPriority="71" w:unhideWhenUsed="0"/>
-    <w:lsdException w:name="Colorful List Accent 3" w:semiHidden="0" w:uiPriority="72" w:unhideWhenUsed="0"/>
-    <w:lsdException w:name="Colorful Grid Accent 3" w:semiHidden="0" w:uiPriority="73" w:unhideWhenUsed="0"/>
-    <w:lsdException w:name="Light Shading Accent 4" w:semiHidden="0" w:uiPriority="60" w:unhideWhenUsed="0"/>
-    <w:lsdException w:name="Light List Accent 4" w:semiHidden="0" w:uiPriority="61" w:unhideWhenUsed="0"/>
-    <w:lsdException w:name="Light Grid Accent 4" w:semiHidden="0" w:uiPriority="62" w:unhideWhenUsed="0"/>
-    <w:lsdException w:name="Medium Shading 1 Accent 4" w:semiHidden="0" w:uiPriority="63" w:unhideWhenUsed="0"/>
-    <w:lsdException w:name="Medium Shading 2 Accent 4" w:semiHidden="0" w:uiPriority="64" w:unhideWhenUsed="0"/>
-    <w:lsdException w:name="Medium List 1 Accent 4" w:semiHidden="0" w:uiPriority="65" w:unhideWhenUsed="0"/>
-    <w:lsdException w:name="Medium List 2 Accent 4" w:semiHidden="0" w:uiPriority="66" w:unhideWhenUsed="0"/>
-    <w:lsdException w:name="Medium Grid 1 Accent 4" w:semiHidden="0" w:uiPriority="67" w:unhideWhenUsed="0"/>
-    <w:lsdException w:name="Medium Grid 2 Accent 4" w:semiHidden="0" w:uiPriority="68" w:unhideWhenUsed="0"/>
-    <w:lsdException w:name="Medium Grid 3 Accent 4" w:semiHidden="0" w:uiPriority="69" w:unhideWhenUsed="0"/>
-    <w:lsdException w:name="Dark List Accent 4" w:semiHidden="0" w:uiPriority="70" w:unhideWhenUsed="0"/>
-    <w:lsdException w:name="Colorful Shading Accent 4" w:semiHidden="0" w:uiPriority="71" w:unhideWhenUsed="0"/>
-    <w:lsdException w:name="Colorful List Accent 4" w:semiHidden="0" w:uiPriority="72" w:unhideWhenUsed="0"/>
-    <w:lsdException w:name="Colorful Grid Accent 4" w:semiHidden="0" w:uiPriority="73" w:unhideWhenUsed="0"/>
-    <w:lsdException w:name="Light Shading Accent 5" w:semiHidden="0" w:uiPriority="60" w:unhideWhenUsed="0"/>
-    <w:lsdException w:name="Light List Accent 5" w:semiHidden="0" w:uiPriority="61" w:unhideWhenUsed="0"/>
-    <w:lsdException w:name="Light Grid Accent 5" w:semiHidden="0" w:uiPriority="62" w:unhideWhenUsed="0"/>
-    <w:lsdException w:name="Medium Shading 1 Accent 5" w:semiHidden="0" w:uiPriority="63" w:unhideWhenUsed="0"/>
-    <w:lsdException w:name="Medium Shading 2 Accent 5" w:semiHidden="0" w:uiPriority="64" w:unhideWhenUsed="0"/>
-    <w:lsdException w:name="Medium List 1 Accent 5" w:semiHidden="0" w:uiPriority="65" w:unhideWhenUsed="0"/>
-    <w:lsdException w:name="Medium List 2 Accent 5" w:semiHidden="0" w:uiPriority="66" w:unhideWhenUsed="0"/>
-    <w:lsdException w:name="Medium Grid 1 Accent 5" w:semiHidden="0" w:uiPriority="67" w:unhideWhenUsed="0"/>
-    <w:lsdException w:name="Medium Grid 2 Accent 5" w:semiHidden="0" w:uiPriority="68" w:unhideWhenUsed="0"/>
-    <w:lsdException w:name="Medium Grid 3 Accent 5" w:semiHidden="0" w:uiPriority="69" w:unhideWhenUsed="0"/>
-    <w:lsdException w:name="Dark List Accent 5" w:semiHidden="0" w:uiPriority="70" w:unhideWhenUsed="0"/>
-    <w:lsdException w:name="Colorful Shading Accent 5" w:semiHidden="0" w:uiPriority="71" w:unhideWhenUsed="0"/>
-    <w:lsdException w:name="Colorful List Accent 5" w:semiHidden="0" w:uiPriority="72" w:unhideWhenUsed="0"/>
-    <w:lsdException w:name="Colorful Grid Accent 5" w:semiHidden="0" w:uiPriority="73" w:unhideWhenUsed="0"/>
-    <w:lsdException w:name="Light Shading Accent 6" w:semiHidden="0" w:uiPriority="60" w:unhideWhenUsed="0"/>
-    <w:lsdException w:name="Light List Accent 6" w:semiHidden="0" w:uiPriority="61" w:unhideWhenUsed="0"/>
-    <w:lsdException w:name="Light Grid Accent 6" w:semiHidden="0" w:uiPriority="62" w:unhideWhenUsed="0"/>
-    <w:lsdException w:name="Medium Shading 1 Accent 6" w:semiHidden="0" w:uiPriority="63" w:unhideWhenUsed="0"/>
-    <w:lsdException w:name="Medium Shading 2 Accent 6" w:semiHidden="0" w:uiPriority="64" w:unhideWhenUsed="0"/>
-    <w:lsdException w:name="Medium List 1 Accent 6" w:semiHidden="0" w:uiPriority="65" w:unhideWhenUsed="0"/>
-    <w:lsdException w:name="Medium List 2 Accent 6" w:semiHidden="0" w:uiPriority="66" w:unhideWhenUsed="0"/>
-    <w:lsdException w:name="Medium Grid 1 Accent 6" w:semiHidden="0" w:uiPriority="67" w:unhideWhenUsed="0"/>
-    <w:lsdException w:name="Medium Grid 2 Accent 6" w:semiHidden="0" w:uiPriority="68" w:unhideWhenUsed="0"/>
-    <w:lsdException w:name="Medium Grid 3 Accent 6" w:semiHidden="0" w:uiPriority="69" w:unhideWhenUsed="0"/>
-    <w:lsdException w:name="Dark List Accent 6" w:semiHidden="0" w:uiPriority="70" w:unhideWhenUsed="0"/>
-    <w:lsdException w:name="Colorful Shading Accent 6" w:semiHidden="0" w:uiPriority="71" w:unhideWhenUsed="0"/>
-    <w:lsdException w:name="Colorful List Accent 6" w:semiHidden="0" w:uiPriority="72" w:unhideWhenUsed="0"/>
-    <w:lsdException w:name="Colorful Grid Accent 6" w:semiHidden="0" w:uiPriority="73" w:unhideWhenUsed="0"/>
+  <w:latentStyles w:count="260" w:defQFormat="0" w:defUnhideWhenUsed="1" w:defSemiHidden="1" w:defUIPriority="99" w:defLockedState="0">
+    <w:lsdException w:qFormat="1" w:unhideWhenUsed="0" w:uiPriority="0" w:semiHidden="0" w:name="Normal"/>
+    <w:lsdException w:qFormat="1" w:unhideWhenUsed="0" w:uiPriority="0" w:semiHidden="0" w:name="heading 1"/>
+    <w:lsdException w:qFormat="1" w:uiPriority="0" w:semiHidden="0" w:name="heading 2"/>
+    <w:lsdException w:qFormat="1" w:uiPriority="0" w:name="heading 3"/>
+    <w:lsdException w:qFormat="1" w:uiPriority="0" w:semiHidden="0" w:name="heading 4"/>
+    <w:lsdException w:qFormat="1" w:uiPriority="0" w:name="heading 5"/>
+    <w:lsdException w:qFormat="1" w:uiPriority="0" w:name="heading 6"/>
+    <w:lsdException w:qFormat="1" w:uiPriority="0" w:name="heading 7"/>
+    <w:lsdException w:qFormat="1" w:uiPriority="0" w:name="heading 8"/>
+    <w:lsdException w:qFormat="1" w:uiPriority="0" w:name="heading 9"/>
+    <w:lsdException w:unhideWhenUsed="0" w:uiPriority="0" w:semiHidden="0" w:name="index 1"/>
+    <w:lsdException w:unhideWhenUsed="0" w:uiPriority="0" w:semiHidden="0" w:name="index 2"/>
+    <w:lsdException w:unhideWhenUsed="0" w:uiPriority="0" w:semiHidden="0" w:name="index 3"/>
+    <w:lsdException w:unhideWhenUsed="0" w:uiPriority="0" w:semiHidden="0" w:name="index 4"/>
+    <w:lsdException w:unhideWhenUsed="0" w:uiPriority="0" w:semiHidden="0" w:name="index 5"/>
+    <w:lsdException w:unhideWhenUsed="0" w:uiPriority="0" w:semiHidden="0" w:name="index 6"/>
+    <w:lsdException w:unhideWhenUsed="0" w:uiPriority="0" w:semiHidden="0" w:name="index 7"/>
+    <w:lsdException w:unhideWhenUsed="0" w:uiPriority="0" w:semiHidden="0" w:name="index 8"/>
+    <w:lsdException w:unhideWhenUsed="0" w:uiPriority="0" w:semiHidden="0" w:name="index 9"/>
+    <w:lsdException w:qFormat="1" w:unhideWhenUsed="0" w:uiPriority="0" w:semiHidden="0" w:name="toc 1"/>
+    <w:lsdException w:qFormat="1" w:unhideWhenUsed="0" w:uiPriority="0" w:semiHidden="0" w:name="toc 2"/>
+    <w:lsdException w:qFormat="1" w:unhideWhenUsed="0" w:uiPriority="0" w:semiHidden="0" w:name="toc 3"/>
+    <w:lsdException w:unhideWhenUsed="0" w:uiPriority="0" w:semiHidden="0" w:name="toc 4"/>
+    <w:lsdException w:unhideWhenUsed="0" w:uiPriority="0" w:semiHidden="0" w:name="toc 5"/>
+    <w:lsdException w:unhideWhenUsed="0" w:uiPriority="0" w:semiHidden="0" w:name="toc 6"/>
+    <w:lsdException w:unhideWhenUsed="0" w:uiPriority="0" w:semiHidden="0" w:name="toc 7"/>
+    <w:lsdException w:unhideWhenUsed="0" w:uiPriority="0" w:semiHidden="0" w:name="toc 8"/>
+    <w:lsdException w:unhideWhenUsed="0" w:uiPriority="0" w:semiHidden="0" w:name="toc 9"/>
+    <w:lsdException w:unhideWhenUsed="0" w:uiPriority="0" w:semiHidden="0" w:name="Normal Indent"/>
+    <w:lsdException w:unhideWhenUsed="0" w:uiPriority="0" w:semiHidden="0" w:name="footnote text"/>
+    <w:lsdException w:qFormat="1" w:unhideWhenUsed="0" w:uiPriority="0" w:semiHidden="0" w:name="annotation text"/>
+    <w:lsdException w:qFormat="1" w:unhideWhenUsed="0" w:uiPriority="0" w:semiHidden="0" w:name="header"/>
+    <w:lsdException w:qFormat="1" w:unhideWhenUsed="0" w:uiPriority="0" w:semiHidden="0" w:name="footer"/>
+    <w:lsdException w:unhideWhenUsed="0" w:uiPriority="0" w:semiHidden="0" w:name="index heading"/>
+    <w:lsdException w:qFormat="1" w:uiPriority="0" w:name="caption"/>
+    <w:lsdException w:unhideWhenUsed="0" w:uiPriority="0" w:semiHidden="0" w:name="table of figures"/>
+    <w:lsdException w:unhideWhenUsed="0" w:uiPriority="0" w:semiHidden="0" w:name="envelope address"/>
+    <w:lsdException w:unhideWhenUsed="0" w:uiPriority="0" w:semiHidden="0" w:name="envelope return"/>
+    <w:lsdException w:unhideWhenUsed="0" w:uiPriority="0" w:semiHidden="0" w:name="footnote reference"/>
+    <w:lsdException w:unhideWhenUsed="0" w:uiPriority="0" w:semiHidden="0" w:name="annotation reference"/>
+    <w:lsdException w:unhideWhenUsed="0" w:uiPriority="0" w:semiHidden="0" w:name="line number"/>
+    <w:lsdException w:unhideWhenUsed="0" w:uiPriority="0" w:semiHidden="0" w:name="page number"/>
+    <w:lsdException w:unhideWhenUsed="0" w:uiPriority="0" w:semiHidden="0" w:name="endnote reference"/>
+    <w:lsdException w:unhideWhenUsed="0" w:uiPriority="0" w:semiHidden="0" w:name="endnote text"/>
+    <w:lsdException w:unhideWhenUsed="0" w:uiPriority="0" w:semiHidden="0" w:name="table of authorities"/>
+    <w:lsdException w:unhideWhenUsed="0" w:uiPriority="0" w:semiHidden="0" w:name="macro"/>
+    <w:lsdException w:unhideWhenUsed="0" w:uiPriority="0" w:semiHidden="0" w:name="toa heading"/>
+    <w:lsdException w:unhideWhenUsed="0" w:uiPriority="0" w:semiHidden="0" w:name="List"/>
+    <w:lsdException w:unhideWhenUsed="0" w:uiPriority="0" w:semiHidden="0" w:name="List Bullet"/>
+    <w:lsdException w:unhideWhenUsed="0" w:uiPriority="0" w:semiHidden="0" w:name="List Number"/>
+    <w:lsdException w:unhideWhenUsed="0" w:uiPriority="0" w:semiHidden="0" w:name="List 2"/>
+    <w:lsdException w:unhideWhenUsed="0" w:uiPriority="0" w:semiHidden="0" w:name="List 3"/>
+    <w:lsdException w:unhideWhenUsed="0" w:uiPriority="0" w:semiHidden="0" w:name="List 4"/>
+    <w:lsdException w:unhideWhenUsed="0" w:uiPriority="0" w:semiHidden="0" w:name="List 5"/>
+    <w:lsdException w:unhideWhenUsed="0" w:uiPriority="0" w:semiHidden="0" w:name="List Bullet 2"/>
+    <w:lsdException w:unhideWhenUsed="0" w:uiPriority="0" w:semiHidden="0" w:name="List Bullet 3"/>
+    <w:lsdException w:unhideWhenUsed="0" w:uiPriority="0" w:semiHidden="0" w:name="List Bullet 4"/>
+    <w:lsdException w:unhideWhenUsed="0" w:uiPriority="0" w:semiHidden="0" w:name="List Bullet 5"/>
+    <w:lsdException w:unhideWhenUsed="0" w:uiPriority="0" w:semiHidden="0" w:name="List Number 2"/>
+    <w:lsdException w:unhideWhenUsed="0" w:uiPriority="0" w:semiHidden="0" w:name="List Number 3"/>
+    <w:lsdException w:unhideWhenUsed="0" w:uiPriority="0" w:semiHidden="0" w:name="List Number 4"/>
+    <w:lsdException w:unhideWhenUsed="0" w:uiPriority="0" w:semiHidden="0" w:name="List Number 5"/>
+    <w:lsdException w:qFormat="1" w:unhideWhenUsed="0" w:uiPriority="0" w:semiHidden="0" w:name="Title"/>
+    <w:lsdException w:unhideWhenUsed="0" w:uiPriority="0" w:semiHidden="0" w:name="Closing"/>
+    <w:lsdException w:unhideWhenUsed="0" w:uiPriority="0" w:semiHidden="0" w:name="Signature"/>
+    <w:lsdException w:qFormat="1" w:unhideWhenUsed="0" w:uiPriority="0" w:name="Default Paragraph Font"/>
+    <w:lsdException w:qFormat="1" w:unhideWhenUsed="0" w:uiPriority="0" w:name="Body Text"/>
+    <w:lsdException w:unhideWhenUsed="0" w:uiPriority="0" w:semiHidden="0" w:name="Body Text Indent"/>
+    <w:lsdException w:unhideWhenUsed="0" w:uiPriority="0" w:semiHidden="0" w:name="List Continue"/>
+    <w:lsdException w:unhideWhenUsed="0" w:uiPriority="0" w:semiHidden="0" w:name="List Continue 2"/>
+    <w:lsdException w:unhideWhenUsed="0" w:uiPriority="0" w:semiHidden="0" w:name="List Continue 3"/>
+    <w:lsdException w:unhideWhenUsed="0" w:uiPriority="0" w:semiHidden="0" w:name="List Continue 4"/>
+    <w:lsdException w:unhideWhenUsed="0" w:uiPriority="0" w:semiHidden="0" w:name="List Continue 5"/>
+    <w:lsdException w:unhideWhenUsed="0" w:uiPriority="0" w:semiHidden="0" w:name="Message Header"/>
+    <w:lsdException w:qFormat="1" w:unhideWhenUsed="0" w:uiPriority="0" w:semiHidden="0" w:name="Subtitle"/>
+    <w:lsdException w:unhideWhenUsed="0" w:uiPriority="0" w:semiHidden="0" w:name="Salutation"/>
+    <w:lsdException w:unhideWhenUsed="0" w:uiPriority="0" w:semiHidden="0" w:name="Date"/>
+    <w:lsdException w:unhideWhenUsed="0" w:uiPriority="0" w:semiHidden="0" w:name="Body Text First Indent"/>
+    <w:lsdException w:unhideWhenUsed="0" w:uiPriority="0" w:semiHidden="0" w:name="Body Text First Indent 2"/>
+    <w:lsdException w:uiPriority="99" w:name="Note Heading"/>
+    <w:lsdException w:unhideWhenUsed="0" w:uiPriority="0" w:semiHidden="0" w:name="Body Text 2"/>
+    <w:lsdException w:unhideWhenUsed="0" w:uiPriority="0" w:semiHidden="0" w:name="Body Text 3"/>
+    <w:lsdException w:unhideWhenUsed="0" w:uiPriority="0" w:semiHidden="0" w:name="Body Text Indent 2"/>
+    <w:lsdException w:unhideWhenUsed="0" w:uiPriority="0" w:semiHidden="0" w:name="Body Text Indent 3"/>
+    <w:lsdException w:unhideWhenUsed="0" w:uiPriority="0" w:semiHidden="0" w:name="Block Text"/>
+    <w:lsdException w:unhideWhenUsed="0" w:uiPriority="0" w:semiHidden="0" w:name="Hyperlink"/>
+    <w:lsdException w:unhideWhenUsed="0" w:uiPriority="0" w:semiHidden="0" w:name="FollowedHyperlink"/>
+    <w:lsdException w:qFormat="1" w:unhideWhenUsed="0" w:uiPriority="0" w:semiHidden="0" w:name="Strong"/>
+    <w:lsdException w:qFormat="1" w:unhideWhenUsed="0" w:uiPriority="0" w:semiHidden="0" w:name="Emphasis"/>
+    <w:lsdException w:unhideWhenUsed="0" w:uiPriority="0" w:semiHidden="0" w:name="Document Map"/>
+    <w:lsdException w:unhideWhenUsed="0" w:uiPriority="0" w:semiHidden="0" w:name="Plain Text"/>
+    <w:lsdException w:unhideWhenUsed="0" w:uiPriority="0" w:semiHidden="0" w:name="E-mail Signature"/>
+    <w:lsdException w:qFormat="1" w:unhideWhenUsed="0" w:uiPriority="0" w:semiHidden="0" w:name="Normal (Web)"/>
+    <w:lsdException w:unhideWhenUsed="0" w:uiPriority="0" w:semiHidden="0" w:name="HTML Acronym"/>
+    <w:lsdException w:unhideWhenUsed="0" w:uiPriority="0" w:semiHidden="0" w:name="HTML Address"/>
+    <w:lsdException w:unhideWhenUsed="0" w:uiPriority="0" w:semiHidden="0" w:name="HTML Cite"/>
+    <w:lsdException w:unhideWhenUsed="0" w:uiPriority="0" w:semiHidden="0" w:name="HTML Code"/>
+    <w:lsdException w:unhideWhenUsed="0" w:uiPriority="0" w:semiHidden="0" w:name="HTML Definition"/>
+    <w:lsdException w:unhideWhenUsed="0" w:uiPriority="0" w:semiHidden="0" w:name="HTML Keyboard"/>
+    <w:lsdException w:unhideWhenUsed="0" w:uiPriority="0" w:semiHidden="0" w:name="HTML Preformatted"/>
+    <w:lsdException w:unhideWhenUsed="0" w:uiPriority="0" w:semiHidden="0" w:name="HTML Sample"/>
+    <w:lsdException w:unhideWhenUsed="0" w:uiPriority="0" w:semiHidden="0" w:name="HTML Typewriter"/>
+    <w:lsdException w:unhideWhenUsed="0" w:uiPriority="0" w:semiHidden="0" w:name="HTML Variable"/>
+    <w:lsdException w:qFormat="1" w:unhideWhenUsed="0" w:uiPriority="0" w:name="Normal Table"/>
+    <w:lsdException w:unhideWhenUsed="0" w:uiPriority="0" w:semiHidden="0" w:name="annotation subject"/>
+    <w:lsdException w:unhideWhenUsed="0" w:uiPriority="0" w:semiHidden="0" w:name="Table Simple 1"/>
+    <w:lsdException w:unhideWhenUsed="0" w:uiPriority="0" w:semiHidden="0" w:name="Table Simple 2"/>
+    <w:lsdException w:unhideWhenUsed="0" w:uiPriority="0" w:semiHidden="0" w:name="Table Simple 3"/>
+    <w:lsdException w:unhideWhenUsed="0" w:uiPriority="0" w:semiHidden="0" w:name="Table Classic 1"/>
+    <w:lsdException w:unhideWhenUsed="0" w:uiPriority="0" w:semiHidden="0" w:name="Table Classic 2"/>
+    <w:lsdException w:unhideWhenUsed="0" w:uiPriority="0" w:semiHidden="0" w:name="Table Classic 3"/>
+    <w:lsdException w:unhideWhenUsed="0" w:uiPriority="0" w:semiHidden="0" w:name="Table Classic 4"/>
+    <w:lsdException w:unhideWhenUsed="0" w:uiPriority="0" w:semiHidden="0" w:name="Table Colorful 1"/>
+    <w:lsdException w:unhideWhenUsed="0" w:uiPriority="0" w:semiHidden="0" w:name="Table Colorful 2"/>
+    <w:lsdException w:unhideWhenUsed="0" w:uiPriority="0" w:semiHidden="0" w:name="Table Colorful 3"/>
+    <w:lsdException w:unhideWhenUsed="0" w:uiPriority="0" w:semiHidden="0" w:name="Table Columns 1"/>
+    <w:lsdException w:unhideWhenUsed="0" w:uiPriority="0" w:semiHidden="0" w:name="Table Columns 2"/>
+    <w:lsdException w:unhideWhenUsed="0" w:uiPriority="0" w:semiHidden="0" w:name="Table Columns 3"/>
+    <w:lsdException w:unhideWhenUsed="0" w:uiPriority="0" w:semiHidden="0" w:name="Table Columns 4"/>
+    <w:lsdException w:unhideWhenUsed="0" w:uiPriority="0" w:semiHidden="0" w:name="Table Columns 5"/>
+    <w:lsdException w:unhideWhenUsed="0" w:uiPriority="0" w:semiHidden="0" w:name="Table Grid 1"/>
+    <w:lsdException w:unhideWhenUsed="0" w:uiPriority="0" w:semiHidden="0" w:name="Table Grid 2"/>
+    <w:lsdException w:unhideWhenUsed="0" w:uiPriority="0" w:semiHidden="0" w:name="Table Grid 3"/>
+    <w:lsdException w:unhideWhenUsed="0" w:uiPriority="0" w:semiHidden="0" w:name="Table Grid 4"/>
+    <w:lsdException w:unhideWhenUsed="0" w:uiPriority="0" w:semiHidden="0" w:name="Table Grid 5"/>
+    <w:lsdException w:unhideWhenUsed="0" w:uiPriority="0" w:semiHidden="0" w:name="Table Grid 6"/>
+    <w:lsdException w:unhideWhenUsed="0" w:uiPriority="0" w:semiHidden="0" w:name="Table Grid 7"/>
+    <w:lsdException w:unhideWhenUsed="0" w:uiPriority="0" w:semiHidden="0" w:name="Table Grid 8"/>
+    <w:lsdException w:unhideWhenUsed="0" w:uiPriority="0" w:semiHidden="0" w:name="Table List 1"/>
+    <w:lsdException w:unhideWhenUsed="0" w:uiPriority="0" w:semiHidden="0" w:name="Table List 2"/>
+    <w:lsdException w:unhideWhenUsed="0" w:uiPriority="0" w:semiHidden="0" w:name="Table List 3"/>
+    <w:lsdException w:unhideWhenUsed="0" w:uiPriority="0" w:semiHidden="0" w:name="Table List 4"/>
+    <w:lsdException w:unhideWhenUsed="0" w:uiPriority="0" w:semiHidden="0" w:name="Table List 5"/>
+    <w:lsdException w:unhideWhenUsed="0" w:uiPriority="0" w:semiHidden="0" w:name="Table List 6"/>
+    <w:lsdException w:unhideWhenUsed="0" w:uiPriority="0" w:semiHidden="0" w:name="Table List 7"/>
+    <w:lsdException w:unhideWhenUsed="0" w:uiPriority="0" w:semiHidden="0" w:name="Table List 8"/>
+    <w:lsdException w:unhideWhenUsed="0" w:uiPriority="0" w:semiHidden="0" w:name="Table 3D effects 1"/>
+    <w:lsdException w:unhideWhenUsed="0" w:uiPriority="0" w:semiHidden="0" w:name="Table 3D effects 2"/>
+    <w:lsdException w:unhideWhenUsed="0" w:uiPriority="0" w:semiHidden="0" w:name="Table 3D effects 3"/>
+    <w:lsdException w:unhideWhenUsed="0" w:uiPriority="0" w:semiHidden="0" w:name="Table Contemporary"/>
+    <w:lsdException w:unhideWhenUsed="0" w:uiPriority="0" w:semiHidden="0" w:name="Table Elegant"/>
+    <w:lsdException w:unhideWhenUsed="0" w:uiPriority="0" w:semiHidden="0" w:name="Table Professional"/>
+    <w:lsdException w:unhideWhenUsed="0" w:uiPriority="0" w:semiHidden="0" w:name="Table Subtle 1"/>
+    <w:lsdException w:unhideWhenUsed="0" w:uiPriority="0" w:semiHidden="0" w:name="Table Subtle 2"/>
+    <w:lsdException w:unhideWhenUsed="0" w:uiPriority="0" w:semiHidden="0" w:name="Table Web 1"/>
+    <w:lsdException w:unhideWhenUsed="0" w:uiPriority="0" w:semiHidden="0" w:name="Table Web 2"/>
+    <w:lsdException w:unhideWhenUsed="0" w:uiPriority="0" w:semiHidden="0" w:name="Table Web 3"/>
+    <w:lsdException w:unhideWhenUsed="0" w:uiPriority="0" w:semiHidden="0" w:name="Balloon Text"/>
+    <w:lsdException w:qFormat="1" w:unhideWhenUsed="0" w:uiPriority="0" w:semiHidden="0" w:name="Table Grid"/>
+    <w:lsdException w:unhideWhenUsed="0" w:uiPriority="0" w:semiHidden="0" w:name="Table Theme"/>
+    <w:lsdException w:unhideWhenUsed="0" w:uiPriority="60" w:semiHidden="0" w:name="Light Shading"/>
+    <w:lsdException w:unhideWhenUsed="0" w:uiPriority="61" w:semiHidden="0" w:name="Light List"/>
+    <w:lsdException w:unhideWhenUsed="0" w:uiPriority="62" w:semiHidden="0" w:name="Light Grid"/>
+    <w:lsdException w:unhideWhenUsed="0" w:uiPriority="63" w:semiHidden="0" w:name="Medium Shading 1"/>
+    <w:lsdException w:unhideWhenUsed="0" w:uiPriority="64" w:semiHidden="0" w:name="Medium Shading 2"/>
+    <w:lsdException w:unhideWhenUsed="0" w:uiPriority="65" w:semiHidden="0" w:name="Medium List 1"/>
+    <w:lsdException w:unhideWhenUsed="0" w:uiPriority="66" w:semiHidden="0" w:name="Medium List 2"/>
+    <w:lsdException w:unhideWhenUsed="0" w:uiPriority="67" w:semiHidden="0" w:name="Medium Grid 1"/>
+    <w:lsdException w:unhideWhenUsed="0" w:uiPriority="68" w:semiHidden="0" w:name="Medium Grid 2"/>
+    <w:lsdException w:unhideWhenUsed="0" w:uiPriority="69" w:semiHidden="0" w:name="Medium Grid 3"/>
+    <w:lsdException w:unhideWhenUsed="0" w:uiPriority="70" w:semiHidden="0" w:name="Dark List"/>
+    <w:lsdException w:unhideWhenUsed="0" w:uiPriority="71" w:semiHidden="0" w:name="Colorful Shading"/>
+    <w:lsdException w:unhideWhenUsed="0" w:uiPriority="72" w:semiHidden="0" w:name="Colorful List"/>
+    <w:lsdException w:unhideWhenUsed="0" w:uiPriority="73" w:semiHidden="0" w:name="Colorful Grid"/>
+    <w:lsdException w:unhideWhenUsed="0" w:uiPriority="60" w:semiHidden="0" w:name="Light Shading Accent 1"/>
+    <w:lsdException w:unhideWhenUsed="0" w:uiPriority="61" w:semiHidden="0" w:name="Light List Accent 1"/>
+    <w:lsdException w:unhideWhenUsed="0" w:uiPriority="62" w:semiHidden="0" w:name="Light Grid Accent 1"/>
+    <w:lsdException w:unhideWhenUsed="0" w:uiPriority="63" w:semiHidden="0" w:name="Medium Shading 1 Accent 1"/>
+    <w:lsdException w:unhideWhenUsed="0" w:uiPriority="64" w:semiHidden="0" w:name="Medium Shading 2 Accent 1"/>
+    <w:lsdException w:unhideWhenUsed="0" w:uiPriority="65" w:semiHidden="0" w:name="Medium List 1 Accent 1"/>
+    <w:lsdException w:unhideWhenUsed="0" w:uiPriority="66" w:semiHidden="0" w:name="Medium List 2 Accent 1"/>
+    <w:lsdException w:unhideWhenUsed="0" w:uiPriority="67" w:semiHidden="0" w:name="Medium Grid 1 Accent 1"/>
+    <w:lsdException w:unhideWhenUsed="0" w:uiPriority="68" w:semiHidden="0" w:name="Medium Grid 2 Accent 1"/>
+    <w:lsdException w:unhideWhenUsed="0" w:uiPriority="69" w:semiHidden="0" w:name="Medium Grid 3 Accent 1"/>
+    <w:lsdException w:unhideWhenUsed="0" w:uiPriority="70" w:semiHidden="0" w:name="Dark List Accent 1"/>
+    <w:lsdException w:unhideWhenUsed="0" w:uiPriority="71" w:semiHidden="0" w:name="Colorful Shading Accent 1"/>
+    <w:lsdException w:unhideWhenUsed="0" w:uiPriority="72" w:semiHidden="0" w:name="Colorful List Accent 1"/>
+    <w:lsdException w:unhideWhenUsed="0" w:uiPriority="73" w:semiHidden="0" w:name="Colorful Grid Accent 1"/>
+    <w:lsdException w:unhideWhenUsed="0" w:uiPriority="60" w:semiHidden="0" w:name="Light Shading Accent 2"/>
+    <w:lsdException w:unhideWhenUsed="0" w:uiPriority="61" w:semiHidden="0" w:name="Light List Accent 2"/>
+    <w:lsdException w:unhideWhenUsed="0" w:uiPriority="62" w:semiHidden="0" w:name="Light Grid Accent 2"/>
+    <w:lsdException w:unhideWhenUsed="0" w:uiPriority="63" w:semiHidden="0" w:name="Medium Shading 1 Accent 2"/>
+    <w:lsdException w:unhideWhenUsed="0" w:uiPriority="64" w:semiHidden="0" w:name="Medium Shading 2 Accent 2"/>
+    <w:lsdException w:unhideWhenUsed="0" w:uiPriority="65" w:semiHidden="0" w:name="Medium List 1 Accent 2"/>
+    <w:lsdException w:unhideWhenUsed="0" w:uiPriority="66" w:semiHidden="0" w:name="Medium List 2 Accent 2"/>
+    <w:lsdException w:unhideWhenUsed="0" w:uiPriority="67" w:semiHidden="0" w:name="Medium Grid 1 Accent 2"/>
+    <w:lsdException w:unhideWhenUsed="0" w:uiPriority="68" w:semiHidden="0" w:name="Medium Grid 2 Accent 2"/>
+    <w:lsdException w:unhideWhenUsed="0" w:uiPriority="69" w:semiHidden="0" w:name="Medium Grid 3 Accent 2"/>
+    <w:lsdException w:unhideWhenUsed="0" w:uiPriority="70" w:semiHidden="0" w:name="Dark List Accent 2"/>
+    <w:lsdException w:unhideWhenUsed="0" w:uiPriority="71" w:semiHidden="0" w:name="Colorful Shading Accent 2"/>
+    <w:lsdException w:unhideWhenUsed="0" w:uiPriority="72" w:semiHidden="0" w:name="Colorful List Accent 2"/>
+    <w:lsdException w:unhideWhenUsed="0" w:uiPriority="73" w:semiHidden="0" w:name="Colorful Grid Accent 2"/>
+    <w:lsdException w:unhideWhenUsed="0" w:uiPriority="60" w:semiHidden="0" w:name="Light Shading Accent 3"/>
+    <w:lsdException w:unhideWhenUsed="0" w:uiPriority="61" w:semiHidden="0" w:name="Light List Accent 3"/>
+    <w:lsdException w:unhideWhenUsed="0" w:uiPriority="62" w:semiHidden="0" w:name="Light Grid Accent 3"/>
+    <w:lsdException w:unhideWhenUsed="0" w:uiPriority="63" w:semiHidden="0" w:name="Medium Shading 1 Accent 3"/>
+    <w:lsdException w:unhideWhenUsed="0" w:uiPriority="64" w:semiHidden="0" w:name="Medium Shading 2 Accent 3"/>
+    <w:lsdException w:unhideWhenUsed="0" w:uiPriority="65" w:semiHidden="0" w:name="Medium List 1 Accent 3"/>
+    <w:lsdException w:unhideWhenUsed="0" w:uiPriority="66" w:semiHidden="0" w:name="Medium List 2 Accent 3"/>
+    <w:lsdException w:unhideWhenUsed="0" w:uiPriority="67" w:semiHidden="0" w:name="Medium Grid 1 Accent 3"/>
+    <w:lsdException w:unhideWhenUsed="0" w:uiPriority="68" w:semiHidden="0" w:name="Medium Grid 2 Accent 3"/>
+    <w:lsdException w:unhideWhenUsed="0" w:uiPriority="69" w:semiHidden="0" w:name="Medium Grid 3 Accent 3"/>
+    <w:lsdException w:unhideWhenUsed="0" w:uiPriority="70" w:semiHidden="0" w:name="Dark List Accent 3"/>
+    <w:lsdException w:unhideWhenUsed="0" w:uiPriority="71" w:semiHidden="0" w:name="Colorful Shading Accent 3"/>
+    <w:lsdException w:unhideWhenUsed="0" w:uiPriority="72" w:semiHidden="0" w:name="Colorful List Accent 3"/>
+    <w:lsdException w:unhideWhenUsed="0" w:uiPriority="73" w:semiHidden="0" w:name="Colorful Grid Accent 3"/>
+    <w:lsdException w:unhideWhenUsed="0" w:uiPriority="60" w:semiHidden="0" w:name="Light Shading Accent 4"/>
+    <w:lsdException w:unhideWhenUsed="0" w:uiPriority="61" w:semiHidden="0" w:name="Light List Accent 4"/>
+    <w:lsdException w:unhideWhenUsed="0" w:uiPriority="62" w:semiHidden="0" w:name="Light Grid Accent 4"/>
+    <w:lsdException w:unhideWhenUsed="0" w:uiPriority="63" w:semiHidden="0" w:name="Medium Shading 1 Accent 4"/>
+    <w:lsdException w:unhideWhenUsed="0" w:uiPriority="64" w:semiHidden="0" w:name="Medium Shading 2 Accent 4"/>
+    <w:lsdException w:unhideWhenUsed="0" w:uiPriority="65" w:semiHidden="0" w:name="Medium List 1 Accent 4"/>
+    <w:lsdException w:unhideWhenUsed="0" w:uiPriority="66" w:semiHidden="0" w:name="Medium List 2 Accent 4"/>
+    <w:lsdException w:unhideWhenUsed="0" w:uiPriority="67" w:semiHidden="0" w:name="Medium Grid 1 Accent 4"/>
+    <w:lsdException w:unhideWhenUsed="0" w:uiPriority="68" w:semiHidden="0" w:name="Medium Grid 2 Accent 4"/>
+    <w:lsdException w:unhideWhenUsed="0" w:uiPriority="69" w:semiHidden="0" w:name="Medium Grid 3 Accent 4"/>
+    <w:lsdException w:unhideWhenUsed="0" w:uiPriority="70" w:semiHidden="0" w:name="Dark List Accent 4"/>
+    <w:lsdException w:unhideWhenUsed="0" w:uiPriority="71" w:semiHidden="0" w:name="Colorful Shading Accent 4"/>
+    <w:lsdException w:unhideWhenUsed="0" w:uiPriority="72" w:semiHidden="0" w:name="Colorful List Accent 4"/>
+    <w:lsdException w:unhideWhenUsed="0" w:uiPriority="73" w:semiHidden="0" w:name="Colorful Grid Accent 4"/>
+    <w:lsdException w:unhideWhenUsed="0" w:uiPriority="60" w:semiHidden="0" w:name="Light Shading Accent 5"/>
+    <w:lsdException w:unhideWhenUsed="0" w:uiPriority="61" w:semiHidden="0" w:name="Light List Accent 5"/>
+    <w:lsdException w:unhideWhenUsed="0" w:uiPriority="62" w:semiHidden="0" w:name="Light Grid Accent 5"/>
+    <w:lsdException w:unhideWhenUsed="0" w:uiPriority="63" w:semiHidden="0" w:name="Medium Shading 1 Accent 5"/>
+    <w:lsdException w:unhideWhenUsed="0" w:uiPriority="64" w:semiHidden="0" w:name="Medium Shading 2 Accent 5"/>
+    <w:lsdException w:unhideWhenUsed="0" w:uiPriority="65" w:semiHidden="0" w:name="Medium List 1 Accent 5"/>
+    <w:lsdException w:unhideWhenUsed="0" w:uiPriority="66" w:semiHidden="0" w:name="Medium List 2 Accent 5"/>
+    <w:lsdException w:unhideWhenUsed="0" w:uiPriority="67" w:semiHidden="0" w:name="Medium Grid 1 Accent 5"/>
+    <w:lsdException w:unhideWhenUsed="0" w:uiPriority="68" w:semiHidden="0" w:name="Medium Grid 2 Accent 5"/>
+    <w:lsdException w:unhideWhenUsed="0" w:uiPriority="69" w:semiHidden="0" w:name="Medium Grid 3 Accent 5"/>
+    <w:lsdException w:unhideWhenUsed="0" w:uiPriority="70" w:semiHidden="0" w:name="Dark List Accent 5"/>
+    <w:lsdException w:unhideWhenUsed="0" w:uiPriority="71" w:semiHidden="0" w:name="Colorful Shading Accent 5"/>
+    <w:lsdException w:unhideWhenUsed="0" w:uiPriority="72" w:semiHidden="0" w:name="Colorful List Accent 5"/>
+    <w:lsdException w:unhideWhenUsed="0" w:uiPriority="73" w:semiHidden="0" w:name="Colorful Grid Accent 5"/>
+    <w:lsdException w:unhideWhenUsed="0" w:uiPriority="60" w:semiHidden="0" w:name="Light Shading Accent 6"/>
+    <w:lsdException w:unhideWhenUsed="0" w:uiPriority="61" w:semiHidden="0" w:name="Light List Accent 6"/>
+    <w:lsdException w:unhideWhenUsed="0" w:uiPriority="62" w:semiHidden="0" w:name="Light Grid Accent 6"/>
+    <w:lsdException w:unhideWhenUsed="0" w:uiPriority="63" w:semiHidden="0" w:name="Medium Shading 1 Accent 6"/>
+    <w:lsdException w:unhideWhenUsed="0" w:uiPriority="64" w:semiHidden="0" w:name="Medium Shading 2 Accent 6"/>
+    <w:lsdException w:unhideWhenUsed="0" w:uiPriority="65" w:semiHidden="0" w:name="Medium List 1 Accent 6"/>
+    <w:lsdException w:unhideWhenUsed="0" w:uiPriority="66" w:semiHidden="0" w:name="Medium List 2 Accent 6"/>
+    <w:lsdException w:unhideWhenUsed="0" w:uiPriority="67" w:semiHidden="0" w:name="Medium Grid 1 Accent 6"/>
+    <w:lsdException w:unhideWhenUsed="0" w:uiPriority="68" w:semiHidden="0" w:name="Medium Grid 2 Accent 6"/>
+    <w:lsdException w:unhideWhenUsed="0" w:uiPriority="69" w:semiHidden="0" w:name="Medium Grid 3 Accent 6"/>
+    <w:lsdException w:unhideWhenUsed="0" w:uiPriority="70" w:semiHidden="0" w:name="Dark List Accent 6"/>
+    <w:lsdException w:unhideWhenUsed="0" w:uiPriority="71" w:semiHidden="0" w:name="Colorful Shading Accent 6"/>
+    <w:lsdException w:unhideWhenUsed="0" w:uiPriority="72" w:semiHidden="0" w:name="Colorful List Accent 6"/>
+    <w:lsdException w:unhideWhenUsed="0" w:uiPriority="73" w:semiHidden="0" w:name="Colorful Grid Accent 6"/>
   </w:latentStyles>
-  <w:style w:type="paragraph" w:default="1" w:styleId="Normal">
+  <w:style w:type="paragraph" w:default="1" w:styleId="1">
     <w:name w:val="Normal"/>
     <w:qFormat/>
+    <w:uiPriority w:val="0"/>
     <w:pPr>
       <w:kinsoku w:val="0"/>
       <w:autoSpaceDE w:val="0"/>
@@ -6189,7 +6306,7 @@
       <w:textAlignment w:val="baseline"/>
     </w:pPr>
     <w:rPr>
-      <w:rFonts w:ascii="Arial" w:eastAsia="宋体" w:hAnsi="Arial" w:cs="Arial"/>
+      <w:rFonts w:ascii="Arial" w:hAnsi="Arial" w:eastAsia="宋体" w:cs="Arial"/>
       <w:snapToGrid w:val="0"/>
       <w:color w:val="000000"/>
       <w:kern w:val="0"/>
@@ -6198,11 +6315,12 @@
       <w:lang w:val="en-US" w:eastAsia="en-US" w:bidi="ar-SA"/>
     </w:rPr>
   </w:style>
-  <w:style w:type="paragraph" w:styleId="Heading1">
+  <w:style w:type="paragraph" w:styleId="2">
     <w:name w:val="heading 1"/>
-    <w:basedOn w:val="Normal"/>
-    <w:next w:val="Normal"/>
+    <w:basedOn w:val="1"/>
+    <w:next w:val="1"/>
     <w:qFormat/>
+    <w:uiPriority w:val="0"/>
     <w:pPr>
       <w:keepNext/>
       <w:keepLines/>
@@ -6220,12 +6338,13 @@
       <w:sz w:val="44"/>
     </w:rPr>
   </w:style>
-  <w:style w:type="paragraph" w:styleId="Heading2">
+  <w:style w:type="paragraph" w:styleId="3">
     <w:name w:val="heading 2"/>
-    <w:basedOn w:val="Normal"/>
-    <w:next w:val="Normal"/>
+    <w:basedOn w:val="1"/>
+    <w:next w:val="1"/>
     <w:unhideWhenUsed/>
     <w:qFormat/>
+    <w:uiPriority w:val="0"/>
     <w:pPr>
       <w:keepNext/>
       <w:keepLines/>
@@ -6238,18 +6357,19 @@
       <w:outlineLvl w:val="1"/>
     </w:pPr>
     <w:rPr>
-      <w:rFonts w:ascii="Arial" w:eastAsia="黑体" w:hAnsi="Arial"/>
+      <w:rFonts w:ascii="Arial" w:hAnsi="Arial" w:eastAsia="黑体"/>
       <w:b/>
       <w:sz w:val="32"/>
     </w:rPr>
   </w:style>
-  <w:style w:type="paragraph" w:styleId="Heading3">
+  <w:style w:type="paragraph" w:styleId="4">
     <w:name w:val="heading 3"/>
-    <w:basedOn w:val="Normal"/>
-    <w:next w:val="Normal"/>
+    <w:basedOn w:val="1"/>
+    <w:next w:val="1"/>
     <w:semiHidden/>
     <w:unhideWhenUsed/>
     <w:qFormat/>
+    <w:uiPriority w:val="0"/>
     <w:pPr>
       <w:keepNext/>
       <w:keepLines/>
@@ -6266,12 +6386,13 @@
       <w:sz w:val="32"/>
     </w:rPr>
   </w:style>
-  <w:style w:type="paragraph" w:styleId="Heading4">
+  <w:style w:type="paragraph" w:styleId="5">
     <w:name w:val="heading 4"/>
-    <w:basedOn w:val="Normal"/>
-    <w:next w:val="Normal"/>
+    <w:basedOn w:val="1"/>
+    <w:next w:val="1"/>
     <w:unhideWhenUsed/>
     <w:qFormat/>
+    <w:uiPriority w:val="0"/>
     <w:pPr>
       <w:keepNext/>
       <w:keepLines/>
@@ -6284,18 +6405,19 @@
       <w:outlineLvl w:val="3"/>
     </w:pPr>
     <w:rPr>
-      <w:rFonts w:ascii="Arial" w:eastAsia="黑体" w:hAnsi="Arial"/>
+      <w:rFonts w:ascii="Arial" w:hAnsi="Arial" w:eastAsia="黑体"/>
       <w:b/>
       <w:sz w:val="28"/>
     </w:rPr>
   </w:style>
-  <w:style w:type="paragraph" w:styleId="Heading5">
+  <w:style w:type="paragraph" w:styleId="6">
     <w:name w:val="heading 5"/>
-    <w:basedOn w:val="Normal"/>
-    <w:next w:val="Normal"/>
+    <w:basedOn w:val="1"/>
+    <w:next w:val="1"/>
     <w:semiHidden/>
     <w:unhideWhenUsed/>
     <w:qFormat/>
+    <w:uiPriority w:val="0"/>
     <w:pPr>
       <w:keepNext/>
       <w:keepLines/>
@@ -6312,13 +6434,14 @@
       <w:sz w:val="28"/>
     </w:rPr>
   </w:style>
-  <w:style w:type="paragraph" w:styleId="Heading6">
+  <w:style w:type="paragraph" w:styleId="7">
     <w:name w:val="heading 6"/>
-    <w:basedOn w:val="Normal"/>
-    <w:next w:val="Normal"/>
+    <w:basedOn w:val="1"/>
+    <w:next w:val="1"/>
     <w:semiHidden/>
     <w:unhideWhenUsed/>
     <w:qFormat/>
+    <w:uiPriority w:val="0"/>
     <w:pPr>
       <w:keepNext/>
       <w:keepLines/>
@@ -6331,18 +6454,19 @@
       <w:outlineLvl w:val="5"/>
     </w:pPr>
     <w:rPr>
-      <w:rFonts w:ascii="Arial" w:eastAsia="黑体" w:hAnsi="Arial"/>
+      <w:rFonts w:ascii="Arial" w:hAnsi="Arial" w:eastAsia="黑体"/>
       <w:b/>
       <w:sz w:val="24"/>
     </w:rPr>
   </w:style>
-  <w:style w:type="paragraph" w:styleId="Heading7">
+  <w:style w:type="paragraph" w:styleId="8">
     <w:name w:val="heading 7"/>
-    <w:basedOn w:val="Normal"/>
-    <w:next w:val="Normal"/>
+    <w:basedOn w:val="1"/>
+    <w:next w:val="1"/>
     <w:semiHidden/>
     <w:unhideWhenUsed/>
     <w:qFormat/>
+    <w:uiPriority w:val="0"/>
     <w:pPr>
       <w:keepNext/>
       <w:keepLines/>
@@ -6359,13 +6483,14 @@
       <w:sz w:val="24"/>
     </w:rPr>
   </w:style>
-  <w:style w:type="paragraph" w:styleId="Heading8">
+  <w:style w:type="paragraph" w:styleId="9">
     <w:name w:val="heading 8"/>
-    <w:basedOn w:val="Normal"/>
-    <w:next w:val="Normal"/>
+    <w:basedOn w:val="1"/>
+    <w:next w:val="1"/>
     <w:semiHidden/>
     <w:unhideWhenUsed/>
     <w:qFormat/>
+    <w:uiPriority w:val="0"/>
     <w:pPr>
       <w:keepNext/>
       <w:keepLines/>
@@ -6378,17 +6503,18 @@
       <w:outlineLvl w:val="7"/>
     </w:pPr>
     <w:rPr>
-      <w:rFonts w:ascii="Arial" w:eastAsia="黑体" w:hAnsi="Arial"/>
+      <w:rFonts w:ascii="Arial" w:hAnsi="Arial" w:eastAsia="黑体"/>
       <w:sz w:val="24"/>
     </w:rPr>
   </w:style>
-  <w:style w:type="paragraph" w:styleId="Heading9">
+  <w:style w:type="paragraph" w:styleId="10">
     <w:name w:val="heading 9"/>
-    <w:basedOn w:val="Normal"/>
-    <w:next w:val="Normal"/>
+    <w:basedOn w:val="1"/>
+    <w:next w:val="1"/>
     <w:semiHidden/>
     <w:unhideWhenUsed/>
     <w:qFormat/>
+    <w:uiPriority w:val="0"/>
     <w:pPr>
       <w:keepNext/>
       <w:keepLines/>
@@ -6401,19 +6527,21 @@
       <w:outlineLvl w:val="8"/>
     </w:pPr>
     <w:rPr>
-      <w:rFonts w:ascii="Arial" w:eastAsia="黑体" w:hAnsi="Arial"/>
+      <w:rFonts w:ascii="Arial" w:hAnsi="Arial" w:eastAsia="黑体"/>
       <w:sz w:val="21"/>
     </w:rPr>
   </w:style>
-  <w:style w:type="character" w:default="1" w:styleId="DefaultParagraphFont">
+  <w:style w:type="character" w:default="1" w:styleId="22">
     <w:name w:val="Default Paragraph Font"/>
     <w:semiHidden/>
     <w:qFormat/>
+    <w:uiPriority w:val="0"/>
   </w:style>
-  <w:style w:type="table" w:default="1" w:styleId="TableNormal">
+  <w:style w:type="table" w:default="1" w:styleId="20">
     <w:name w:val="Normal Table"/>
     <w:semiHidden/>
     <w:qFormat/>
+    <w:uiPriority w:val="0"/>
     <w:tblPr>
       <w:tblCellMar>
         <w:top w:w="0" w:type="dxa"/>
@@ -6423,39 +6551,43 @@
       </w:tblCellMar>
     </w:tblPr>
   </w:style>
-  <w:style w:type="paragraph" w:styleId="CommentText">
+  <w:style w:type="paragraph" w:styleId="11">
     <w:name w:val="annotation text"/>
-    <w:basedOn w:val="Normal"/>
+    <w:basedOn w:val="1"/>
     <w:qFormat/>
+    <w:uiPriority w:val="0"/>
     <w:pPr>
       <w:jc w:val="left"/>
     </w:pPr>
   </w:style>
-  <w:style w:type="paragraph" w:styleId="BodyText">
+  <w:style w:type="paragraph" w:styleId="12">
     <w:name w:val="Body Text"/>
-    <w:basedOn w:val="Normal"/>
+    <w:basedOn w:val="1"/>
     <w:semiHidden/>
     <w:qFormat/>
+    <w:uiPriority w:val="0"/>
     <w:rPr>
-      <w:rFonts w:ascii="Arial" w:eastAsia="Arial" w:hAnsi="Arial" w:cs="Arial"/>
+      <w:rFonts w:ascii="Arial" w:hAnsi="Arial" w:eastAsia="Arial" w:cs="Arial"/>
       <w:sz w:val="21"/>
       <w:szCs w:val="21"/>
       <w:lang w:val="en-US" w:eastAsia="en-US" w:bidi="ar-SA"/>
     </w:rPr>
   </w:style>
-  <w:style w:type="paragraph" w:styleId="TOC3">
+  <w:style w:type="paragraph" w:styleId="13">
     <w:name w:val="toc 3"/>
-    <w:basedOn w:val="Normal"/>
-    <w:next w:val="Normal"/>
+    <w:basedOn w:val="1"/>
+    <w:next w:val="1"/>
     <w:qFormat/>
+    <w:uiPriority w:val="0"/>
     <w:pPr>
       <w:ind w:left="840" w:leftChars="400"/>
     </w:pPr>
   </w:style>
-  <w:style w:type="paragraph" w:styleId="Footer">
+  <w:style w:type="paragraph" w:styleId="14">
     <w:name w:val="footer"/>
-    <w:basedOn w:val="Normal"/>
+    <w:basedOn w:val="1"/>
     <w:qFormat/>
+    <w:uiPriority w:val="0"/>
     <w:pPr>
       <w:tabs>
         <w:tab w:val="center" w:pos="4153"/>
@@ -6468,16 +6600,17 @@
       <w:sz w:val="18"/>
     </w:rPr>
   </w:style>
-  <w:style w:type="paragraph" w:styleId="Header">
+  <w:style w:type="paragraph" w:styleId="15">
     <w:name w:val="header"/>
-    <w:basedOn w:val="Normal"/>
+    <w:basedOn w:val="1"/>
     <w:qFormat/>
+    <w:uiPriority w:val="0"/>
     <w:pPr>
       <w:pBdr>
-        <w:top w:val="nil"/>
-        <w:left w:val="nil"/>
-        <w:bottom w:val="nil"/>
-        <w:right w:val="nil"/>
+        <w:top w:val="none" w:color="auto" w:sz="0" w:space="0"/>
+        <w:left w:val="none" w:color="auto" w:sz="0" w:space="0"/>
+        <w:bottom w:val="none" w:color="auto" w:sz="0" w:space="0"/>
+        <w:right w:val="none" w:color="auto" w:sz="0" w:space="0"/>
       </w:pBdr>
       <w:tabs>
         <w:tab w:val="center" w:pos="4153"/>
@@ -6492,37 +6625,41 @@
       <w:sz w:val="18"/>
     </w:rPr>
   </w:style>
-  <w:style w:type="paragraph" w:styleId="TOC1">
+  <w:style w:type="paragraph" w:styleId="16">
     <w:name w:val="toc 1"/>
-    <w:basedOn w:val="Normal"/>
-    <w:next w:val="Normal"/>
+    <w:basedOn w:val="1"/>
+    <w:next w:val="1"/>
     <w:qFormat/>
+    <w:uiPriority w:val="0"/>
     <w:rPr>
-      <w:rFonts w:ascii="Arial" w:eastAsia="Microsoft JhengHei" w:hAnsi="Arial"/>
+      <w:rFonts w:ascii="Arial" w:hAnsi="Arial" w:eastAsia="Microsoft JhengHei"/>
       <w:sz w:val="24"/>
     </w:rPr>
   </w:style>
-  <w:style w:type="paragraph" w:styleId="TOC2">
+  <w:style w:type="paragraph" w:styleId="17">
     <w:name w:val="toc 2"/>
-    <w:basedOn w:val="Normal"/>
-    <w:next w:val="Normal"/>
+    <w:basedOn w:val="1"/>
+    <w:next w:val="1"/>
     <w:qFormat/>
+    <w:uiPriority w:val="0"/>
     <w:pPr>
       <w:ind w:left="420" w:leftChars="200"/>
     </w:pPr>
   </w:style>
-  <w:style w:type="paragraph" w:styleId="NormalWeb">
+  <w:style w:type="paragraph" w:styleId="18">
     <w:name w:val="Normal (Web)"/>
-    <w:basedOn w:val="Normal"/>
+    <w:basedOn w:val="1"/>
     <w:qFormat/>
+    <w:uiPriority w:val="0"/>
     <w:rPr>
       <w:sz w:val="24"/>
     </w:rPr>
   </w:style>
-  <w:style w:type="paragraph" w:styleId="Title">
+  <w:style w:type="paragraph" w:styleId="19">
     <w:name w:val="Title"/>
-    <w:basedOn w:val="Normal"/>
+    <w:basedOn w:val="1"/>
     <w:qFormat/>
+    <w:uiPriority w:val="0"/>
     <w:pPr>
       <w:spacing w:before="240" w:beforeLines="0" w:beforeAutospacing="0" w:after="60" w:afterLines="0" w:afterAutospacing="0"/>
       <w:jc w:val="center"/>
@@ -6534,38 +6671,41 @@
       <w:sz w:val="32"/>
     </w:rPr>
   </w:style>
-  <w:style w:type="table" w:styleId="TableGrid">
+  <w:style w:type="table" w:styleId="21">
     <w:name w:val="Table Grid"/>
-    <w:basedOn w:val="TableNormal"/>
+    <w:basedOn w:val="20"/>
     <w:qFormat/>
+    <w:uiPriority w:val="0"/>
     <w:pPr>
       <w:widowControl w:val="0"/>
       <w:jc w:val="both"/>
     </w:pPr>
     <w:tblPr>
       <w:tblBorders>
-        <w:top w:val="single" w:sz="4" w:space="0" w:color="auto"/>
-        <w:left w:val="single" w:sz="4" w:space="0" w:color="auto"/>
-        <w:bottom w:val="single" w:sz="4" w:space="0" w:color="auto"/>
-        <w:right w:val="single" w:sz="4" w:space="0" w:color="auto"/>
-        <w:insideH w:val="single" w:sz="4" w:space="0" w:color="auto"/>
-        <w:insideV w:val="single" w:sz="4" w:space="0" w:color="auto"/>
+        <w:top w:val="single" w:color="auto" w:sz="4" w:space="0"/>
+        <w:left w:val="single" w:color="auto" w:sz="4" w:space="0"/>
+        <w:bottom w:val="single" w:color="auto" w:sz="4" w:space="0"/>
+        <w:right w:val="single" w:color="auto" w:sz="4" w:space="0"/>
+        <w:insideH w:val="single" w:color="auto" w:sz="4" w:space="0"/>
+        <w:insideV w:val="single" w:color="auto" w:sz="4" w:space="0"/>
       </w:tblBorders>
     </w:tblPr>
   </w:style>
-  <w:style w:type="character" w:styleId="Strong">
+  <w:style w:type="character" w:styleId="23">
     <w:name w:val="Strong"/>
-    <w:basedOn w:val="DefaultParagraphFont"/>
+    <w:basedOn w:val="22"/>
     <w:qFormat/>
+    <w:uiPriority w:val="0"/>
     <w:rPr>
       <w:b/>
     </w:rPr>
   </w:style>
-  <w:style w:type="table" w:customStyle="1" w:styleId="TableNormal0">
+  <w:style w:type="table" w:customStyle="1" w:styleId="24">
     <w:name w:val="Table Normal_0"/>
     <w:semiHidden/>
     <w:unhideWhenUsed/>
     <w:qFormat/>
+    <w:uiPriority w:val="0"/>
     <w:tblPr>
       <w:tblCellMar>
         <w:top w:w="0" w:type="dxa"/>
@@ -6575,81 +6715,87 @@
       </w:tblCellMar>
     </w:tblPr>
   </w:style>
-  <w:style w:type="paragraph" w:customStyle="1" w:styleId="TableText">
+  <w:style w:type="paragraph" w:customStyle="1" w:styleId="25">
     <w:name w:val="Table Text"/>
-    <w:basedOn w:val="Normal"/>
+    <w:basedOn w:val="1"/>
     <w:semiHidden/>
     <w:qFormat/>
+    <w:uiPriority w:val="0"/>
     <w:rPr>
-      <w:rFonts w:ascii="宋体" w:eastAsia="宋体" w:hAnsi="宋体" w:cs="宋体"/>
+      <w:rFonts w:ascii="宋体" w:hAnsi="宋体" w:eastAsia="宋体" w:cs="宋体"/>
       <w:sz w:val="21"/>
       <w:szCs w:val="21"/>
       <w:lang w:val="en-US" w:eastAsia="en-US" w:bidi="ar-SA"/>
     </w:rPr>
   </w:style>
-  <w:style w:type="paragraph" w:customStyle="1" w:styleId="1">
+  <w:style w:type="paragraph" w:customStyle="1" w:styleId="26">
     <w:name w:val="柴_标题1"/>
-    <w:basedOn w:val="Heading1"/>
-    <w:next w:val="a"/>
-    <w:link w:val="1Char"/>
+    <w:basedOn w:val="2"/>
+    <w:next w:val="27"/>
+    <w:link w:val="38"/>
     <w:qFormat/>
+    <w:uiPriority w:val="0"/>
     <w:pPr>
       <w:spacing w:before="100" w:after="90" w:line="360" w:lineRule="auto"/>
     </w:pPr>
     <w:rPr>
-      <w:rFonts w:ascii="Arial" w:eastAsia="宋体" w:hAnsi="Arial"/>
+      <w:rFonts w:ascii="Arial" w:hAnsi="Arial" w:eastAsia="宋体"/>
       <w:sz w:val="32"/>
     </w:rPr>
   </w:style>
-  <w:style w:type="paragraph" w:customStyle="1" w:styleId="a">
+  <w:style w:type="paragraph" w:customStyle="1" w:styleId="27">
     <w:name w:val="柴_正文"/>
-    <w:basedOn w:val="BodyText"/>
-    <w:link w:val="Char"/>
+    <w:basedOn w:val="12"/>
+    <w:link w:val="41"/>
     <w:qFormat/>
+    <w:uiPriority w:val="0"/>
     <w:pPr>
       <w:spacing w:line="360" w:lineRule="auto"/>
       <w:ind w:firstLine="470" w:firstLineChars="200"/>
     </w:pPr>
     <w:rPr>
-      <w:rFonts w:ascii="Arial" w:eastAsia="宋体" w:hAnsi="Arial"/>
+      <w:rFonts w:ascii="Arial" w:hAnsi="Arial" w:eastAsia="宋体"/>
       <w:sz w:val="24"/>
       <w:lang w:eastAsia="zh-CN"/>
     </w:rPr>
   </w:style>
-  <w:style w:type="paragraph" w:customStyle="1" w:styleId="2">
+  <w:style w:type="paragraph" w:customStyle="1" w:styleId="28">
     <w:name w:val="柴_标题2"/>
-    <w:basedOn w:val="Heading2"/>
-    <w:next w:val="a"/>
+    <w:basedOn w:val="3"/>
+    <w:next w:val="27"/>
     <w:qFormat/>
+    <w:uiPriority w:val="0"/>
     <w:pPr>
       <w:spacing w:line="360" w:lineRule="auto"/>
     </w:pPr>
     <w:rPr>
-      <w:rFonts w:ascii="Arial" w:eastAsia="宋体" w:hAnsi="Arial"/>
+      <w:rFonts w:ascii="Arial" w:hAnsi="Arial" w:eastAsia="宋体"/>
       <w:sz w:val="28"/>
     </w:rPr>
   </w:style>
-  <w:style w:type="paragraph" w:customStyle="1" w:styleId="3">
+  <w:style w:type="paragraph" w:customStyle="1" w:styleId="29">
     <w:name w:val="柴_标题3"/>
-    <w:basedOn w:val="Heading3"/>
-    <w:next w:val="a"/>
+    <w:basedOn w:val="4"/>
+    <w:next w:val="27"/>
     <w:qFormat/>
+    <w:uiPriority w:val="0"/>
     <w:pPr>
       <w:spacing w:line="360" w:lineRule="auto"/>
       <w:ind w:left="0" w:firstLine="472" w:firstLineChars="200"/>
     </w:pPr>
     <w:rPr>
-      <w:rFonts w:ascii="宋体" w:eastAsia="宋体" w:hAnsi="宋体" w:cs="宋体"/>
+      <w:rFonts w:ascii="宋体" w:hAnsi="宋体" w:eastAsia="宋体" w:cs="宋体"/>
       <w:spacing w:val="-2"/>
       <w:sz w:val="24"/>
       <w:szCs w:val="24"/>
     </w:rPr>
   </w:style>
-  <w:style w:type="paragraph" w:customStyle="1" w:styleId="a0">
+  <w:style w:type="paragraph" w:customStyle="1" w:styleId="30">
     <w:name w:val="柴_目录"/>
-    <w:basedOn w:val="Normal"/>
-    <w:next w:val="BodyText"/>
+    <w:basedOn w:val="1"/>
+    <w:next w:val="12"/>
     <w:qFormat/>
+    <w:uiPriority w:val="0"/>
     <w:pPr>
       <w:tabs>
         <w:tab w:val="right" w:leader="dot" w:pos="8442"/>
@@ -6657,89 +6803,96 @@
       <w:ind w:left="0" w:leftChars="0"/>
     </w:pPr>
     <w:rPr>
-      <w:rFonts w:ascii="Arial" w:eastAsia="Microsoft JhengHei" w:hAnsi="Arial"/>
+      <w:rFonts w:ascii="Arial" w:hAnsi="Arial" w:eastAsia="Microsoft JhengHei"/>
       <w:sz w:val="24"/>
     </w:rPr>
   </w:style>
-  <w:style w:type="paragraph" w:customStyle="1" w:styleId="a1">
+  <w:style w:type="paragraph" w:customStyle="1" w:styleId="31">
     <w:name w:val="柴_公司名"/>
-    <w:basedOn w:val="Title"/>
+    <w:basedOn w:val="19"/>
     <w:qFormat/>
+    <w:uiPriority w:val="0"/>
     <w:pPr>
       <w:spacing w:after="600" w:afterLines="600"/>
     </w:pPr>
     <w:rPr>
-      <w:rFonts w:ascii="宋体" w:eastAsia="宋体" w:hAnsi="宋体" w:cs="宋体" w:hint="eastAsia"/>
+      <w:rFonts w:hint="eastAsia" w:ascii="宋体" w:hAnsi="宋体" w:eastAsia="宋体" w:cs="宋体"/>
       <w:bCs/>
       <w:spacing w:val="-6"/>
       <w:sz w:val="52"/>
       <w:szCs w:val="52"/>
     </w:rPr>
   </w:style>
-  <w:style w:type="paragraph" w:customStyle="1" w:styleId="a2">
+  <w:style w:type="paragraph" w:customStyle="1" w:styleId="32">
     <w:name w:val="柴_文档名"/>
-    <w:basedOn w:val="Title"/>
+    <w:basedOn w:val="19"/>
     <w:qFormat/>
+    <w:uiPriority w:val="0"/>
     <w:pPr>
       <w:spacing w:after="900" w:afterLines="900"/>
     </w:pPr>
     <w:rPr>
-      <w:rFonts w:ascii="黑体" w:eastAsia="黑体" w:hAnsi="黑体" w:cs="黑体"/>
+      <w:rFonts w:ascii="黑体" w:hAnsi="黑体" w:eastAsia="黑体" w:cs="黑体"/>
       <w:bCs/>
       <w:spacing w:val="-7"/>
       <w:sz w:val="52"/>
       <w:szCs w:val="52"/>
     </w:rPr>
   </w:style>
-  <w:style w:type="paragraph" w:customStyle="1" w:styleId="WPSOffice1">
+  <w:style w:type="paragraph" w:customStyle="1" w:styleId="33">
     <w:name w:val="WPSOffice手动目录 1"/>
     <w:qFormat/>
+    <w:uiPriority w:val="0"/>
     <w:pPr>
       <w:ind w:leftChars="0"/>
     </w:pPr>
     <w:rPr>
-      <w:rFonts w:ascii="Times New Roman" w:eastAsia="宋体" w:hAnsi="Times New Roman" w:cs="Times New Roman"/>
+      <w:rFonts w:ascii="Times New Roman" w:hAnsi="Times New Roman" w:eastAsia="宋体" w:cs="Times New Roman"/>
       <w:sz w:val="20"/>
       <w:szCs w:val="20"/>
     </w:rPr>
   </w:style>
-  <w:style w:type="paragraph" w:customStyle="1" w:styleId="WPSOffice2">
+  <w:style w:type="paragraph" w:customStyle="1" w:styleId="34">
     <w:name w:val="WPSOffice手动目录 2"/>
     <w:qFormat/>
+    <w:uiPriority w:val="0"/>
     <w:pPr>
       <w:ind w:leftChars="200"/>
     </w:pPr>
     <w:rPr>
-      <w:rFonts w:ascii="Times New Roman" w:eastAsia="宋体" w:hAnsi="Times New Roman" w:cs="Times New Roman"/>
+      <w:rFonts w:ascii="Times New Roman" w:hAnsi="Times New Roman" w:eastAsia="宋体" w:cs="Times New Roman"/>
       <w:sz w:val="20"/>
       <w:szCs w:val="20"/>
     </w:rPr>
   </w:style>
-  <w:style w:type="paragraph" w:customStyle="1" w:styleId="WPSOffice3">
+  <w:style w:type="paragraph" w:customStyle="1" w:styleId="35">
     <w:name w:val="WPSOffice手动目录 3"/>
     <w:qFormat/>
+    <w:uiPriority w:val="0"/>
     <w:pPr>
       <w:ind w:leftChars="400"/>
     </w:pPr>
     <w:rPr>
-      <w:rFonts w:ascii="Times New Roman" w:eastAsia="宋体" w:hAnsi="Times New Roman" w:cs="Times New Roman"/>
+      <w:rFonts w:ascii="Times New Roman" w:hAnsi="Times New Roman" w:eastAsia="宋体" w:cs="Times New Roman"/>
       <w:sz w:val="20"/>
       <w:szCs w:val="20"/>
     </w:rPr>
   </w:style>
-  <w:style w:type="paragraph" w:customStyle="1" w:styleId="Compact">
+  <w:style w:type="paragraph" w:customStyle="1" w:styleId="36">
     <w:name w:val="Compact"/>
-    <w:basedOn w:val="BodyText"/>
+    <w:basedOn w:val="12"/>
     <w:qFormat/>
+    <w:uiPriority w:val="0"/>
     <w:pPr>
       <w:spacing w:before="36" w:after="36"/>
     </w:pPr>
   </w:style>
-  <w:style w:type="table" w:customStyle="1" w:styleId="Table">
+  <w:style w:type="table" w:customStyle="1" w:styleId="37">
     <w:name w:val="Table"/>
     <w:semiHidden/>
     <w:unhideWhenUsed/>
     <w:qFormat/>
+    <w:uiPriority w:val="0"/>
     <w:tblPr>
       <w:tblCellMar>
         <w:top w:w="0" w:type="dxa"/>
@@ -6751,25 +6904,27 @@
     <w:tblStylePr w:type="firstRow">
       <w:tcPr>
         <w:tcBorders>
-          <w:bottom w:val="single" w:sz="0" w:space="0" w:color="auto"/>
+          <w:bottom w:val="single" w:color="auto" w:sz="0" w:space="0"/>
         </w:tcBorders>
         <w:vAlign w:val="bottom"/>
       </w:tcPr>
     </w:tblStylePr>
   </w:style>
-  <w:style w:type="character" w:customStyle="1" w:styleId="1Char">
+  <w:style w:type="character" w:customStyle="1" w:styleId="38">
     <w:name w:val="柴_标题1 Char"/>
-    <w:link w:val="1"/>
+    <w:link w:val="26"/>
     <w:qFormat/>
+    <w:uiPriority w:val="0"/>
     <w:rPr>
-      <w:rFonts w:ascii="Arial" w:eastAsia="宋体" w:hAnsi="Arial"/>
+      <w:rFonts w:ascii="Arial" w:hAnsi="Arial" w:eastAsia="宋体"/>
       <w:sz w:val="32"/>
     </w:rPr>
   </w:style>
-  <w:style w:type="paragraph" w:customStyle="1" w:styleId="a3">
+  <w:style w:type="paragraph" w:customStyle="1" w:styleId="39">
     <w:name w:val="柴_正文_无缩进"/>
-    <w:basedOn w:val="Normal"/>
+    <w:basedOn w:val="1"/>
     <w:qFormat/>
+    <w:uiPriority w:val="0"/>
     <w:pPr>
       <w:ind w:firstLine="0" w:firstLineChars="0"/>
     </w:pPr>
@@ -6779,38 +6934,41 @@
       <w:lang w:eastAsia="zh-CN"/>
     </w:rPr>
   </w:style>
-  <w:style w:type="paragraph" w:customStyle="1" w:styleId="4">
+  <w:style w:type="paragraph" w:customStyle="1" w:styleId="40">
     <w:name w:val="柴_标题4"/>
-    <w:basedOn w:val="Heading4"/>
-    <w:next w:val="Normal"/>
+    <w:basedOn w:val="5"/>
+    <w:next w:val="1"/>
     <w:qFormat/>
+    <w:uiPriority w:val="0"/>
     <w:pPr>
       <w:widowControl w:val="0"/>
       <w:spacing w:before="160" w:line="360" w:lineRule="auto"/>
-      <w:ind w:left="981" w:hanging="862" w:leftChars="300"/>
+      <w:ind w:left="981" w:leftChars="300" w:hanging="862"/>
     </w:pPr>
     <w:rPr>
-      <w:rFonts w:ascii="Calibri" w:eastAsia="宋体" w:hAnsi="Calibri" w:cs="宋体" w:hint="eastAsia"/>
+      <w:rFonts w:hint="eastAsia" w:ascii="Calibri" w:hAnsi="Calibri" w:eastAsia="宋体" w:cs="宋体"/>
       <w:sz w:val="24"/>
       <w:szCs w:val="24"/>
       <w:lang w:eastAsia="zh-CN" w:bidi="zh-CN"/>
     </w:rPr>
   </w:style>
-  <w:style w:type="character" w:customStyle="1" w:styleId="Char">
+  <w:style w:type="character" w:customStyle="1" w:styleId="41">
     <w:name w:val="柴_正文 Char"/>
-    <w:link w:val="a"/>
+    <w:link w:val="27"/>
     <w:qFormat/>
+    <w:uiPriority w:val="0"/>
     <w:rPr>
-      <w:rFonts w:ascii="Arial" w:eastAsia="宋体" w:hAnsi="Arial"/>
+      <w:rFonts w:ascii="Arial" w:hAnsi="Arial" w:eastAsia="宋体"/>
       <w:sz w:val="24"/>
       <w:lang w:eastAsia="zh-CN"/>
     </w:rPr>
   </w:style>
-  <w:style w:type="table" w:customStyle="1" w:styleId="TableNormal1">
+  <w:style w:type="table" w:customStyle="1" w:styleId="42">
     <w:name w:val="Table Normal_1"/>
     <w:semiHidden/>
     <w:unhideWhenUsed/>
     <w:qFormat/>
+    <w:uiPriority w:val="0"/>
     <w:tblPr>
       <w:tblCellMar>
         <w:top w:w="0" w:type="dxa"/>
@@ -6820,11 +6978,12 @@
       </w:tblCellMar>
     </w:tblPr>
   </w:style>
-  <w:style w:type="table" w:customStyle="1" w:styleId="TableNormal2">
+  <w:style w:type="table" w:customStyle="1" w:styleId="43">
     <w:name w:val="Table Normal_2"/>
     <w:semiHidden/>
     <w:unhideWhenUsed/>
     <w:qFormat/>
+    <w:uiPriority w:val="0"/>
     <w:tblPr>
       <w:tblCellMar>
         <w:top w:w="0" w:type="dxa"/>
